--- a/핸드오버_데이터_점검_보고.docx
+++ b/핸드오버_데이터_점검_보고.docx
@@ -56,7 +56,7 @@
         <w:t xml:space="preserve">trackingcsv/new</w:t>
       </w:r>
       <w:r>
-        <w:t xml:space="preserve"> 26개 세션, 10,461행 (2026-08-04 ~ 2026-10-04 수집)</w:t>
+        <w:t xml:space="preserve"> 28개 세션, 11,178행 (2026-08-04 ~ 2026-10-15 수집)</w:t>
       </w:r>
     </w:p>
     <w:p>
@@ -123,7 +123,7 @@
         <w:t xml:space="preserve">데이터 정합성:</w:t>
       </w:r>
       <w:r>
-        <w:t xml:space="preserve"> 앱에 기록된 핸드오버·핑퐁 표시는 원본 셀 변화와 모두 일치했습니다. 측정 경로에서 서비스가 끊긴 음영 구간은 확인되지 않았습니다. 9/27 차량 세션에서 "터널 구간"과 "데이터가 빈 구간"의 시점이 어긋나 보였던 것은, 두 현상의 원인이 서로 다르기 때문입니다. 터널에서는 GPS가 끊겼고, 데이터가 빈 구간은 단말이 일정 시간 동안 SINR을 보고하지 않는 상태에 들어가서 생겼습니다.</w:t>
+        <w:t xml:space="preserve"> 앱에 기록된 핸드오버·핑퐁 표시는 원본 셀 변화와 모두 일치했습니다. 측정 경로에서 서비스가 끊긴 음영 구간은 확인되지 않았습니다. 9/27 차량 세션에서 "터널 구간"과 "데이터가 빈 구간"의 시점이 어긋나 보였던 것은, 두 현상의 원인이 서로 다르기 때문입니다. 터널에서는 GPS가 끊겼고, 데이터가 빈 구간은 단말이 일정 시간 동안 SINR을 보고하지 않는 상태에 들어가서 생겼습니다. 10/15 집에서 측정한 두 세션으로 이 현상을 같은 장소·같은 셀·같은 트래픽 조건에서 다시 확인하였습니다.</w:t>
       </w:r>
     </w:p>
     <w:p>
@@ -142,7 +142,7 @@
         <w:t xml:space="preserve">핸드오버 개수:</w:t>
       </w:r>
       <w:r>
-        <w:t xml:space="preserve"> 원본 1,806건, 핑퐁 299건입니다. 기존 리포트의 1,794건과 차이 나는 12건은 정차 구간을 제외하면서 빠진 것으로, 데이터 오류는 아닙니다.</w:t>
+        <w:t xml:space="preserve"> 원본 1,806건, 핑퐁 299건입니다. 기존 리포트의 1,794건과 차이 나는 12건은 정차 구간을 제외하면서 빠진 것으로, 데이터 오류는 아닙니다. 10/15 집 측정 두 세션은 핸드오버가 0건이었습니다.</w:t>
       </w:r>
     </w:p>
     <w:p>
@@ -180,7 +180,19 @@
         <w:t xml:space="preserve">판단:</w:t>
       </w:r>
       <w:r>
-        <w:t xml:space="preserve"> 신호가 양호한 상태에서의 핸드오버와 핑퐁은 신호 이득 없이 비용만 발생시키므로, 줄이는 것이 타당하다고 판단합니다.</w:t>
+        <w:t xml:space="preserve"> 신호가 양호한 상태에서의 핸드오버와 핑퐁은 신호 이득 없이 비용만 발생시키므로, 줄이는 것이 타당하다고 판단합니다. 이를 위한 알고리즘·모델 연구 방향은 별도 문서(</w:t>
+      </w:r>
+      <w:r>
+        <w:rPr>
+          <w:color w:val="444444"/>
+          <w:sz w:val="18"/>
+          <w:szCs w:val="18"/>
+          <w:rFonts w:ascii="Consolas" w:cs="Consolas" w:eastAsia="Consolas" w:hAnsi="Consolas"/>
+        </w:rPr>
+        <w:t xml:space="preserve">핸드오버_AI_연구방향.md</w:t>
+      </w:r>
+      <w:r>
+        <w:t xml:space="preserve">)로 정리하였습니다.</w:t>
       </w:r>
     </w:p>
     <w:p>
@@ -224,8 +236,8 @@
         </w:tblBorders>
       </w:tblPr>
       <w:tblGrid>
-        <w:gridCol w:w="6324"/>
-        <w:gridCol w:w="3314"/>
+        <w:gridCol w:w="5397"/>
+        <w:gridCol w:w="4241"/>
       </w:tblGrid>
       <w:tr>
         <w:trPr>
@@ -233,7 +245,7 @@
         </w:trPr>
         <w:tc>
           <w:tcPr>
-            <w:tcW w:type="dxa" w:w="6324"/>
+            <w:tcW w:type="dxa" w:w="5397"/>
             <w:tcBorders>
               <w:top w:val="single" w:color="B0B0B0" w:sz="4"/>
               <w:left w:val="single" w:color="B0B0B0" w:sz="4"/>
@@ -262,7 +274,7 @@
         </w:tc>
         <w:tc>
           <w:tcPr>
-            <w:tcW w:type="dxa" w:w="3314"/>
+            <w:tcW w:type="dxa" w:w="4241"/>
             <w:tcBorders>
               <w:top w:val="single" w:color="B0B0B0" w:sz="4"/>
               <w:left w:val="single" w:color="B0B0B0" w:sz="4"/>
@@ -296,7 +308,7 @@
         </w:trPr>
         <w:tc>
           <w:tcPr>
-            <w:tcW w:type="dxa" w:w="6324"/>
+            <w:tcW w:type="dxa" w:w="5397"/>
             <w:tcBorders>
               <w:top w:val="single" w:color="B0B0B0" w:sz="4"/>
               <w:left w:val="single" w:color="B0B0B0" w:sz="4"/>
@@ -331,7 +343,7 @@
         </w:tc>
         <w:tc>
           <w:tcPr>
-            <w:tcW w:type="dxa" w:w="3314"/>
+            <w:tcW w:type="dxa" w:w="4241"/>
             <w:tcBorders>
               <w:top w:val="single" w:color="B0B0B0" w:sz="4"/>
               <w:left w:val="single" w:color="B0B0B0" w:sz="4"/>
@@ -362,7 +374,7 @@
         </w:trPr>
         <w:tc>
           <w:tcPr>
-            <w:tcW w:type="dxa" w:w="6324"/>
+            <w:tcW w:type="dxa" w:w="5397"/>
             <w:tcBorders>
               <w:top w:val="single" w:color="B0B0B0" w:sz="4"/>
               <w:left w:val="single" w:color="B0B0B0" w:sz="4"/>
@@ -397,7 +409,7 @@
         </w:tc>
         <w:tc>
           <w:tcPr>
-            <w:tcW w:type="dxa" w:w="3314"/>
+            <w:tcW w:type="dxa" w:w="4241"/>
             <w:tcBorders>
               <w:top w:val="single" w:color="B0B0B0" w:sz="4"/>
               <w:left w:val="single" w:color="B0B0B0" w:sz="4"/>
@@ -428,7 +440,7 @@
         </w:trPr>
         <w:tc>
           <w:tcPr>
-            <w:tcW w:type="dxa" w:w="6324"/>
+            <w:tcW w:type="dxa" w:w="5397"/>
             <w:tcBorders>
               <w:top w:val="single" w:color="B0B0B0" w:sz="4"/>
               <w:left w:val="single" w:color="B0B0B0" w:sz="4"/>
@@ -470,7 +482,7 @@
         </w:tc>
         <w:tc>
           <w:tcPr>
-            <w:tcW w:type="dxa" w:w="3314"/>
+            <w:tcW w:type="dxa" w:w="4241"/>
             <w:tcBorders>
               <w:top w:val="single" w:color="B0B0B0" w:sz="4"/>
               <w:left w:val="single" w:color="B0B0B0" w:sz="4"/>
@@ -501,7 +513,7 @@
         </w:trPr>
         <w:tc>
           <w:tcPr>
-            <w:tcW w:type="dxa" w:w="6324"/>
+            <w:tcW w:type="dxa" w:w="5397"/>
             <w:tcBorders>
               <w:top w:val="single" w:color="B0B0B0" w:sz="4"/>
               <w:left w:val="single" w:color="B0B0B0" w:sz="4"/>
@@ -527,7 +539,7 @@
         </w:tc>
         <w:tc>
           <w:tcPr>
-            <w:tcW w:type="dxa" w:w="3314"/>
+            <w:tcW w:type="dxa" w:w="4241"/>
             <w:tcBorders>
               <w:top w:val="single" w:color="B0B0B0" w:sz="4"/>
               <w:left w:val="single" w:color="B0B0B0" w:sz="4"/>
@@ -558,7 +570,7 @@
         </w:trPr>
         <w:tc>
           <w:tcPr>
-            <w:tcW w:type="dxa" w:w="6324"/>
+            <w:tcW w:type="dxa" w:w="5397"/>
             <w:tcBorders>
               <w:top w:val="single" w:color="B0B0B0" w:sz="4"/>
               <w:left w:val="single" w:color="B0B0B0" w:sz="4"/>
@@ -584,7 +596,7 @@
         </w:tc>
         <w:tc>
           <w:tcPr>
-            <w:tcW w:type="dxa" w:w="3314"/>
+            <w:tcW w:type="dxa" w:w="4241"/>
             <w:tcBorders>
               <w:top w:val="single" w:color="B0B0B0" w:sz="4"/>
               <w:left w:val="single" w:color="B0B0B0" w:sz="4"/>
@@ -615,7 +627,7 @@
         </w:trPr>
         <w:tc>
           <w:tcPr>
-            <w:tcW w:type="dxa" w:w="6324"/>
+            <w:tcW w:type="dxa" w:w="5397"/>
             <w:tcBorders>
               <w:top w:val="single" w:color="B0B0B0" w:sz="4"/>
               <w:left w:val="single" w:color="B0B0B0" w:sz="4"/>
@@ -641,7 +653,7 @@
         </w:tc>
         <w:tc>
           <w:tcPr>
-            <w:tcW w:type="dxa" w:w="3314"/>
+            <w:tcW w:type="dxa" w:w="4241"/>
             <w:tcBorders>
               <w:top w:val="single" w:color="B0B0B0" w:sz="4"/>
               <w:left w:val="single" w:color="B0B0B0" w:sz="4"/>
@@ -687,7 +699,7 @@
     </w:p>
     <w:p>
       <w:r>
-        <w:t xml:space="preserve">앱은 서빙셀이 없으면 RSRP를 빈칸으로 기록하도록 구현되어 있습니다. 그런데 전체 10,461행 중 RSRP 빈칸은 0건이었습니다. 최저값도 −122 dBm이었고, −110 dBm 이하는 34행(0.3%)뿐이었습니다. 지연 측정(RTT)도 세션 중간에 실패한 적이 없었습니다. 8/4·8/16 세션은 RTT 항목이 없는 이전 버전 앱으로 수집하였습니다. 나머지 세션의 RTT 빈칸 1,043건은 측정이 꺼져 있던 2개 세션(9/9, 9/14)과 각 세션 시작 직후 2행에서 나왔습니다.</w:t>
+        <w:t xml:space="preserve">앱은 서빙셀이 없으면 RSRP를 빈칸으로 기록하도록 구현되어 있습니다. 그런데 전체 11,178행 중 RSRP 빈칸은 0건이었습니다. 최저값도 −122 dBm이었고, −110 dBm 이하는 34행(0.3%)뿐이었습니다. 지연 측정(RTT)도 세션 중간에 실패한 적이 없었습니다. 8/4·8/16 세션은 RTT 항목이 없는 이전 버전 앱으로 수집하였습니다. 나머지 세션의 RTT 빈칸 1,047건은 측정이 꺼져 있던 2개 세션(9/9, 9/14)과 각 세션 시작 직후 2행에서 나왔습니다.</w:t>
       </w:r>
     </w:p>
     <w:p>
@@ -718,7 +730,7 @@
           <w:b/>
           <w:bCs/>
         </w:rPr>
-        <w:t xml:space="preserve">값이 갱신되지 않은 행(1,440행, 13.8%):</w:t>
+        <w:t xml:space="preserve">값이 갱신되지 않은 행(1,593행, 14.3%):</w:t>
       </w:r>
       <w:r>
         <w:t xml:space="preserve"> 셀 정보의 나이(</w:t>
@@ -733,7 +745,7 @@
         <w:t xml:space="preserve">cell_info_age_ms</w:t>
       </w:r>
       <w:r>
-        <w:t xml:space="preserve">)가 8초를 넘는 행은 99%가 직전 행과 값이 똑같았습니다. 단말이 새로 측정하지 않고 이전 값을 다시 준 것이므로, 이후 분석에서는 제외하였습니다. 도보 세션에서 이 비율이 40%로 특히 높았습니다.</w:t>
+        <w:t xml:space="preserve">)가 8초를 넘는 행은 99%가 직전 행과 값이 똑같았습니다. 단말이 새로 측정하지 않고 이전 값을 다시 준 것이므로, 이후 분석에서는 제외하였습니다. 도보 세션에서 이 비율이 40%로 특히 높았고, 10/15 집 첫 세션도 33%였습니다.</w:t>
       </w:r>
     </w:p>
     <w:p>
@@ -793,13 +805,13 @@
         </w:tblBorders>
       </w:tblPr>
       <w:tblGrid>
-        <w:gridCol w:w="1511"/>
-        <w:gridCol w:w="1984"/>
-        <w:gridCol w:w="661"/>
-        <w:gridCol w:w="1606"/>
-        <w:gridCol w:w="1039"/>
-        <w:gridCol w:w="944"/>
-        <w:gridCol w:w="1893"/>
+        <w:gridCol w:w="1482"/>
+        <w:gridCol w:w="1946"/>
+        <w:gridCol w:w="834"/>
+        <w:gridCol w:w="1575"/>
+        <w:gridCol w:w="1019"/>
+        <w:gridCol w:w="926"/>
+        <w:gridCol w:w="1856"/>
       </w:tblGrid>
       <w:tr>
         <w:trPr>
@@ -807,7 +819,7 @@
         </w:trPr>
         <w:tc>
           <w:tcPr>
-            <w:tcW w:type="dxa" w:w="1511"/>
+            <w:tcW w:type="dxa" w:w="1482"/>
             <w:tcBorders>
               <w:top w:val="single" w:color="B0B0B0" w:sz="4"/>
               <w:left w:val="single" w:color="B0B0B0" w:sz="4"/>
@@ -836,7 +848,7 @@
         </w:tc>
         <w:tc>
           <w:tcPr>
-            <w:tcW w:type="dxa" w:w="1984"/>
+            <w:tcW w:type="dxa" w:w="1946"/>
             <w:tcBorders>
               <w:top w:val="single" w:color="B0B0B0" w:sz="4"/>
               <w:left w:val="single" w:color="B0B0B0" w:sz="4"/>
@@ -865,7 +877,7 @@
         </w:tc>
         <w:tc>
           <w:tcPr>
-            <w:tcW w:type="dxa" w:w="661"/>
+            <w:tcW w:type="dxa" w:w="834"/>
             <w:tcBorders>
               <w:top w:val="single" w:color="B0B0B0" w:sz="4"/>
               <w:left w:val="single" w:color="B0B0B0" w:sz="4"/>
@@ -894,7 +906,7 @@
         </w:tc>
         <w:tc>
           <w:tcPr>
-            <w:tcW w:type="dxa" w:w="1606"/>
+            <w:tcW w:type="dxa" w:w="1575"/>
             <w:tcBorders>
               <w:top w:val="single" w:color="B0B0B0" w:sz="4"/>
               <w:left w:val="single" w:color="B0B0B0" w:sz="4"/>
@@ -923,7 +935,7 @@
         </w:tc>
         <w:tc>
           <w:tcPr>
-            <w:tcW w:type="dxa" w:w="1039"/>
+            <w:tcW w:type="dxa" w:w="1019"/>
             <w:tcBorders>
               <w:top w:val="single" w:color="B0B0B0" w:sz="4"/>
               <w:left w:val="single" w:color="B0B0B0" w:sz="4"/>
@@ -952,7 +964,7 @@
         </w:tc>
         <w:tc>
           <w:tcPr>
-            <w:tcW w:type="dxa" w:w="944"/>
+            <w:tcW w:type="dxa" w:w="926"/>
             <w:tcBorders>
               <w:top w:val="single" w:color="B0B0B0" w:sz="4"/>
               <w:left w:val="single" w:color="B0B0B0" w:sz="4"/>
@@ -981,7 +993,7 @@
         </w:tc>
         <w:tc>
           <w:tcPr>
-            <w:tcW w:type="dxa" w:w="1893"/>
+            <w:tcW w:type="dxa" w:w="1856"/>
             <w:tcBorders>
               <w:top w:val="single" w:color="B0B0B0" w:sz="4"/>
               <w:left w:val="single" w:color="B0B0B0" w:sz="4"/>
@@ -1015,7 +1027,7 @@
         </w:trPr>
         <w:tc>
           <w:tcPr>
-            <w:tcW w:type="dxa" w:w="1511"/>
+            <w:tcW w:type="dxa" w:w="1482"/>
             <w:tcBorders>
               <w:top w:val="single" w:color="B0B0B0" w:sz="4"/>
               <w:left w:val="single" w:color="B0B0B0" w:sz="4"/>
@@ -1041,7 +1053,7 @@
         </w:tc>
         <w:tc>
           <w:tcPr>
-            <w:tcW w:type="dxa" w:w="1984"/>
+            <w:tcW w:type="dxa" w:w="1946"/>
             <w:tcBorders>
               <w:top w:val="single" w:color="B0B0B0" w:sz="4"/>
               <w:left w:val="single" w:color="B0B0B0" w:sz="4"/>
@@ -1067,7 +1079,7 @@
         </w:tc>
         <w:tc>
           <w:tcPr>
-            <w:tcW w:type="dxa" w:w="661"/>
+            <w:tcW w:type="dxa" w:w="834"/>
             <w:tcBorders>
               <w:top w:val="single" w:color="B0B0B0" w:sz="4"/>
               <w:left w:val="single" w:color="B0B0B0" w:sz="4"/>
@@ -1093,7 +1105,7 @@
         </w:tc>
         <w:tc>
           <w:tcPr>
-            <w:tcW w:type="dxa" w:w="1606"/>
+            <w:tcW w:type="dxa" w:w="1575"/>
             <w:tcBorders>
               <w:top w:val="single" w:color="B0B0B0" w:sz="4"/>
               <w:left w:val="single" w:color="B0B0B0" w:sz="4"/>
@@ -1119,7 +1131,7 @@
         </w:tc>
         <w:tc>
           <w:tcPr>
-            <w:tcW w:type="dxa" w:w="1039"/>
+            <w:tcW w:type="dxa" w:w="1019"/>
             <w:tcBorders>
               <w:top w:val="single" w:color="B0B0B0" w:sz="4"/>
               <w:left w:val="single" w:color="B0B0B0" w:sz="4"/>
@@ -1145,7 +1157,7 @@
         </w:tc>
         <w:tc>
           <w:tcPr>
-            <w:tcW w:type="dxa" w:w="944"/>
+            <w:tcW w:type="dxa" w:w="926"/>
             <w:tcBorders>
               <w:top w:val="single" w:color="B0B0B0" w:sz="4"/>
               <w:left w:val="single" w:color="B0B0B0" w:sz="4"/>
@@ -1171,7 +1183,7 @@
         </w:tc>
         <w:tc>
           <w:tcPr>
-            <w:tcW w:type="dxa" w:w="1893"/>
+            <w:tcW w:type="dxa" w:w="1856"/>
             <w:tcBorders>
               <w:top w:val="single" w:color="B0B0B0" w:sz="4"/>
               <w:left w:val="single" w:color="B0B0B0" w:sz="4"/>
@@ -1202,7 +1214,7 @@
         </w:trPr>
         <w:tc>
           <w:tcPr>
-            <w:tcW w:type="dxa" w:w="1511"/>
+            <w:tcW w:type="dxa" w:w="1482"/>
             <w:tcBorders>
               <w:top w:val="single" w:color="B0B0B0" w:sz="4"/>
               <w:left w:val="single" w:color="B0B0B0" w:sz="4"/>
@@ -1228,7 +1240,7 @@
         </w:tc>
         <w:tc>
           <w:tcPr>
-            <w:tcW w:type="dxa" w:w="1984"/>
+            <w:tcW w:type="dxa" w:w="1946"/>
             <w:tcBorders>
               <w:top w:val="single" w:color="B0B0B0" w:sz="4"/>
               <w:left w:val="single" w:color="B0B0B0" w:sz="4"/>
@@ -1254,7 +1266,7 @@
         </w:tc>
         <w:tc>
           <w:tcPr>
-            <w:tcW w:type="dxa" w:w="661"/>
+            <w:tcW w:type="dxa" w:w="834"/>
             <w:tcBorders>
               <w:top w:val="single" w:color="B0B0B0" w:sz="4"/>
               <w:left w:val="single" w:color="B0B0B0" w:sz="4"/>
@@ -1280,7 +1292,7 @@
         </w:tc>
         <w:tc>
           <w:tcPr>
-            <w:tcW w:type="dxa" w:w="1606"/>
+            <w:tcW w:type="dxa" w:w="1575"/>
             <w:tcBorders>
               <w:top w:val="single" w:color="B0B0B0" w:sz="4"/>
               <w:left w:val="single" w:color="B0B0B0" w:sz="4"/>
@@ -1306,7 +1318,7 @@
         </w:tc>
         <w:tc>
           <w:tcPr>
-            <w:tcW w:type="dxa" w:w="1039"/>
+            <w:tcW w:type="dxa" w:w="1019"/>
             <w:tcBorders>
               <w:top w:val="single" w:color="B0B0B0" w:sz="4"/>
               <w:left w:val="single" w:color="B0B0B0" w:sz="4"/>
@@ -1332,7 +1344,7 @@
         </w:tc>
         <w:tc>
           <w:tcPr>
-            <w:tcW w:type="dxa" w:w="944"/>
+            <w:tcW w:type="dxa" w:w="926"/>
             <w:tcBorders>
               <w:top w:val="single" w:color="B0B0B0" w:sz="4"/>
               <w:left w:val="single" w:color="B0B0B0" w:sz="4"/>
@@ -1358,7 +1370,7 @@
         </w:tc>
         <w:tc>
           <w:tcPr>
-            <w:tcW w:type="dxa" w:w="1893"/>
+            <w:tcW w:type="dxa" w:w="1856"/>
             <w:tcBorders>
               <w:top w:val="single" w:color="B0B0B0" w:sz="4"/>
               <w:left w:val="single" w:color="B0B0B0" w:sz="4"/>
@@ -1389,7 +1401,7 @@
         </w:trPr>
         <w:tc>
           <w:tcPr>
-            <w:tcW w:type="dxa" w:w="1511"/>
+            <w:tcW w:type="dxa" w:w="1482"/>
             <w:tcBorders>
               <w:top w:val="single" w:color="B0B0B0" w:sz="4"/>
               <w:left w:val="single" w:color="B0B0B0" w:sz="4"/>
@@ -1415,7 +1427,7 @@
         </w:tc>
         <w:tc>
           <w:tcPr>
-            <w:tcW w:type="dxa" w:w="1984"/>
+            <w:tcW w:type="dxa" w:w="1946"/>
             <w:tcBorders>
               <w:top w:val="single" w:color="B0B0B0" w:sz="4"/>
               <w:left w:val="single" w:color="B0B0B0" w:sz="4"/>
@@ -1441,7 +1453,7 @@
         </w:tc>
         <w:tc>
           <w:tcPr>
-            <w:tcW w:type="dxa" w:w="661"/>
+            <w:tcW w:type="dxa" w:w="834"/>
             <w:tcBorders>
               <w:top w:val="single" w:color="B0B0B0" w:sz="4"/>
               <w:left w:val="single" w:color="B0B0B0" w:sz="4"/>
@@ -1467,7 +1479,7 @@
         </w:tc>
         <w:tc>
           <w:tcPr>
-            <w:tcW w:type="dxa" w:w="1606"/>
+            <w:tcW w:type="dxa" w:w="1575"/>
             <w:tcBorders>
               <w:top w:val="single" w:color="B0B0B0" w:sz="4"/>
               <w:left w:val="single" w:color="B0B0B0" w:sz="4"/>
@@ -1493,7 +1505,7 @@
         </w:tc>
         <w:tc>
           <w:tcPr>
-            <w:tcW w:type="dxa" w:w="1039"/>
+            <w:tcW w:type="dxa" w:w="1019"/>
             <w:tcBorders>
               <w:top w:val="single" w:color="B0B0B0" w:sz="4"/>
               <w:left w:val="single" w:color="B0B0B0" w:sz="4"/>
@@ -1519,7 +1531,7 @@
         </w:tc>
         <w:tc>
           <w:tcPr>
-            <w:tcW w:type="dxa" w:w="944"/>
+            <w:tcW w:type="dxa" w:w="926"/>
             <w:tcBorders>
               <w:top w:val="single" w:color="B0B0B0" w:sz="4"/>
               <w:left w:val="single" w:color="B0B0B0" w:sz="4"/>
@@ -1545,7 +1557,7 @@
         </w:tc>
         <w:tc>
           <w:tcPr>
-            <w:tcW w:type="dxa" w:w="1893"/>
+            <w:tcW w:type="dxa" w:w="1856"/>
             <w:tcBorders>
               <w:top w:val="single" w:color="B0B0B0" w:sz="4"/>
               <w:left w:val="single" w:color="B0B0B0" w:sz="4"/>
@@ -1576,7 +1588,7 @@
         </w:trPr>
         <w:tc>
           <w:tcPr>
-            <w:tcW w:type="dxa" w:w="1511"/>
+            <w:tcW w:type="dxa" w:w="1482"/>
             <w:tcBorders>
               <w:top w:val="single" w:color="B0B0B0" w:sz="4"/>
               <w:left w:val="single" w:color="B0B0B0" w:sz="4"/>
@@ -1602,7 +1614,7 @@
         </w:tc>
         <w:tc>
           <w:tcPr>
-            <w:tcW w:type="dxa" w:w="1984"/>
+            <w:tcW w:type="dxa" w:w="1946"/>
             <w:tcBorders>
               <w:top w:val="single" w:color="B0B0B0" w:sz="4"/>
               <w:left w:val="single" w:color="B0B0B0" w:sz="4"/>
@@ -1628,7 +1640,7 @@
         </w:tc>
         <w:tc>
           <w:tcPr>
-            <w:tcW w:type="dxa" w:w="661"/>
+            <w:tcW w:type="dxa" w:w="834"/>
             <w:tcBorders>
               <w:top w:val="single" w:color="B0B0B0" w:sz="4"/>
               <w:left w:val="single" w:color="B0B0B0" w:sz="4"/>
@@ -1654,7 +1666,7 @@
         </w:tc>
         <w:tc>
           <w:tcPr>
-            <w:tcW w:type="dxa" w:w="1606"/>
+            <w:tcW w:type="dxa" w:w="1575"/>
             <w:tcBorders>
               <w:top w:val="single" w:color="B0B0B0" w:sz="4"/>
               <w:left w:val="single" w:color="B0B0B0" w:sz="4"/>
@@ -1680,7 +1692,7 @@
         </w:tc>
         <w:tc>
           <w:tcPr>
-            <w:tcW w:type="dxa" w:w="1039"/>
+            <w:tcW w:type="dxa" w:w="1019"/>
             <w:tcBorders>
               <w:top w:val="single" w:color="B0B0B0" w:sz="4"/>
               <w:left w:val="single" w:color="B0B0B0" w:sz="4"/>
@@ -1706,7 +1718,7 @@
         </w:tc>
         <w:tc>
           <w:tcPr>
-            <w:tcW w:type="dxa" w:w="944"/>
+            <w:tcW w:type="dxa" w:w="926"/>
             <w:tcBorders>
               <w:top w:val="single" w:color="B0B0B0" w:sz="4"/>
               <w:left w:val="single" w:color="B0B0B0" w:sz="4"/>
@@ -1732,7 +1744,7 @@
         </w:tc>
         <w:tc>
           <w:tcPr>
-            <w:tcW w:type="dxa" w:w="1893"/>
+            <w:tcW w:type="dxa" w:w="1856"/>
             <w:tcBorders>
               <w:top w:val="single" w:color="B0B0B0" w:sz="4"/>
               <w:left w:val="single" w:color="B0B0B0" w:sz="4"/>
@@ -1875,7 +1887,7 @@
     </w:p>
     <w:p>
       <w:r>
-        <w:t xml:space="preserve">SINR 빈칸은 전체의 27.7%(2,893행)입니다. 처음에는 망 표시 상태별로 빈칸 비율이 크게 달라, LTE_CA 전환을 원인으로 의심하였습니다.</w:t>
+        <w:t xml:space="preserve">SINR 빈칸은 전체의 28.6%(3,197행)입니다. 처음에는 망 표시 상태별로 빈칸 비율이 크게 달라, LTE_CA 전환을 원인으로 의심하였습니다.</w:t>
       </w:r>
     </w:p>
     <w:tbl>
@@ -1891,9 +1903,9 @@
         </w:tblBorders>
       </w:tblPr>
       <w:tblGrid>
-        <w:gridCol w:w="4096"/>
-        <w:gridCol w:w="1686"/>
-        <w:gridCol w:w="3856"/>
+        <w:gridCol w:w="3901"/>
+        <w:gridCol w:w="2065"/>
+        <w:gridCol w:w="3672"/>
       </w:tblGrid>
       <w:tr>
         <w:trPr>
@@ -1901,7 +1913,7 @@
         </w:trPr>
         <w:tc>
           <w:tcPr>
-            <w:tcW w:type="dxa" w:w="4096"/>
+            <w:tcW w:type="dxa" w:w="3901"/>
             <w:tcBorders>
               <w:top w:val="single" w:color="B0B0B0" w:sz="4"/>
               <w:left w:val="single" w:color="B0B0B0" w:sz="4"/>
@@ -1930,7 +1942,7 @@
         </w:tc>
         <w:tc>
           <w:tcPr>
-            <w:tcW w:type="dxa" w:w="1686"/>
+            <w:tcW w:type="dxa" w:w="2065"/>
             <w:tcBorders>
               <w:top w:val="single" w:color="B0B0B0" w:sz="4"/>
               <w:left w:val="single" w:color="B0B0B0" w:sz="4"/>
@@ -1959,7 +1971,7 @@
         </w:tc>
         <w:tc>
           <w:tcPr>
-            <w:tcW w:type="dxa" w:w="3856"/>
+            <w:tcW w:type="dxa" w:w="3672"/>
             <w:tcBorders>
               <w:top w:val="single" w:color="B0B0B0" w:sz="4"/>
               <w:left w:val="single" w:color="B0B0B0" w:sz="4"/>
@@ -1993,7 +2005,7 @@
         </w:trPr>
         <w:tc>
           <w:tcPr>
-            <w:tcW w:type="dxa" w:w="4096"/>
+            <w:tcW w:type="dxa" w:w="3901"/>
             <w:tcBorders>
               <w:top w:val="single" w:color="B0B0B0" w:sz="4"/>
               <w:left w:val="single" w:color="B0B0B0" w:sz="4"/>
@@ -2019,7 +2031,7 @@
         </w:tc>
         <w:tc>
           <w:tcPr>
-            <w:tcW w:type="dxa" w:w="1686"/>
+            <w:tcW w:type="dxa" w:w="2065"/>
             <w:tcBorders>
               <w:top w:val="single" w:color="B0B0B0" w:sz="4"/>
               <w:left w:val="single" w:color="B0B0B0" w:sz="4"/>
@@ -2045,7 +2057,7 @@
         </w:tc>
         <w:tc>
           <w:tcPr>
-            <w:tcW w:type="dxa" w:w="3856"/>
+            <w:tcW w:type="dxa" w:w="3672"/>
             <w:tcBorders>
               <w:top w:val="single" w:color="B0B0B0" w:sz="4"/>
               <w:left w:val="single" w:color="B0B0B0" w:sz="4"/>
@@ -2076,7 +2088,7 @@
         </w:trPr>
         <w:tc>
           <w:tcPr>
-            <w:tcW w:type="dxa" w:w="4096"/>
+            <w:tcW w:type="dxa" w:w="3901"/>
             <w:tcBorders>
               <w:top w:val="single" w:color="B0B0B0" w:sz="4"/>
               <w:left w:val="single" w:color="B0B0B0" w:sz="4"/>
@@ -2102,53 +2114,53 @@
         </w:tc>
         <w:tc>
           <w:tcPr>
-            <w:tcW w:type="dxa" w:w="1686"/>
-            <w:tcBorders>
-              <w:top w:val="single" w:color="B0B0B0" w:sz="4"/>
-              <w:left w:val="single" w:color="B0B0B0" w:sz="4"/>
-              <w:bottom w:val="single" w:color="B0B0B0" w:sz="4"/>
-              <w:right w:val="single" w:color="B0B0B0" w:sz="4"/>
-            </w:tcBorders>
-            <w:tcMar>
-              <w:top w:type="dxa" w:w="60"/>
-              <w:left w:type="dxa" w:w="100"/>
-              <w:bottom w:type="dxa" w:w="60"/>
-              <w:right w:type="dxa" w:w="100"/>
-            </w:tcMar>
-          </w:tcPr>
-          <w:p>
-            <w:r>
-              <w:rPr>
-                <w:sz w:val="18"/>
-                <w:szCs w:val="18"/>
-              </w:rPr>
-              <w:t xml:space="preserve">445</w:t>
-            </w:r>
-          </w:p>
-        </w:tc>
-        <w:tc>
-          <w:tcPr>
-            <w:tcW w:type="dxa" w:w="3856"/>
-            <w:tcBorders>
-              <w:top w:val="single" w:color="B0B0B0" w:sz="4"/>
-              <w:left w:val="single" w:color="B0B0B0" w:sz="4"/>
-              <w:bottom w:val="single" w:color="B0B0B0" w:sz="4"/>
-              <w:right w:val="single" w:color="B0B0B0" w:sz="4"/>
-            </w:tcBorders>
-            <w:tcMar>
-              <w:top w:type="dxa" w:w="60"/>
-              <w:left w:type="dxa" w:w="100"/>
-              <w:bottom w:type="dxa" w:w="60"/>
-              <w:right w:type="dxa" w:w="100"/>
-            </w:tcMar>
-          </w:tcPr>
-          <w:p>
-            <w:r>
-              <w:rPr>
-                <w:sz w:val="18"/>
-                <w:szCs w:val="18"/>
-              </w:rPr>
-              <w:t xml:space="preserve">92.4%</w:t>
+            <w:tcW w:type="dxa" w:w="2065"/>
+            <w:tcBorders>
+              <w:top w:val="single" w:color="B0B0B0" w:sz="4"/>
+              <w:left w:val="single" w:color="B0B0B0" w:sz="4"/>
+              <w:bottom w:val="single" w:color="B0B0B0" w:sz="4"/>
+              <w:right w:val="single" w:color="B0B0B0" w:sz="4"/>
+            </w:tcBorders>
+            <w:tcMar>
+              <w:top w:type="dxa" w:w="60"/>
+              <w:left w:type="dxa" w:w="100"/>
+              <w:bottom w:type="dxa" w:w="60"/>
+              <w:right w:type="dxa" w:w="100"/>
+            </w:tcMar>
+          </w:tcPr>
+          <w:p>
+            <w:r>
+              <w:rPr>
+                <w:sz w:val="18"/>
+                <w:szCs w:val="18"/>
+              </w:rPr>
+              <w:t xml:space="preserve">447</w:t>
+            </w:r>
+          </w:p>
+        </w:tc>
+        <w:tc>
+          <w:tcPr>
+            <w:tcW w:type="dxa" w:w="3672"/>
+            <w:tcBorders>
+              <w:top w:val="single" w:color="B0B0B0" w:sz="4"/>
+              <w:left w:val="single" w:color="B0B0B0" w:sz="4"/>
+              <w:bottom w:val="single" w:color="B0B0B0" w:sz="4"/>
+              <w:right w:val="single" w:color="B0B0B0" w:sz="4"/>
+            </w:tcBorders>
+            <w:tcMar>
+              <w:top w:type="dxa" w:w="60"/>
+              <w:left w:type="dxa" w:w="100"/>
+              <w:bottom w:type="dxa" w:w="60"/>
+              <w:right w:type="dxa" w:w="100"/>
+            </w:tcMar>
+          </w:tcPr>
+          <w:p>
+            <w:r>
+              <w:rPr>
+                <w:sz w:val="18"/>
+                <w:szCs w:val="18"/>
+              </w:rPr>
+              <w:t xml:space="preserve">91.9%</w:t>
             </w:r>
           </w:p>
         </w:tc>
@@ -2159,7 +2171,7 @@
         </w:trPr>
         <w:tc>
           <w:tcPr>
-            <w:tcW w:type="dxa" w:w="4096"/>
+            <w:tcW w:type="dxa" w:w="3901"/>
             <w:tcBorders>
               <w:top w:val="single" w:color="B0B0B0" w:sz="4"/>
               <w:left w:val="single" w:color="B0B0B0" w:sz="4"/>
@@ -2185,53 +2197,53 @@
         </w:tc>
         <w:tc>
           <w:tcPr>
-            <w:tcW w:type="dxa" w:w="1686"/>
-            <w:tcBorders>
-              <w:top w:val="single" w:color="B0B0B0" w:sz="4"/>
-              <w:left w:val="single" w:color="B0B0B0" w:sz="4"/>
-              <w:bottom w:val="single" w:color="B0B0B0" w:sz="4"/>
-              <w:right w:val="single" w:color="B0B0B0" w:sz="4"/>
-            </w:tcBorders>
-            <w:tcMar>
-              <w:top w:type="dxa" w:w="60"/>
-              <w:left w:type="dxa" w:w="100"/>
-              <w:bottom w:type="dxa" w:w="60"/>
-              <w:right w:type="dxa" w:w="100"/>
-            </w:tcMar>
-          </w:tcPr>
-          <w:p>
-            <w:r>
-              <w:rPr>
-                <w:sz w:val="18"/>
-                <w:szCs w:val="18"/>
-              </w:rPr>
-              <w:t xml:space="preserve">8,921</w:t>
-            </w:r>
-          </w:p>
-        </w:tc>
-        <w:tc>
-          <w:tcPr>
-            <w:tcW w:type="dxa" w:w="3856"/>
-            <w:tcBorders>
-              <w:top w:val="single" w:color="B0B0B0" w:sz="4"/>
-              <w:left w:val="single" w:color="B0B0B0" w:sz="4"/>
-              <w:bottom w:val="single" w:color="B0B0B0" w:sz="4"/>
-              <w:right w:val="single" w:color="B0B0B0" w:sz="4"/>
-            </w:tcBorders>
-            <w:tcMar>
-              <w:top w:type="dxa" w:w="60"/>
-              <w:left w:type="dxa" w:w="100"/>
-              <w:bottom w:type="dxa" w:w="60"/>
-              <w:right w:type="dxa" w:w="100"/>
-            </w:tcMar>
-          </w:tcPr>
-          <w:p>
-            <w:r>
-              <w:rPr>
-                <w:sz w:val="18"/>
-                <w:szCs w:val="18"/>
-              </w:rPr>
-              <w:t xml:space="preserve">15.7%</w:t>
+            <w:tcW w:type="dxa" w:w="2065"/>
+            <w:tcBorders>
+              <w:top w:val="single" w:color="B0B0B0" w:sz="4"/>
+              <w:left w:val="single" w:color="B0B0B0" w:sz="4"/>
+              <w:bottom w:val="single" w:color="B0B0B0" w:sz="4"/>
+              <w:right w:val="single" w:color="B0B0B0" w:sz="4"/>
+            </w:tcBorders>
+            <w:tcMar>
+              <w:top w:type="dxa" w:w="60"/>
+              <w:left w:type="dxa" w:w="100"/>
+              <w:bottom w:type="dxa" w:w="60"/>
+              <w:right w:type="dxa" w:w="100"/>
+            </w:tcMar>
+          </w:tcPr>
+          <w:p>
+            <w:r>
+              <w:rPr>
+                <w:sz w:val="18"/>
+                <w:szCs w:val="18"/>
+              </w:rPr>
+              <w:t xml:space="preserve">9,636</w:t>
+            </w:r>
+          </w:p>
+        </w:tc>
+        <w:tc>
+          <w:tcPr>
+            <w:tcW w:type="dxa" w:w="3672"/>
+            <w:tcBorders>
+              <w:top w:val="single" w:color="B0B0B0" w:sz="4"/>
+              <w:left w:val="single" w:color="B0B0B0" w:sz="4"/>
+              <w:bottom w:val="single" w:color="B0B0B0" w:sz="4"/>
+              <w:right w:val="single" w:color="B0B0B0" w:sz="4"/>
+            </w:tcBorders>
+            <w:tcMar>
+              <w:top w:type="dxa" w:w="60"/>
+              <w:left w:type="dxa" w:w="100"/>
+              <w:bottom w:type="dxa" w:w="60"/>
+              <w:right w:type="dxa" w:w="100"/>
+            </w:tcMar>
+          </w:tcPr>
+          <w:p>
+            <w:r>
+              <w:rPr>
+                <w:sz w:val="18"/>
+                <w:szCs w:val="18"/>
+              </w:rPr>
+              <w:t xml:space="preserve">17.7%</w:t>
             </w:r>
           </w:p>
         </w:tc>
@@ -2256,7 +2268,7 @@
         </w:numPr>
       </w:pPr>
       <w:r>
-        <w:t xml:space="preserve">빈칸 구간 71개 중 70개는 대역이 바뀌지 않은 상태에서, 66개는 NR_NSA 상태에서 시작되었습니다. 53개는 핸드오버가 없는 주기 수집 행에서 시작되었습니다.</w:t>
+        <w:t xml:space="preserve">빈칸 구간 73개 중 72개는 대역이 바뀌지 않은 상태에서, 68개는 NR_NSA 상태에서 시작되었습니다. 55개는 핸드오버가 없는 주기 수집 행에서 시작되었습니다.</w:t>
       </w:r>
     </w:p>
     <w:p>
@@ -2280,7 +2292,7 @@
         </w:numPr>
       </w:pPr>
       <w:r>
-        <w:t xml:space="preserve">빈칸은 한 행씩 드문드문 생기지 않고, 한번 시작되면 중앙값 16행(약 80초), 길게는 36분까지 계속되었습니다. 세션별로도 0~6%인 세션과 50~98%인 세션으로 뚜렷하게 나뉘었습니다.</w:t>
+        <w:t xml:space="preserve">빈칸은 한 행씩 드문드문 생기지 않고, 한번 시작되면 중앙값 16행(약 80초), 길게는 36분까지 계속되었습니다. 세션별로도 0~6%인 세션과 21~98%인 세션으로 뚜렷하게 나뉘었습니다.</w:t>
       </w:r>
     </w:p>
     <w:p>
@@ -2295,69 +2307,1221 @@
         <w:t xml:space="preserve">단말이 일정 시간 SINR을 보고하지 않는 상태에 들어갔다가 나오는 현상</w:t>
       </w:r>
       <w:r>
-        <w:t xml:space="preserve">이고, LTE_CA는 그 상태에서 함께 나타난 것으로 판단합니다. 이 상태와 관련된 정황은 다음과 같습니다.</w:t>
+        <w:t xml:space="preserve">이고, LTE_CA는 그 상태에서 함께 나타난 것으로 판단합니다.</w:t>
       </w:r>
     </w:p>
     <w:p>
-      <w:pPr>
-        <w:pStyle w:val="ListParagraph"/>
-        <w:numPr>
-          <w:ilvl w:val="0"/>
-          <w:numId w:val="2"/>
-        </w:numPr>
-      </w:pPr>
       <w:r>
         <w:rPr>
           <w:b/>
           <w:bCs/>
         </w:rPr>
-        <w:t xml:space="preserve">데이터 사용량이 적을 때 많이 생깁니다.</w:t>
-      </w:r>
-      <w:r>
-        <w:t xml:space="preserve"> 셀룰러 수신 처리량이 0에 가까운 행은 51%가 비었고, 10 Mbps 이상인 행은 6%만 비었습니다.</w:t>
+        <w:t xml:space="preserve">10/15 집 측정으로 확인한 내용</w:t>
       </w:r>
     </w:p>
     <w:p>
+      <w:r>
+        <w:t xml:space="preserve">10/15에 집 같은 자리에서 두 세션(39분, 21분)을 이어서 측정하였습니다. 두 세션 모두 서빙셀 1개, 핸드오버 0건, 망 상태 NR_NSA였고, 업로드 부하(0.52 Mbps)와 RSRP도 거의 같았습니다. 그런데 첫 세션만 SINR이 66% 비었고, 두 번째 세션은 한 행도 비지 않았습니다. 첫 세션을 구간별로 나누면 다음과 같습니다.</w:t>
+      </w:r>
+    </w:p>
+    <w:tbl>
+      <w:tblPr>
+        <w:tblW w:type="dxa" w:w="9638"/>
+        <w:tblBorders>
+          <w:top w:val="single" w:color="auto" w:sz="4"/>
+          <w:left w:val="single" w:color="auto" w:sz="4"/>
+          <w:bottom w:val="single" w:color="auto" w:sz="4"/>
+          <w:right w:val="single" w:color="auto" w:sz="4"/>
+          <w:insideH w:val="single" w:color="auto" w:sz="4"/>
+          <w:insideV w:val="single" w:color="auto" w:sz="4"/>
+        </w:tblBorders>
+      </w:tblPr>
+      <w:tblGrid>
+        <w:gridCol w:w="2302"/>
+        <w:gridCol w:w="767"/>
+        <w:gridCol w:w="767"/>
+        <w:gridCol w:w="1791"/>
+        <w:gridCol w:w="1108"/>
+        <w:gridCol w:w="1705"/>
+        <w:gridCol w:w="1198"/>
+      </w:tblGrid>
+      <w:tr>
+        <w:trPr>
+          <w:tblHeader/>
+        </w:trPr>
+        <w:tc>
+          <w:tcPr>
+            <w:tcW w:type="dxa" w:w="2302"/>
+            <w:tcBorders>
+              <w:top w:val="single" w:color="B0B0B0" w:sz="4"/>
+              <w:left w:val="single" w:color="B0B0B0" w:sz="4"/>
+              <w:bottom w:val="single" w:color="B0B0B0" w:sz="4"/>
+              <w:right w:val="single" w:color="B0B0B0" w:sz="4"/>
+            </w:tcBorders>
+            <w:shd w:fill="DCE6F1" w:color="auto" w:val="clear"/>
+            <w:tcMar>
+              <w:top w:type="dxa" w:w="60"/>
+              <w:left w:type="dxa" w:w="100"/>
+              <w:bottom w:type="dxa" w:w="60"/>
+              <w:right w:type="dxa" w:w="100"/>
+            </w:tcMar>
+          </w:tcPr>
+          <w:p>
+            <w:r>
+              <w:rPr>
+                <w:b/>
+                <w:bCs/>
+                <w:sz w:val="18"/>
+                <w:szCs w:val="18"/>
+              </w:rPr>
+              <w:t xml:space="preserve">구간</w:t>
+            </w:r>
+          </w:p>
+        </w:tc>
+        <w:tc>
+          <w:tcPr>
+            <w:tcW w:type="dxa" w:w="767"/>
+            <w:tcBorders>
+              <w:top w:val="single" w:color="B0B0B0" w:sz="4"/>
+              <w:left w:val="single" w:color="B0B0B0" w:sz="4"/>
+              <w:bottom w:val="single" w:color="B0B0B0" w:sz="4"/>
+              <w:right w:val="single" w:color="B0B0B0" w:sz="4"/>
+            </w:tcBorders>
+            <w:shd w:fill="DCE6F1" w:color="auto" w:val="clear"/>
+            <w:tcMar>
+              <w:top w:type="dxa" w:w="60"/>
+              <w:left w:type="dxa" w:w="100"/>
+              <w:bottom w:type="dxa" w:w="60"/>
+              <w:right w:type="dxa" w:w="100"/>
+            </w:tcMar>
+          </w:tcPr>
+          <w:p>
+            <w:r>
+              <w:rPr>
+                <w:b/>
+                <w:bCs/>
+                <w:sz w:val="18"/>
+                <w:szCs w:val="18"/>
+              </w:rPr>
+              <w:t xml:space="preserve">행</w:t>
+            </w:r>
+          </w:p>
+        </w:tc>
+        <w:tc>
+          <w:tcPr>
+            <w:tcW w:type="dxa" w:w="767"/>
+            <w:tcBorders>
+              <w:top w:val="single" w:color="B0B0B0" w:sz="4"/>
+              <w:left w:val="single" w:color="B0B0B0" w:sz="4"/>
+              <w:bottom w:val="single" w:color="B0B0B0" w:sz="4"/>
+              <w:right w:val="single" w:color="B0B0B0" w:sz="4"/>
+            </w:tcBorders>
+            <w:shd w:fill="DCE6F1" w:color="auto" w:val="clear"/>
+            <w:tcMar>
+              <w:top w:type="dxa" w:w="60"/>
+              <w:left w:type="dxa" w:w="100"/>
+              <w:bottom w:type="dxa" w:w="60"/>
+              <w:right w:type="dxa" w:w="100"/>
+            </w:tcMar>
+          </w:tcPr>
+          <w:p>
+            <w:r>
+              <w:rPr>
+                <w:b/>
+                <w:bCs/>
+                <w:sz w:val="18"/>
+                <w:szCs w:val="18"/>
+              </w:rPr>
+              <w:t xml:space="preserve">SINR</w:t>
+            </w:r>
+          </w:p>
+        </w:tc>
+        <w:tc>
+          <w:tcPr>
+            <w:tcW w:type="dxa" w:w="1791"/>
+            <w:tcBorders>
+              <w:top w:val="single" w:color="B0B0B0" w:sz="4"/>
+              <w:left w:val="single" w:color="B0B0B0" w:sz="4"/>
+              <w:bottom w:val="single" w:color="B0B0B0" w:sz="4"/>
+              <w:right w:val="single" w:color="B0B0B0" w:sz="4"/>
+            </w:tcBorders>
+            <w:shd w:fill="DCE6F1" w:color="auto" w:val="clear"/>
+            <w:tcMar>
+              <w:top w:type="dxa" w:w="60"/>
+              <w:left w:type="dxa" w:w="100"/>
+              <w:bottom w:type="dxa" w:w="60"/>
+              <w:right w:type="dxa" w:w="100"/>
+            </w:tcMar>
+          </w:tcPr>
+          <w:p>
+            <w:r>
+              <w:rPr>
+                <w:b/>
+                <w:bCs/>
+                <w:sz w:val="18"/>
+                <w:szCs w:val="18"/>
+              </w:rPr>
+              <w:t xml:space="preserve">셀 정보 나이 중앙값</w:t>
+            </w:r>
+          </w:p>
+        </w:tc>
+        <w:tc>
+          <w:tcPr>
+            <w:tcW w:type="dxa" w:w="1108"/>
+            <w:tcBorders>
+              <w:top w:val="single" w:color="B0B0B0" w:sz="4"/>
+              <w:left w:val="single" w:color="B0B0B0" w:sz="4"/>
+              <w:bottom w:val="single" w:color="B0B0B0" w:sz="4"/>
+              <w:right w:val="single" w:color="B0B0B0" w:sz="4"/>
+            </w:tcBorders>
+            <w:shd w:fill="DCE6F1" w:color="auto" w:val="clear"/>
+            <w:tcMar>
+              <w:top w:type="dxa" w:w="60"/>
+              <w:left w:type="dxa" w:w="100"/>
+              <w:bottom w:type="dxa" w:w="60"/>
+              <w:right w:type="dxa" w:w="100"/>
+            </w:tcMar>
+          </w:tcPr>
+          <w:p>
+            <w:r>
+              <w:rPr>
+                <w:b/>
+                <w:bCs/>
+                <w:sz w:val="18"/>
+                <w:szCs w:val="18"/>
+              </w:rPr>
+              <w:t xml:space="preserve">8초 넘은 행</w:t>
+            </w:r>
+          </w:p>
+        </w:tc>
+        <w:tc>
+          <w:tcPr>
+            <w:tcW w:type="dxa" w:w="1705"/>
+            <w:tcBorders>
+              <w:top w:val="single" w:color="B0B0B0" w:sz="4"/>
+              <w:left w:val="single" w:color="B0B0B0" w:sz="4"/>
+              <w:bottom w:val="single" w:color="B0B0B0" w:sz="4"/>
+              <w:right w:val="single" w:color="B0B0B0" w:sz="4"/>
+            </w:tcBorders>
+            <w:shd w:fill="DCE6F1" w:color="auto" w:val="clear"/>
+            <w:tcMar>
+              <w:top w:type="dxa" w:w="60"/>
+              <w:left w:type="dxa" w:w="100"/>
+              <w:bottom w:type="dxa" w:w="60"/>
+              <w:right w:type="dxa" w:w="100"/>
+            </w:tcMar>
+          </w:tcPr>
+          <w:p>
+            <w:r>
+              <w:rPr>
+                <w:b/>
+                <w:bCs/>
+                <w:sz w:val="18"/>
+                <w:szCs w:val="18"/>
+              </w:rPr>
+              <w:t xml:space="preserve">셀룰러 송신 중앙값</w:t>
+            </w:r>
+          </w:p>
+        </w:tc>
+        <w:tc>
+          <w:tcPr>
+            <w:tcW w:type="dxa" w:w="1198"/>
+            <w:tcBorders>
+              <w:top w:val="single" w:color="B0B0B0" w:sz="4"/>
+              <w:left w:val="single" w:color="B0B0B0" w:sz="4"/>
+              <w:bottom w:val="single" w:color="B0B0B0" w:sz="4"/>
+              <w:right w:val="single" w:color="B0B0B0" w:sz="4"/>
+            </w:tcBorders>
+            <w:shd w:fill="DCE6F1" w:color="auto" w:val="clear"/>
+            <w:tcMar>
+              <w:top w:type="dxa" w:w="60"/>
+              <w:left w:type="dxa" w:w="100"/>
+              <w:bottom w:type="dxa" w:w="60"/>
+              <w:right w:type="dxa" w:w="100"/>
+            </w:tcMar>
+          </w:tcPr>
+          <w:p>
+            <w:r>
+              <w:rPr>
+                <w:b/>
+                <w:bCs/>
+                <w:sz w:val="18"/>
+                <w:szCs w:val="18"/>
+              </w:rPr>
+              <w:t xml:space="preserve">평균 RSRP</w:t>
+            </w:r>
+          </w:p>
+        </w:tc>
+      </w:tr>
+      <w:tr>
+        <w:trPr>
+          <w:tblHeader w:val="false"/>
+        </w:trPr>
+        <w:tc>
+          <w:tcPr>
+            <w:tcW w:type="dxa" w:w="2302"/>
+            <w:tcBorders>
+              <w:top w:val="single" w:color="B0B0B0" w:sz="4"/>
+              <w:left w:val="single" w:color="B0B0B0" w:sz="4"/>
+              <w:bottom w:val="single" w:color="B0B0B0" w:sz="4"/>
+              <w:right w:val="single" w:color="B0B0B0" w:sz="4"/>
+            </w:tcBorders>
+            <w:tcMar>
+              <w:top w:type="dxa" w:w="60"/>
+              <w:left w:type="dxa" w:w="100"/>
+              <w:bottom w:type="dxa" w:w="60"/>
+              <w:right w:type="dxa" w:w="100"/>
+            </w:tcMar>
+          </w:tcPr>
+          <w:p>
+            <w:r>
+              <w:rPr>
+                <w:sz w:val="18"/>
+                <w:szCs w:val="18"/>
+              </w:rPr>
+              <w:t xml:space="preserve">09:37 ~ 09:47</w:t>
+            </w:r>
+          </w:p>
+        </w:tc>
+        <w:tc>
+          <w:tcPr>
+            <w:tcW w:type="dxa" w:w="767"/>
+            <w:tcBorders>
+              <w:top w:val="single" w:color="B0B0B0" w:sz="4"/>
+              <w:left w:val="single" w:color="B0B0B0" w:sz="4"/>
+              <w:bottom w:val="single" w:color="B0B0B0" w:sz="4"/>
+              <w:right w:val="single" w:color="B0B0B0" w:sz="4"/>
+            </w:tcBorders>
+            <w:tcMar>
+              <w:top w:type="dxa" w:w="60"/>
+              <w:left w:type="dxa" w:w="100"/>
+              <w:bottom w:type="dxa" w:w="60"/>
+              <w:right w:type="dxa" w:w="100"/>
+            </w:tcMar>
+          </w:tcPr>
+          <w:p>
+            <w:r>
+              <w:rPr>
+                <w:sz w:val="18"/>
+                <w:szCs w:val="18"/>
+              </w:rPr>
+              <w:t xml:space="preserve">123</w:t>
+            </w:r>
+          </w:p>
+        </w:tc>
+        <w:tc>
+          <w:tcPr>
+            <w:tcW w:type="dxa" w:w="767"/>
+            <w:tcBorders>
+              <w:top w:val="single" w:color="B0B0B0" w:sz="4"/>
+              <w:left w:val="single" w:color="B0B0B0" w:sz="4"/>
+              <w:bottom w:val="single" w:color="B0B0B0" w:sz="4"/>
+              <w:right w:val="single" w:color="B0B0B0" w:sz="4"/>
+            </w:tcBorders>
+            <w:tcMar>
+              <w:top w:type="dxa" w:w="60"/>
+              <w:left w:type="dxa" w:w="100"/>
+              <w:bottom w:type="dxa" w:w="60"/>
+              <w:right w:type="dxa" w:w="100"/>
+            </w:tcMar>
+          </w:tcPr>
+          <w:p>
+            <w:r>
+              <w:rPr>
+                <w:sz w:val="18"/>
+                <w:szCs w:val="18"/>
+              </w:rPr>
+              <w:t xml:space="preserve">정상</w:t>
+            </w:r>
+          </w:p>
+        </w:tc>
+        <w:tc>
+          <w:tcPr>
+            <w:tcW w:type="dxa" w:w="1791"/>
+            <w:tcBorders>
+              <w:top w:val="single" w:color="B0B0B0" w:sz="4"/>
+              <w:left w:val="single" w:color="B0B0B0" w:sz="4"/>
+              <w:bottom w:val="single" w:color="B0B0B0" w:sz="4"/>
+              <w:right w:val="single" w:color="B0B0B0" w:sz="4"/>
+            </w:tcBorders>
+            <w:tcMar>
+              <w:top w:type="dxa" w:w="60"/>
+              <w:left w:type="dxa" w:w="100"/>
+              <w:bottom w:type="dxa" w:w="60"/>
+              <w:right w:type="dxa" w:w="100"/>
+            </w:tcMar>
+          </w:tcPr>
+          <w:p>
+            <w:r>
+              <w:rPr>
+                <w:sz w:val="18"/>
+                <w:szCs w:val="18"/>
+              </w:rPr>
+              <w:t xml:space="preserve">2.9초</w:t>
+            </w:r>
+          </w:p>
+        </w:tc>
+        <w:tc>
+          <w:tcPr>
+            <w:tcW w:type="dxa" w:w="1108"/>
+            <w:tcBorders>
+              <w:top w:val="single" w:color="B0B0B0" w:sz="4"/>
+              <w:left w:val="single" w:color="B0B0B0" w:sz="4"/>
+              <w:bottom w:val="single" w:color="B0B0B0" w:sz="4"/>
+              <w:right w:val="single" w:color="B0B0B0" w:sz="4"/>
+            </w:tcBorders>
+            <w:tcMar>
+              <w:top w:type="dxa" w:w="60"/>
+              <w:left w:type="dxa" w:w="100"/>
+              <w:bottom w:type="dxa" w:w="60"/>
+              <w:right w:type="dxa" w:w="100"/>
+            </w:tcMar>
+          </w:tcPr>
+          <w:p>
+            <w:r>
+              <w:rPr>
+                <w:sz w:val="18"/>
+                <w:szCs w:val="18"/>
+              </w:rPr>
+              <w:t xml:space="preserve">2%</w:t>
+            </w:r>
+          </w:p>
+        </w:tc>
+        <w:tc>
+          <w:tcPr>
+            <w:tcW w:type="dxa" w:w="1705"/>
+            <w:tcBorders>
+              <w:top w:val="single" w:color="B0B0B0" w:sz="4"/>
+              <w:left w:val="single" w:color="B0B0B0" w:sz="4"/>
+              <w:bottom w:val="single" w:color="B0B0B0" w:sz="4"/>
+              <w:right w:val="single" w:color="B0B0B0" w:sz="4"/>
+            </w:tcBorders>
+            <w:tcMar>
+              <w:top w:type="dxa" w:w="60"/>
+              <w:left w:type="dxa" w:w="100"/>
+              <w:bottom w:type="dxa" w:w="60"/>
+              <w:right w:type="dxa" w:w="100"/>
+            </w:tcMar>
+          </w:tcPr>
+          <w:p>
+            <w:r>
+              <w:rPr>
+                <w:sz w:val="18"/>
+                <w:szCs w:val="18"/>
+              </w:rPr>
+              <w:t xml:space="preserve">0.52 Mbps</w:t>
+            </w:r>
+          </w:p>
+        </w:tc>
+        <w:tc>
+          <w:tcPr>
+            <w:tcW w:type="dxa" w:w="1198"/>
+            <w:tcBorders>
+              <w:top w:val="single" w:color="B0B0B0" w:sz="4"/>
+              <w:left w:val="single" w:color="B0B0B0" w:sz="4"/>
+              <w:bottom w:val="single" w:color="B0B0B0" w:sz="4"/>
+              <w:right w:val="single" w:color="B0B0B0" w:sz="4"/>
+            </w:tcBorders>
+            <w:tcMar>
+              <w:top w:type="dxa" w:w="60"/>
+              <w:left w:type="dxa" w:w="100"/>
+              <w:bottom w:type="dxa" w:w="60"/>
+              <w:right w:type="dxa" w:w="100"/>
+            </w:tcMar>
+          </w:tcPr>
+          <w:p>
+            <w:r>
+              <w:rPr>
+                <w:sz w:val="18"/>
+                <w:szCs w:val="18"/>
+              </w:rPr>
+              <w:t xml:space="preserve">−86.4</w:t>
+            </w:r>
+          </w:p>
+        </w:tc>
+      </w:tr>
+      <w:tr>
+        <w:trPr>
+          <w:tblHeader w:val="false"/>
+        </w:trPr>
+        <w:tc>
+          <w:tcPr>
+            <w:tcW w:type="dxa" w:w="2302"/>
+            <w:tcBorders>
+              <w:top w:val="single" w:color="B0B0B0" w:sz="4"/>
+              <w:left w:val="single" w:color="B0B0B0" w:sz="4"/>
+              <w:bottom w:val="single" w:color="B0B0B0" w:sz="4"/>
+              <w:right w:val="single" w:color="B0B0B0" w:sz="4"/>
+            </w:tcBorders>
+            <w:tcMar>
+              <w:top w:type="dxa" w:w="60"/>
+              <w:left w:type="dxa" w:w="100"/>
+              <w:bottom w:type="dxa" w:w="60"/>
+              <w:right w:type="dxa" w:w="100"/>
+            </w:tcMar>
+          </w:tcPr>
+          <w:p>
+            <w:r>
+              <w:rPr>
+                <w:sz w:val="18"/>
+                <w:szCs w:val="18"/>
+              </w:rPr>
+              <w:t xml:space="preserve">09:47 ~ 09:57</w:t>
+            </w:r>
+          </w:p>
+        </w:tc>
+        <w:tc>
+          <w:tcPr>
+            <w:tcW w:type="dxa" w:w="767"/>
+            <w:tcBorders>
+              <w:top w:val="single" w:color="B0B0B0" w:sz="4"/>
+              <w:left w:val="single" w:color="B0B0B0" w:sz="4"/>
+              <w:bottom w:val="single" w:color="B0B0B0" w:sz="4"/>
+              <w:right w:val="single" w:color="B0B0B0" w:sz="4"/>
+            </w:tcBorders>
+            <w:tcMar>
+              <w:top w:type="dxa" w:w="60"/>
+              <w:left w:type="dxa" w:w="100"/>
+              <w:bottom w:type="dxa" w:w="60"/>
+              <w:right w:type="dxa" w:w="100"/>
+            </w:tcMar>
+          </w:tcPr>
+          <w:p>
+            <w:r>
+              <w:rPr>
+                <w:sz w:val="18"/>
+                <w:szCs w:val="18"/>
+              </w:rPr>
+              <w:t xml:space="preserve">124</w:t>
+            </w:r>
+          </w:p>
+        </w:tc>
+        <w:tc>
+          <w:tcPr>
+            <w:tcW w:type="dxa" w:w="767"/>
+            <w:tcBorders>
+              <w:top w:val="single" w:color="B0B0B0" w:sz="4"/>
+              <w:left w:val="single" w:color="B0B0B0" w:sz="4"/>
+              <w:bottom w:val="single" w:color="B0B0B0" w:sz="4"/>
+              <w:right w:val="single" w:color="B0B0B0" w:sz="4"/>
+            </w:tcBorders>
+            <w:tcMar>
+              <w:top w:type="dxa" w:w="60"/>
+              <w:left w:type="dxa" w:w="100"/>
+              <w:bottom w:type="dxa" w:w="60"/>
+              <w:right w:type="dxa" w:w="100"/>
+            </w:tcMar>
+          </w:tcPr>
+          <w:p>
+            <w:r>
+              <w:rPr>
+                <w:sz w:val="18"/>
+                <w:szCs w:val="18"/>
+              </w:rPr>
+              <w:t xml:space="preserve">빈칸</w:t>
+            </w:r>
+          </w:p>
+        </w:tc>
+        <w:tc>
+          <w:tcPr>
+            <w:tcW w:type="dxa" w:w="1791"/>
+            <w:tcBorders>
+              <w:top w:val="single" w:color="B0B0B0" w:sz="4"/>
+              <w:left w:val="single" w:color="B0B0B0" w:sz="4"/>
+              <w:bottom w:val="single" w:color="B0B0B0" w:sz="4"/>
+              <w:right w:val="single" w:color="B0B0B0" w:sz="4"/>
+            </w:tcBorders>
+            <w:tcMar>
+              <w:top w:type="dxa" w:w="60"/>
+              <w:left w:type="dxa" w:w="100"/>
+              <w:bottom w:type="dxa" w:w="60"/>
+              <w:right w:type="dxa" w:w="100"/>
+            </w:tcMar>
+          </w:tcPr>
+          <w:p>
+            <w:r>
+              <w:rPr>
+                <w:sz w:val="18"/>
+                <w:szCs w:val="18"/>
+              </w:rPr>
+              <w:t xml:space="preserve">5.3초</w:t>
+            </w:r>
+          </w:p>
+        </w:tc>
+        <w:tc>
+          <w:tcPr>
+            <w:tcW w:type="dxa" w:w="1108"/>
+            <w:tcBorders>
+              <w:top w:val="single" w:color="B0B0B0" w:sz="4"/>
+              <w:left w:val="single" w:color="B0B0B0" w:sz="4"/>
+              <w:bottom w:val="single" w:color="B0B0B0" w:sz="4"/>
+              <w:right w:val="single" w:color="B0B0B0" w:sz="4"/>
+            </w:tcBorders>
+            <w:tcMar>
+              <w:top w:type="dxa" w:w="60"/>
+              <w:left w:type="dxa" w:w="100"/>
+              <w:bottom w:type="dxa" w:w="60"/>
+              <w:right w:type="dxa" w:w="100"/>
+            </w:tcMar>
+          </w:tcPr>
+          <w:p>
+            <w:r>
+              <w:rPr>
+                <w:sz w:val="18"/>
+                <w:szCs w:val="18"/>
+              </w:rPr>
+              <w:t xml:space="preserve">48%</w:t>
+            </w:r>
+          </w:p>
+        </w:tc>
+        <w:tc>
+          <w:tcPr>
+            <w:tcW w:type="dxa" w:w="1705"/>
+            <w:tcBorders>
+              <w:top w:val="single" w:color="B0B0B0" w:sz="4"/>
+              <w:left w:val="single" w:color="B0B0B0" w:sz="4"/>
+              <w:bottom w:val="single" w:color="B0B0B0" w:sz="4"/>
+              <w:right w:val="single" w:color="B0B0B0" w:sz="4"/>
+            </w:tcBorders>
+            <w:tcMar>
+              <w:top w:type="dxa" w:w="60"/>
+              <w:left w:type="dxa" w:w="100"/>
+              <w:bottom w:type="dxa" w:w="60"/>
+              <w:right w:type="dxa" w:w="100"/>
+            </w:tcMar>
+          </w:tcPr>
+          <w:p>
+            <w:r>
+              <w:rPr>
+                <w:sz w:val="18"/>
+                <w:szCs w:val="18"/>
+              </w:rPr>
+              <w:t xml:space="preserve">0.52 Mbps</w:t>
+            </w:r>
+          </w:p>
+        </w:tc>
+        <w:tc>
+          <w:tcPr>
+            <w:tcW w:type="dxa" w:w="1198"/>
+            <w:tcBorders>
+              <w:top w:val="single" w:color="B0B0B0" w:sz="4"/>
+              <w:left w:val="single" w:color="B0B0B0" w:sz="4"/>
+              <w:bottom w:val="single" w:color="B0B0B0" w:sz="4"/>
+              <w:right w:val="single" w:color="B0B0B0" w:sz="4"/>
+            </w:tcBorders>
+            <w:tcMar>
+              <w:top w:type="dxa" w:w="60"/>
+              <w:left w:type="dxa" w:w="100"/>
+              <w:bottom w:type="dxa" w:w="60"/>
+              <w:right w:type="dxa" w:w="100"/>
+            </w:tcMar>
+          </w:tcPr>
+          <w:p>
+            <w:r>
+              <w:rPr>
+                <w:sz w:val="18"/>
+                <w:szCs w:val="18"/>
+              </w:rPr>
+              <w:t xml:space="preserve">−86.9</w:t>
+            </w:r>
+          </w:p>
+        </w:tc>
+      </w:tr>
+      <w:tr>
+        <w:trPr>
+          <w:tblHeader w:val="false"/>
+        </w:trPr>
+        <w:tc>
+          <w:tcPr>
+            <w:tcW w:type="dxa" w:w="2302"/>
+            <w:tcBorders>
+              <w:top w:val="single" w:color="B0B0B0" w:sz="4"/>
+              <w:left w:val="single" w:color="B0B0B0" w:sz="4"/>
+              <w:bottom w:val="single" w:color="B0B0B0" w:sz="4"/>
+              <w:right w:val="single" w:color="B0B0B0" w:sz="4"/>
+            </w:tcBorders>
+            <w:tcMar>
+              <w:top w:type="dxa" w:w="60"/>
+              <w:left w:type="dxa" w:w="100"/>
+              <w:bottom w:type="dxa" w:w="60"/>
+              <w:right w:type="dxa" w:w="100"/>
+            </w:tcMar>
+          </w:tcPr>
+          <w:p>
+            <w:r>
+              <w:rPr>
+                <w:sz w:val="18"/>
+                <w:szCs w:val="18"/>
+              </w:rPr>
+              <w:t xml:space="preserve">09:57 ~ 10:00</w:t>
+            </w:r>
+          </w:p>
+        </w:tc>
+        <w:tc>
+          <w:tcPr>
+            <w:tcW w:type="dxa" w:w="767"/>
+            <w:tcBorders>
+              <w:top w:val="single" w:color="B0B0B0" w:sz="4"/>
+              <w:left w:val="single" w:color="B0B0B0" w:sz="4"/>
+              <w:bottom w:val="single" w:color="B0B0B0" w:sz="4"/>
+              <w:right w:val="single" w:color="B0B0B0" w:sz="4"/>
+            </w:tcBorders>
+            <w:tcMar>
+              <w:top w:type="dxa" w:w="60"/>
+              <w:left w:type="dxa" w:w="100"/>
+              <w:bottom w:type="dxa" w:w="60"/>
+              <w:right w:type="dxa" w:w="100"/>
+            </w:tcMar>
+          </w:tcPr>
+          <w:p>
+            <w:r>
+              <w:rPr>
+                <w:sz w:val="18"/>
+                <w:szCs w:val="18"/>
+              </w:rPr>
+              <w:t xml:space="preserve">32</w:t>
+            </w:r>
+          </w:p>
+        </w:tc>
+        <w:tc>
+          <w:tcPr>
+            <w:tcW w:type="dxa" w:w="767"/>
+            <w:tcBorders>
+              <w:top w:val="single" w:color="B0B0B0" w:sz="4"/>
+              <w:left w:val="single" w:color="B0B0B0" w:sz="4"/>
+              <w:bottom w:val="single" w:color="B0B0B0" w:sz="4"/>
+              <w:right w:val="single" w:color="B0B0B0" w:sz="4"/>
+            </w:tcBorders>
+            <w:tcMar>
+              <w:top w:type="dxa" w:w="60"/>
+              <w:left w:type="dxa" w:w="100"/>
+              <w:bottom w:type="dxa" w:w="60"/>
+              <w:right w:type="dxa" w:w="100"/>
+            </w:tcMar>
+          </w:tcPr>
+          <w:p>
+            <w:r>
+              <w:rPr>
+                <w:sz w:val="18"/>
+                <w:szCs w:val="18"/>
+              </w:rPr>
+              <w:t xml:space="preserve">정상</w:t>
+            </w:r>
+          </w:p>
+        </w:tc>
+        <w:tc>
+          <w:tcPr>
+            <w:tcW w:type="dxa" w:w="1791"/>
+            <w:tcBorders>
+              <w:top w:val="single" w:color="B0B0B0" w:sz="4"/>
+              <w:left w:val="single" w:color="B0B0B0" w:sz="4"/>
+              <w:bottom w:val="single" w:color="B0B0B0" w:sz="4"/>
+              <w:right w:val="single" w:color="B0B0B0" w:sz="4"/>
+            </w:tcBorders>
+            <w:tcMar>
+              <w:top w:type="dxa" w:w="60"/>
+              <w:left w:type="dxa" w:w="100"/>
+              <w:bottom w:type="dxa" w:w="60"/>
+              <w:right w:type="dxa" w:w="100"/>
+            </w:tcMar>
+          </w:tcPr>
+          <w:p>
+            <w:r>
+              <w:rPr>
+                <w:sz w:val="18"/>
+                <w:szCs w:val="18"/>
+              </w:rPr>
+              <w:t xml:space="preserve">2.9초</w:t>
+            </w:r>
+          </w:p>
+        </w:tc>
+        <w:tc>
+          <w:tcPr>
+            <w:tcW w:type="dxa" w:w="1108"/>
+            <w:tcBorders>
+              <w:top w:val="single" w:color="B0B0B0" w:sz="4"/>
+              <w:left w:val="single" w:color="B0B0B0" w:sz="4"/>
+              <w:bottom w:val="single" w:color="B0B0B0" w:sz="4"/>
+              <w:right w:val="single" w:color="B0B0B0" w:sz="4"/>
+            </w:tcBorders>
+            <w:tcMar>
+              <w:top w:type="dxa" w:w="60"/>
+              <w:left w:type="dxa" w:w="100"/>
+              <w:bottom w:type="dxa" w:w="60"/>
+              <w:right w:type="dxa" w:w="100"/>
+            </w:tcMar>
+          </w:tcPr>
+          <w:p>
+            <w:r>
+              <w:rPr>
+                <w:sz w:val="18"/>
+                <w:szCs w:val="18"/>
+              </w:rPr>
+              <w:t xml:space="preserve">3%</w:t>
+            </w:r>
+          </w:p>
+        </w:tc>
+        <w:tc>
+          <w:tcPr>
+            <w:tcW w:type="dxa" w:w="1705"/>
+            <w:tcBorders>
+              <w:top w:val="single" w:color="B0B0B0" w:sz="4"/>
+              <w:left w:val="single" w:color="B0B0B0" w:sz="4"/>
+              <w:bottom w:val="single" w:color="B0B0B0" w:sz="4"/>
+              <w:right w:val="single" w:color="B0B0B0" w:sz="4"/>
+            </w:tcBorders>
+            <w:tcMar>
+              <w:top w:type="dxa" w:w="60"/>
+              <w:left w:type="dxa" w:w="100"/>
+              <w:bottom w:type="dxa" w:w="60"/>
+              <w:right w:type="dxa" w:w="100"/>
+            </w:tcMar>
+          </w:tcPr>
+          <w:p>
+            <w:r>
+              <w:rPr>
+                <w:sz w:val="18"/>
+                <w:szCs w:val="18"/>
+              </w:rPr>
+              <w:t xml:space="preserve">0.52 Mbps</w:t>
+            </w:r>
+          </w:p>
+        </w:tc>
+        <w:tc>
+          <w:tcPr>
+            <w:tcW w:type="dxa" w:w="1198"/>
+            <w:tcBorders>
+              <w:top w:val="single" w:color="B0B0B0" w:sz="4"/>
+              <w:left w:val="single" w:color="B0B0B0" w:sz="4"/>
+              <w:bottom w:val="single" w:color="B0B0B0" w:sz="4"/>
+              <w:right w:val="single" w:color="B0B0B0" w:sz="4"/>
+            </w:tcBorders>
+            <w:tcMar>
+              <w:top w:type="dxa" w:w="60"/>
+              <w:left w:type="dxa" w:w="100"/>
+              <w:bottom w:type="dxa" w:w="60"/>
+              <w:right w:type="dxa" w:w="100"/>
+            </w:tcMar>
+          </w:tcPr>
+          <w:p>
+            <w:r>
+              <w:rPr>
+                <w:sz w:val="18"/>
+                <w:szCs w:val="18"/>
+              </w:rPr>
+              <w:t xml:space="preserve">−85.2</w:t>
+            </w:r>
+          </w:p>
+        </w:tc>
+      </w:tr>
+      <w:tr>
+        <w:trPr>
+          <w:tblHeader w:val="false"/>
+        </w:trPr>
+        <w:tc>
+          <w:tcPr>
+            <w:tcW w:type="dxa" w:w="2302"/>
+            <w:tcBorders>
+              <w:top w:val="single" w:color="B0B0B0" w:sz="4"/>
+              <w:left w:val="single" w:color="B0B0B0" w:sz="4"/>
+              <w:bottom w:val="single" w:color="B0B0B0" w:sz="4"/>
+              <w:right w:val="single" w:color="B0B0B0" w:sz="4"/>
+            </w:tcBorders>
+            <w:tcMar>
+              <w:top w:type="dxa" w:w="60"/>
+              <w:left w:type="dxa" w:w="100"/>
+              <w:bottom w:type="dxa" w:w="60"/>
+              <w:right w:type="dxa" w:w="100"/>
+            </w:tcMar>
+          </w:tcPr>
+          <w:p>
+            <w:r>
+              <w:rPr>
+                <w:sz w:val="18"/>
+                <w:szCs w:val="18"/>
+              </w:rPr>
+              <w:t xml:space="preserve">10:00 ~ 10:15</w:t>
+            </w:r>
+          </w:p>
+        </w:tc>
+        <w:tc>
+          <w:tcPr>
+            <w:tcW w:type="dxa" w:w="767"/>
+            <w:tcBorders>
+              <w:top w:val="single" w:color="B0B0B0" w:sz="4"/>
+              <w:left w:val="single" w:color="B0B0B0" w:sz="4"/>
+              <w:bottom w:val="single" w:color="B0B0B0" w:sz="4"/>
+              <w:right w:val="single" w:color="B0B0B0" w:sz="4"/>
+            </w:tcBorders>
+            <w:tcMar>
+              <w:top w:type="dxa" w:w="60"/>
+              <w:left w:type="dxa" w:w="100"/>
+              <w:bottom w:type="dxa" w:w="60"/>
+              <w:right w:type="dxa" w:w="100"/>
+            </w:tcMar>
+          </w:tcPr>
+          <w:p>
+            <w:r>
+              <w:rPr>
+                <w:sz w:val="18"/>
+                <w:szCs w:val="18"/>
+              </w:rPr>
+              <w:t xml:space="preserve">180</w:t>
+            </w:r>
+          </w:p>
+        </w:tc>
+        <w:tc>
+          <w:tcPr>
+            <w:tcW w:type="dxa" w:w="767"/>
+            <w:tcBorders>
+              <w:top w:val="single" w:color="B0B0B0" w:sz="4"/>
+              <w:left w:val="single" w:color="B0B0B0" w:sz="4"/>
+              <w:bottom w:val="single" w:color="B0B0B0" w:sz="4"/>
+              <w:right w:val="single" w:color="B0B0B0" w:sz="4"/>
+            </w:tcBorders>
+            <w:tcMar>
+              <w:top w:type="dxa" w:w="60"/>
+              <w:left w:type="dxa" w:w="100"/>
+              <w:bottom w:type="dxa" w:w="60"/>
+              <w:right w:type="dxa" w:w="100"/>
+            </w:tcMar>
+          </w:tcPr>
+          <w:p>
+            <w:r>
+              <w:rPr>
+                <w:sz w:val="18"/>
+                <w:szCs w:val="18"/>
+              </w:rPr>
+              <w:t xml:space="preserve">빈칸</w:t>
+            </w:r>
+          </w:p>
+        </w:tc>
+        <w:tc>
+          <w:tcPr>
+            <w:tcW w:type="dxa" w:w="1791"/>
+            <w:tcBorders>
+              <w:top w:val="single" w:color="B0B0B0" w:sz="4"/>
+              <w:left w:val="single" w:color="B0B0B0" w:sz="4"/>
+              <w:bottom w:val="single" w:color="B0B0B0" w:sz="4"/>
+              <w:right w:val="single" w:color="B0B0B0" w:sz="4"/>
+            </w:tcBorders>
+            <w:tcMar>
+              <w:top w:type="dxa" w:w="60"/>
+              <w:left w:type="dxa" w:w="100"/>
+              <w:bottom w:type="dxa" w:w="60"/>
+              <w:right w:type="dxa" w:w="100"/>
+            </w:tcMar>
+          </w:tcPr>
+          <w:p>
+            <w:r>
+              <w:rPr>
+                <w:sz w:val="18"/>
+                <w:szCs w:val="18"/>
+              </w:rPr>
+              <w:t xml:space="preserve">7.5초</w:t>
+            </w:r>
+          </w:p>
+        </w:tc>
+        <w:tc>
+          <w:tcPr>
+            <w:tcW w:type="dxa" w:w="1108"/>
+            <w:tcBorders>
+              <w:top w:val="single" w:color="B0B0B0" w:sz="4"/>
+              <w:left w:val="single" w:color="B0B0B0" w:sz="4"/>
+              <w:bottom w:val="single" w:color="B0B0B0" w:sz="4"/>
+              <w:right w:val="single" w:color="B0B0B0" w:sz="4"/>
+            </w:tcBorders>
+            <w:tcMar>
+              <w:top w:type="dxa" w:w="60"/>
+              <w:left w:type="dxa" w:w="100"/>
+              <w:bottom w:type="dxa" w:w="60"/>
+              <w:right w:type="dxa" w:w="100"/>
+            </w:tcMar>
+          </w:tcPr>
+          <w:p>
+            <w:r>
+              <w:rPr>
+                <w:sz w:val="18"/>
+                <w:szCs w:val="18"/>
+              </w:rPr>
+              <w:t xml:space="preserve">50%</w:t>
+            </w:r>
+          </w:p>
+        </w:tc>
+        <w:tc>
+          <w:tcPr>
+            <w:tcW w:type="dxa" w:w="1705"/>
+            <w:tcBorders>
+              <w:top w:val="single" w:color="B0B0B0" w:sz="4"/>
+              <w:left w:val="single" w:color="B0B0B0" w:sz="4"/>
+              <w:bottom w:val="single" w:color="B0B0B0" w:sz="4"/>
+              <w:right w:val="single" w:color="B0B0B0" w:sz="4"/>
+            </w:tcBorders>
+            <w:tcMar>
+              <w:top w:type="dxa" w:w="60"/>
+              <w:left w:type="dxa" w:w="100"/>
+              <w:bottom w:type="dxa" w:w="60"/>
+              <w:right w:type="dxa" w:w="100"/>
+            </w:tcMar>
+          </w:tcPr>
+          <w:p>
+            <w:r>
+              <w:rPr>
+                <w:sz w:val="18"/>
+                <w:szCs w:val="18"/>
+              </w:rPr>
+              <w:t xml:space="preserve">0.52 Mbps</w:t>
+            </w:r>
+          </w:p>
+        </w:tc>
+        <w:tc>
+          <w:tcPr>
+            <w:tcW w:type="dxa" w:w="1198"/>
+            <w:tcBorders>
+              <w:top w:val="single" w:color="B0B0B0" w:sz="4"/>
+              <w:left w:val="single" w:color="B0B0B0" w:sz="4"/>
+              <w:bottom w:val="single" w:color="B0B0B0" w:sz="4"/>
+              <w:right w:val="single" w:color="B0B0B0" w:sz="4"/>
+            </w:tcBorders>
+            <w:tcMar>
+              <w:top w:type="dxa" w:w="60"/>
+              <w:left w:type="dxa" w:w="100"/>
+              <w:bottom w:type="dxa" w:w="60"/>
+              <w:right w:type="dxa" w:w="100"/>
+            </w:tcMar>
+          </w:tcPr>
+          <w:p>
+            <w:r>
+              <w:rPr>
+                <w:sz w:val="18"/>
+                <w:szCs w:val="18"/>
+              </w:rPr>
+              <w:t xml:space="preserve">−76.5</w:t>
+            </w:r>
+          </w:p>
+        </w:tc>
+      </w:tr>
+      <w:tr>
+        <w:trPr>
+          <w:tblHeader w:val="false"/>
+        </w:trPr>
+        <w:tc>
+          <w:tcPr>
+            <w:tcW w:type="dxa" w:w="2302"/>
+            <w:tcBorders>
+              <w:top w:val="single" w:color="B0B0B0" w:sz="4"/>
+              <w:left w:val="single" w:color="B0B0B0" w:sz="4"/>
+              <w:bottom w:val="single" w:color="B0B0B0" w:sz="4"/>
+              <w:right w:val="single" w:color="B0B0B0" w:sz="4"/>
+            </w:tcBorders>
+            <w:tcMar>
+              <w:top w:type="dxa" w:w="60"/>
+              <w:left w:type="dxa" w:w="100"/>
+              <w:bottom w:type="dxa" w:w="60"/>
+              <w:right w:type="dxa" w:w="100"/>
+            </w:tcMar>
+          </w:tcPr>
+          <w:p>
+            <w:r>
+              <w:rPr>
+                <w:sz w:val="18"/>
+                <w:szCs w:val="18"/>
+              </w:rPr>
+              <w:t xml:space="preserve">(참고) 10:15 두 번째 세션</w:t>
+            </w:r>
+          </w:p>
+        </w:tc>
+        <w:tc>
+          <w:tcPr>
+            <w:tcW w:type="dxa" w:w="767"/>
+            <w:tcBorders>
+              <w:top w:val="single" w:color="B0B0B0" w:sz="4"/>
+              <w:left w:val="single" w:color="B0B0B0" w:sz="4"/>
+              <w:bottom w:val="single" w:color="B0B0B0" w:sz="4"/>
+              <w:right w:val="single" w:color="B0B0B0" w:sz="4"/>
+            </w:tcBorders>
+            <w:tcMar>
+              <w:top w:type="dxa" w:w="60"/>
+              <w:left w:type="dxa" w:w="100"/>
+              <w:bottom w:type="dxa" w:w="60"/>
+              <w:right w:type="dxa" w:w="100"/>
+            </w:tcMar>
+          </w:tcPr>
+          <w:p>
+            <w:r>
+              <w:rPr>
+                <w:sz w:val="18"/>
+                <w:szCs w:val="18"/>
+              </w:rPr>
+              <w:t xml:space="preserve">254</w:t>
+            </w:r>
+          </w:p>
+        </w:tc>
+        <w:tc>
+          <w:tcPr>
+            <w:tcW w:type="dxa" w:w="767"/>
+            <w:tcBorders>
+              <w:top w:val="single" w:color="B0B0B0" w:sz="4"/>
+              <w:left w:val="single" w:color="B0B0B0" w:sz="4"/>
+              <w:bottom w:val="single" w:color="B0B0B0" w:sz="4"/>
+              <w:right w:val="single" w:color="B0B0B0" w:sz="4"/>
+            </w:tcBorders>
+            <w:tcMar>
+              <w:top w:type="dxa" w:w="60"/>
+              <w:left w:type="dxa" w:w="100"/>
+              <w:bottom w:type="dxa" w:w="60"/>
+              <w:right w:type="dxa" w:w="100"/>
+            </w:tcMar>
+          </w:tcPr>
+          <w:p>
+            <w:r>
+              <w:rPr>
+                <w:sz w:val="18"/>
+                <w:szCs w:val="18"/>
+              </w:rPr>
+              <w:t xml:space="preserve">정상</w:t>
+            </w:r>
+          </w:p>
+        </w:tc>
+        <w:tc>
+          <w:tcPr>
+            <w:tcW w:type="dxa" w:w="1791"/>
+            <w:tcBorders>
+              <w:top w:val="single" w:color="B0B0B0" w:sz="4"/>
+              <w:left w:val="single" w:color="B0B0B0" w:sz="4"/>
+              <w:bottom w:val="single" w:color="B0B0B0" w:sz="4"/>
+              <w:right w:val="single" w:color="B0B0B0" w:sz="4"/>
+            </w:tcBorders>
+            <w:tcMar>
+              <w:top w:type="dxa" w:w="60"/>
+              <w:left w:type="dxa" w:w="100"/>
+              <w:bottom w:type="dxa" w:w="60"/>
+              <w:right w:type="dxa" w:w="100"/>
+            </w:tcMar>
+          </w:tcPr>
+          <w:p>
+            <w:r>
+              <w:rPr>
+                <w:sz w:val="18"/>
+                <w:szCs w:val="18"/>
+              </w:rPr>
+              <w:t xml:space="preserve">2.9초</w:t>
+            </w:r>
+          </w:p>
+        </w:tc>
+        <w:tc>
+          <w:tcPr>
+            <w:tcW w:type="dxa" w:w="1108"/>
+            <w:tcBorders>
+              <w:top w:val="single" w:color="B0B0B0" w:sz="4"/>
+              <w:left w:val="single" w:color="B0B0B0" w:sz="4"/>
+              <w:bottom w:val="single" w:color="B0B0B0" w:sz="4"/>
+              <w:right w:val="single" w:color="B0B0B0" w:sz="4"/>
+            </w:tcBorders>
+            <w:tcMar>
+              <w:top w:type="dxa" w:w="60"/>
+              <w:left w:type="dxa" w:w="100"/>
+              <w:bottom w:type="dxa" w:w="60"/>
+              <w:right w:type="dxa" w:w="100"/>
+            </w:tcMar>
+          </w:tcPr>
+          <w:p>
+            <w:r>
+              <w:rPr>
+                <w:sz w:val="18"/>
+                <w:szCs w:val="18"/>
+              </w:rPr>
+              <w:t xml:space="preserve">0%</w:t>
+            </w:r>
+          </w:p>
+        </w:tc>
+        <w:tc>
+          <w:tcPr>
+            <w:tcW w:type="dxa" w:w="1705"/>
+            <w:tcBorders>
+              <w:top w:val="single" w:color="B0B0B0" w:sz="4"/>
+              <w:left w:val="single" w:color="B0B0B0" w:sz="4"/>
+              <w:bottom w:val="single" w:color="B0B0B0" w:sz="4"/>
+              <w:right w:val="single" w:color="B0B0B0" w:sz="4"/>
+            </w:tcBorders>
+            <w:tcMar>
+              <w:top w:type="dxa" w:w="60"/>
+              <w:left w:type="dxa" w:w="100"/>
+              <w:bottom w:type="dxa" w:w="60"/>
+              <w:right w:type="dxa" w:w="100"/>
+            </w:tcMar>
+          </w:tcPr>
+          <w:p>
+            <w:r>
+              <w:rPr>
+                <w:sz w:val="18"/>
+                <w:szCs w:val="18"/>
+              </w:rPr>
+              <w:t xml:space="preserve">0.52 Mbps</w:t>
+            </w:r>
+          </w:p>
+        </w:tc>
+        <w:tc>
+          <w:tcPr>
+            <w:tcW w:type="dxa" w:w="1198"/>
+            <w:tcBorders>
+              <w:top w:val="single" w:color="B0B0B0" w:sz="4"/>
+              <w:left w:val="single" w:color="B0B0B0" w:sz="4"/>
+              <w:bottom w:val="single" w:color="B0B0B0" w:sz="4"/>
+              <w:right w:val="single" w:color="B0B0B0" w:sz="4"/>
+            </w:tcBorders>
+            <w:tcMar>
+              <w:top w:type="dxa" w:w="60"/>
+              <w:left w:type="dxa" w:w="100"/>
+              <w:bottom w:type="dxa" w:w="60"/>
+              <w:right w:type="dxa" w:w="100"/>
+            </w:tcMar>
+          </w:tcPr>
+          <w:p>
+            <w:r>
+              <w:rPr>
+                <w:sz w:val="18"/>
+                <w:szCs w:val="18"/>
+              </w:rPr>
+              <w:t xml:space="preserve">−83 (중앙값)</w:t>
+            </w:r>
+          </w:p>
+        </w:tc>
+      </w:tr>
+    </w:tbl>
+    <w:p>
       <w:pPr>
-        <w:pStyle w:val="ListParagraph"/>
-        <w:numPr>
-          <w:ilvl w:val="0"/>
-          <w:numId w:val="2"/>
-        </w:numPr>
+        <w:spacing w:after="60"/>
       </w:pPr>
+    </w:p>
+    <w:p>
+      <w:r>
+        <w:t xml:space="preserve">장소·셀·망 상태·트래픽이 모두 같은데도, </w:t>
+      </w:r>
       <w:r>
         <w:rPr>
           <w:b/>
           <w:bCs/>
         </w:rPr>
-        <w:t xml:space="preserve">셀 정보 갱신이 멈춘 행과 겹칩니다.</w:t>
+        <w:t xml:space="preserve">SINR이 빈 구간은 정확히 셀 정보 갱신이 느려진 구간과 겹쳤습니다.</w:t>
       </w:r>
       <w:r>
-        <w:t xml:space="preserve"> NR_NSA 상태에서 SINR이 빈 행의 46%는 셀 정보가 8초 넘게 갱신되지 않은 행이었습니다. SINR이 정상인 행에서는 이 비율이 1%였습니다.</w:t>
+        <w:t xml:space="preserve"> 처음에는 이동 세션에서 "데이터를 적게 쓸 때 빈칸이 많다"(수신 처리량 0 근처 50%, 10 Mbps 이상 7%)는 경향을 보고 트래픽을 원인으로 추정했습니다. 그러나 이 측정은 트래픽이 일정한데도 빈칸이 생겼으므로 그 추정은 맞지 않았습니다.</w:t>
       </w:r>
     </w:p>
     <w:p>
-      <w:pPr>
-        <w:pStyle w:val="ListParagraph"/>
-        <w:numPr>
-          <w:ilvl w:val="0"/>
-          <w:numId w:val="2"/>
-        </w:numPr>
-      </w:pPr>
+      <w:r>
+        <w:t xml:space="preserve">이를 종합하면, </w:t>
+      </w:r>
       <w:r>
         <w:rPr>
           <w:b/>
           <w:bCs/>
         </w:rPr>
-        <w:t xml:space="preserve">도보 세션에서 특히 높았습니다</w:t>
+        <w:t xml:space="preserve">단말이 셀 정보 보고를 줄이는 상태(저전력 상태로 추정)에 들어가면 SINR이 함께 빠지는 것</w:t>
       </w:r>
       <w:r>
-        <w:t xml:space="preserve">(9/21 98%, 10/4 98%). 걸으면서는 화면을 꺼 둔 채 휴대했을 가능성이 높아, 아래 추정과 맞는 경향입니다.</w:t>
-      </w:r>
-    </w:p>
-    <w:p>
-      <w:r>
-        <w:t xml:space="preserve">이를 종합하면, 화면이 꺼지거나 데이터 통신이 거의 없을 때 단말이 저전력 상태로 들어가 신호 보고를 줄이는 동작이 원인으로 추정됩니다. 다만 현재 CSV에는 화면 상태와 무선 연결 상태가 기록되지 않아 직접 확인하지는 못했습니다. 다음 수집부터 화면 켜짐 여부와 데이터 활동 상태를 함께 기록하여 확인할 계획입니다. 원인과 무관하게, SINR 빈칸은 음영 지표로 쓰면 안 되며 분석에서는 RSRP·RSRQ를 기준으로 삼는 것이 맞다고 판단합니다.</w:t>
+        <w:t xml:space="preserve">으로 판단합니다. 전체 데이터에서도 NR_NSA 상태에서 SINR이 빈 행의 47%는 셀 정보가 8초 넘게 갱신되지 않은 행이었고, SINR이 정상인 행은 1%였습니다. 화면 꺼짐이 계기인지는 현재 CSV에 화면 상태가 기록되지 않아 확인하지 못했습니다. 다음 앱 수정에서 화면 상태를 함께 기록하여 확인할 계획입니다. 원인과 무관하게, SINR 빈칸은 음영 지표로 쓰면 안 되며 분석에서는 RSRP·RSRQ를 기준으로 삼는 것이 맞다고 판단합니다.</w:t>
       </w:r>
     </w:p>
     <w:p>
@@ -2429,11 +3593,11 @@
         </w:tblBorders>
       </w:tblPr>
       <w:tblGrid>
-        <w:gridCol w:w="4234"/>
-        <w:gridCol w:w="1022"/>
-        <w:gridCol w:w="1460"/>
-        <w:gridCol w:w="1022"/>
-        <w:gridCol w:w="1900"/>
+        <w:gridCol w:w="3911"/>
+        <w:gridCol w:w="1257"/>
+        <w:gridCol w:w="1396"/>
+        <w:gridCol w:w="1257"/>
+        <w:gridCol w:w="1817"/>
       </w:tblGrid>
       <w:tr>
         <w:trPr>
@@ -2441,7 +3605,7 @@
         </w:trPr>
         <w:tc>
           <w:tcPr>
-            <w:tcW w:type="dxa" w:w="4234"/>
+            <w:tcW w:type="dxa" w:w="3911"/>
             <w:tcBorders>
               <w:top w:val="single" w:color="B0B0B0" w:sz="4"/>
               <w:left w:val="single" w:color="B0B0B0" w:sz="4"/>
@@ -2470,7 +3634,7 @@
         </w:tc>
         <w:tc>
           <w:tcPr>
-            <w:tcW w:type="dxa" w:w="1022"/>
+            <w:tcW w:type="dxa" w:w="1257"/>
             <w:tcBorders>
               <w:top w:val="single" w:color="B0B0B0" w:sz="4"/>
               <w:left w:val="single" w:color="B0B0B0" w:sz="4"/>
@@ -2499,7 +3663,7 @@
         </w:tc>
         <w:tc>
           <w:tcPr>
-            <w:tcW w:type="dxa" w:w="1460"/>
+            <w:tcW w:type="dxa" w:w="1396"/>
             <w:tcBorders>
               <w:top w:val="single" w:color="B0B0B0" w:sz="4"/>
               <w:left w:val="single" w:color="B0B0B0" w:sz="4"/>
@@ -2528,7 +3692,7 @@
         </w:tc>
         <w:tc>
           <w:tcPr>
-            <w:tcW w:type="dxa" w:w="1022"/>
+            <w:tcW w:type="dxa" w:w="1257"/>
             <w:tcBorders>
               <w:top w:val="single" w:color="B0B0B0" w:sz="4"/>
               <w:left w:val="single" w:color="B0B0B0" w:sz="4"/>
@@ -2557,7 +3721,7 @@
         </w:tc>
         <w:tc>
           <w:tcPr>
-            <w:tcW w:type="dxa" w:w="1900"/>
+            <w:tcW w:type="dxa" w:w="1817"/>
             <w:tcBorders>
               <w:top w:val="single" w:color="B0B0B0" w:sz="4"/>
               <w:left w:val="single" w:color="B0B0B0" w:sz="4"/>
@@ -2591,7 +3755,7 @@
         </w:trPr>
         <w:tc>
           <w:tcPr>
-            <w:tcW w:type="dxa" w:w="4234"/>
+            <w:tcW w:type="dxa" w:w="3911"/>
             <w:tcBorders>
               <w:top w:val="single" w:color="B0B0B0" w:sz="4"/>
               <w:left w:val="single" w:color="B0B0B0" w:sz="4"/>
@@ -2617,7 +3781,7 @@
         </w:tc>
         <w:tc>
           <w:tcPr>
-            <w:tcW w:type="dxa" w:w="1022"/>
+            <w:tcW w:type="dxa" w:w="1257"/>
             <w:tcBorders>
               <w:top w:val="single" w:color="B0B0B0" w:sz="4"/>
               <w:left w:val="single" w:color="B0B0B0" w:sz="4"/>
@@ -2643,7 +3807,7 @@
         </w:tc>
         <w:tc>
           <w:tcPr>
-            <w:tcW w:type="dxa" w:w="1460"/>
+            <w:tcW w:type="dxa" w:w="1396"/>
             <w:tcBorders>
               <w:top w:val="single" w:color="B0B0B0" w:sz="4"/>
               <w:left w:val="single" w:color="B0B0B0" w:sz="4"/>
@@ -2669,7 +3833,7 @@
         </w:tc>
         <w:tc>
           <w:tcPr>
-            <w:tcW w:type="dxa" w:w="1022"/>
+            <w:tcW w:type="dxa" w:w="1257"/>
             <w:tcBorders>
               <w:top w:val="single" w:color="B0B0B0" w:sz="4"/>
               <w:left w:val="single" w:color="B0B0B0" w:sz="4"/>
@@ -2695,7 +3859,7 @@
         </w:tc>
         <w:tc>
           <w:tcPr>
-            <w:tcW w:type="dxa" w:w="1900"/>
+            <w:tcW w:type="dxa" w:w="1817"/>
             <w:tcBorders>
               <w:top w:val="single" w:color="B0B0B0" w:sz="4"/>
               <w:left w:val="single" w:color="B0B0B0" w:sz="4"/>
@@ -2726,7 +3890,7 @@
         </w:trPr>
         <w:tc>
           <w:tcPr>
-            <w:tcW w:type="dxa" w:w="4234"/>
+            <w:tcW w:type="dxa" w:w="3911"/>
             <w:tcBorders>
               <w:top w:val="single" w:color="B0B0B0" w:sz="4"/>
               <w:left w:val="single" w:color="B0B0B0" w:sz="4"/>
@@ -2752,7 +3916,7 @@
         </w:tc>
         <w:tc>
           <w:tcPr>
-            <w:tcW w:type="dxa" w:w="1022"/>
+            <w:tcW w:type="dxa" w:w="1257"/>
             <w:tcBorders>
               <w:top w:val="single" w:color="B0B0B0" w:sz="4"/>
               <w:left w:val="single" w:color="B0B0B0" w:sz="4"/>
@@ -2778,7 +3942,7 @@
         </w:tc>
         <w:tc>
           <w:tcPr>
-            <w:tcW w:type="dxa" w:w="1460"/>
+            <w:tcW w:type="dxa" w:w="1396"/>
             <w:tcBorders>
               <w:top w:val="single" w:color="B0B0B0" w:sz="4"/>
               <w:left w:val="single" w:color="B0B0B0" w:sz="4"/>
@@ -2804,7 +3968,7 @@
         </w:tc>
         <w:tc>
           <w:tcPr>
-            <w:tcW w:type="dxa" w:w="1022"/>
+            <w:tcW w:type="dxa" w:w="1257"/>
             <w:tcBorders>
               <w:top w:val="single" w:color="B0B0B0" w:sz="4"/>
               <w:left w:val="single" w:color="B0B0B0" w:sz="4"/>
@@ -2830,7 +3994,7 @@
         </w:tc>
         <w:tc>
           <w:tcPr>
-            <w:tcW w:type="dxa" w:w="1900"/>
+            <w:tcW w:type="dxa" w:w="1817"/>
             <w:tcBorders>
               <w:top w:val="single" w:color="B0B0B0" w:sz="4"/>
               <w:left w:val="single" w:color="B0B0B0" w:sz="4"/>
@@ -2861,7 +4025,7 @@
         </w:trPr>
         <w:tc>
           <w:tcPr>
-            <w:tcW w:type="dxa" w:w="4234"/>
+            <w:tcW w:type="dxa" w:w="3911"/>
             <w:tcBorders>
               <w:top w:val="single" w:color="B0B0B0" w:sz="4"/>
               <w:left w:val="single" w:color="B0B0B0" w:sz="4"/>
@@ -2887,7 +4051,7 @@
         </w:tc>
         <w:tc>
           <w:tcPr>
-            <w:tcW w:type="dxa" w:w="1022"/>
+            <w:tcW w:type="dxa" w:w="1257"/>
             <w:tcBorders>
               <w:top w:val="single" w:color="B0B0B0" w:sz="4"/>
               <w:left w:val="single" w:color="B0B0B0" w:sz="4"/>
@@ -2913,7 +4077,7 @@
         </w:tc>
         <w:tc>
           <w:tcPr>
-            <w:tcW w:type="dxa" w:w="1460"/>
+            <w:tcW w:type="dxa" w:w="1396"/>
             <w:tcBorders>
               <w:top w:val="single" w:color="B0B0B0" w:sz="4"/>
               <w:left w:val="single" w:color="B0B0B0" w:sz="4"/>
@@ -2939,7 +4103,7 @@
         </w:tc>
         <w:tc>
           <w:tcPr>
-            <w:tcW w:type="dxa" w:w="1022"/>
+            <w:tcW w:type="dxa" w:w="1257"/>
             <w:tcBorders>
               <w:top w:val="single" w:color="B0B0B0" w:sz="4"/>
               <w:left w:val="single" w:color="B0B0B0" w:sz="4"/>
@@ -2965,7 +4129,7 @@
         </w:tc>
         <w:tc>
           <w:tcPr>
-            <w:tcW w:type="dxa" w:w="1900"/>
+            <w:tcW w:type="dxa" w:w="1817"/>
             <w:tcBorders>
               <w:top w:val="single" w:color="B0B0B0" w:sz="4"/>
               <w:left w:val="single" w:color="B0B0B0" w:sz="4"/>
@@ -2996,7 +4160,7 @@
         </w:trPr>
         <w:tc>
           <w:tcPr>
-            <w:tcW w:type="dxa" w:w="4234"/>
+            <w:tcW w:type="dxa" w:w="3911"/>
             <w:tcBorders>
               <w:top w:val="single" w:color="B0B0B0" w:sz="4"/>
               <w:left w:val="single" w:color="B0B0B0" w:sz="4"/>
@@ -3022,33 +4186,33 @@
         </w:tc>
         <w:tc>
           <w:tcPr>
-            <w:tcW w:type="dxa" w:w="1022"/>
-            <w:tcBorders>
-              <w:top w:val="single" w:color="B0B0B0" w:sz="4"/>
-              <w:left w:val="single" w:color="B0B0B0" w:sz="4"/>
-              <w:bottom w:val="single" w:color="B0B0B0" w:sz="4"/>
-              <w:right w:val="single" w:color="B0B0B0" w:sz="4"/>
-            </w:tcBorders>
-            <w:tcMar>
-              <w:top w:type="dxa" w:w="60"/>
-              <w:left w:type="dxa" w:w="100"/>
-              <w:bottom w:type="dxa" w:w="60"/>
-              <w:right w:type="dxa" w:w="100"/>
-            </w:tcMar>
-          </w:tcPr>
-          <w:p>
-            <w:r>
-              <w:rPr>
-                <w:sz w:val="18"/>
-                <w:szCs w:val="18"/>
-              </w:rPr>
-              <w:t xml:space="preserve">1</w:t>
-            </w:r>
-          </w:p>
-        </w:tc>
-        <w:tc>
-          <w:tcPr>
-            <w:tcW w:type="dxa" w:w="1460"/>
+            <w:tcW w:type="dxa" w:w="1257"/>
+            <w:tcBorders>
+              <w:top w:val="single" w:color="B0B0B0" w:sz="4"/>
+              <w:left w:val="single" w:color="B0B0B0" w:sz="4"/>
+              <w:bottom w:val="single" w:color="B0B0B0" w:sz="4"/>
+              <w:right w:val="single" w:color="B0B0B0" w:sz="4"/>
+            </w:tcBorders>
+            <w:tcMar>
+              <w:top w:type="dxa" w:w="60"/>
+              <w:left w:type="dxa" w:w="100"/>
+              <w:bottom w:type="dxa" w:w="60"/>
+              <w:right w:type="dxa" w:w="100"/>
+            </w:tcMar>
+          </w:tcPr>
+          <w:p>
+            <w:r>
+              <w:rPr>
+                <w:sz w:val="18"/>
+                <w:szCs w:val="18"/>
+              </w:rPr>
+              <w:t xml:space="preserve">3</w:t>
+            </w:r>
+          </w:p>
+        </w:tc>
+        <w:tc>
+          <w:tcPr>
+            <w:tcW w:type="dxa" w:w="1396"/>
             <w:tcBorders>
               <w:top w:val="single" w:color="B0B0B0" w:sz="4"/>
               <w:left w:val="single" w:color="B0B0B0" w:sz="4"/>
@@ -3074,7 +4238,7 @@
         </w:tc>
         <w:tc>
           <w:tcPr>
-            <w:tcW w:type="dxa" w:w="1022"/>
+            <w:tcW w:type="dxa" w:w="1257"/>
             <w:tcBorders>
               <w:top w:val="single" w:color="B0B0B0" w:sz="4"/>
               <w:left w:val="single" w:color="B0B0B0" w:sz="4"/>
@@ -3100,7 +4264,7 @@
         </w:tc>
         <w:tc>
           <w:tcPr>
-            <w:tcW w:type="dxa" w:w="1900"/>
+            <w:tcW w:type="dxa" w:w="1817"/>
             <w:tcBorders>
               <w:top w:val="single" w:color="B0B0B0" w:sz="4"/>
               <w:left w:val="single" w:color="B0B0B0" w:sz="4"/>
@@ -3131,7 +4295,7 @@
         </w:trPr>
         <w:tc>
           <w:tcPr>
-            <w:tcW w:type="dxa" w:w="4234"/>
+            <w:tcW w:type="dxa" w:w="3911"/>
             <w:tcBorders>
               <w:top w:val="single" w:color="B0B0B0" w:sz="4"/>
               <w:left w:val="single" w:color="B0B0B0" w:sz="4"/>
@@ -3157,33 +4321,33 @@
         </w:tc>
         <w:tc>
           <w:tcPr>
-            <w:tcW w:type="dxa" w:w="1022"/>
-            <w:tcBorders>
-              <w:top w:val="single" w:color="B0B0B0" w:sz="4"/>
-              <w:left w:val="single" w:color="B0B0B0" w:sz="4"/>
-              <w:bottom w:val="single" w:color="B0B0B0" w:sz="4"/>
-              <w:right w:val="single" w:color="B0B0B0" w:sz="4"/>
-            </w:tcBorders>
-            <w:tcMar>
-              <w:top w:type="dxa" w:w="60"/>
-              <w:left w:type="dxa" w:w="100"/>
-              <w:bottom w:type="dxa" w:w="60"/>
-              <w:right w:type="dxa" w:w="100"/>
-            </w:tcMar>
-          </w:tcPr>
-          <w:p>
-            <w:r>
-              <w:rPr>
-                <w:sz w:val="18"/>
-                <w:szCs w:val="18"/>
-              </w:rPr>
-              <w:t xml:space="preserve">26</w:t>
-            </w:r>
-          </w:p>
-        </w:tc>
-        <w:tc>
-          <w:tcPr>
-            <w:tcW w:type="dxa" w:w="1460"/>
+            <w:tcW w:type="dxa" w:w="1257"/>
+            <w:tcBorders>
+              <w:top w:val="single" w:color="B0B0B0" w:sz="4"/>
+              <w:left w:val="single" w:color="B0B0B0" w:sz="4"/>
+              <w:bottom w:val="single" w:color="B0B0B0" w:sz="4"/>
+              <w:right w:val="single" w:color="B0B0B0" w:sz="4"/>
+            </w:tcBorders>
+            <w:tcMar>
+              <w:top w:type="dxa" w:w="60"/>
+              <w:left w:type="dxa" w:w="100"/>
+              <w:bottom w:type="dxa" w:w="60"/>
+              <w:right w:type="dxa" w:w="100"/>
+            </w:tcMar>
+          </w:tcPr>
+          <w:p>
+            <w:r>
+              <w:rPr>
+                <w:sz w:val="18"/>
+                <w:szCs w:val="18"/>
+              </w:rPr>
+              <w:t xml:space="preserve">28</w:t>
+            </w:r>
+          </w:p>
+        </w:tc>
+        <w:tc>
+          <w:tcPr>
+            <w:tcW w:type="dxa" w:w="1396"/>
             <w:tcBorders>
               <w:top w:val="single" w:color="B0B0B0" w:sz="4"/>
               <w:left w:val="single" w:color="B0B0B0" w:sz="4"/>
@@ -3209,7 +4373,7 @@
         </w:tc>
         <w:tc>
           <w:tcPr>
-            <w:tcW w:type="dxa" w:w="1022"/>
+            <w:tcW w:type="dxa" w:w="1257"/>
             <w:tcBorders>
               <w:top w:val="single" w:color="B0B0B0" w:sz="4"/>
               <w:left w:val="single" w:color="B0B0B0" w:sz="4"/>
@@ -3235,7 +4399,7 @@
         </w:tc>
         <w:tc>
           <w:tcPr>
-            <w:tcW w:type="dxa" w:w="1900"/>
+            <w:tcW w:type="dxa" w:w="1817"/>
             <w:tcBorders>
               <w:top w:val="single" w:color="B0B0B0" w:sz="4"/>
               <w:left w:val="single" w:color="B0B0B0" w:sz="4"/>
@@ -3287,7 +4451,7 @@
         </w:numPr>
       </w:pPr>
       <w:r>
-        <w:t xml:space="preserve">핸드오버 감지 경로는 즉시 감지가 1,251건, 5초 주기 수집이 553건이었습니다. 즉시 감지 기록 중 실제로 셀이 바뀌지 않은 행이 25건 있었는데, 이는 감지 순간 셀 정보가 아직 갱신되지 않은 경우로 보입니다.</w:t>
+        <w:t xml:space="preserve">핸드오버 감지 경로는 즉시 감지가 1,251건, 5초 주기 수집이 553건이었습니다. 즉시 감지 기록 중 실제로 셀이 바뀌지 않은 행이 27건 있었는데, 이는 감지 순간 셀 정보가 아직 갱신되지 않은 경우로 보입니다.</w:t>
       </w:r>
     </w:p>
     <w:p>
@@ -3350,7 +4514,7 @@
     </w:p>
     <w:p>
       <w:r>
-        <w:t xml:space="preserve">전체 평균은 핸드오버 −2.1 dB(중앙값 −1 dB), 대조군 +0.6 dB였습니다. 3 dB 이상 개선된 경우는 30%, 3 dB 이상 악화된 경우는 42%였습니다. 전체로 보면 "핸드오버 전후 변화가 없다"는 관찰과 맞습니다.</w:t>
+        <w:t xml:space="preserve">전체 평균은 핸드오버 −2.1 dB(중앙값 −1 dB), 대조군 +0.5 dB였습니다. 3 dB 이상 개선된 경우는 30%, 3 dB 이상 악화된 경우는 42%였습니다. 전체로 보면 "핸드오버 전후 변화가 없다"는 관찰과 맞습니다.</w:t>
       </w:r>
     </w:p>
     <w:tbl>
@@ -3978,7 +5142,7 @@
                 <w:sz w:val="18"/>
                 <w:szCs w:val="18"/>
               </w:rPr>
-              <w:t xml:space="preserve">+2.0</w:t>
+              <w:t xml:space="preserve">+1.9</w:t>
             </w:r>
           </w:p>
         </w:tc>
@@ -4004,7 +5168,7 @@
                 <w:sz w:val="18"/>
                 <w:szCs w:val="18"/>
               </w:rPr>
-              <w:t xml:space="preserve">−0.2</w:t>
+              <w:t xml:space="preserve">0.0</w:t>
             </w:r>
           </w:p>
         </w:tc>
@@ -4139,7 +5303,7 @@
                 <w:sz w:val="18"/>
                 <w:szCs w:val="18"/>
               </w:rPr>
-              <w:t xml:space="preserve">+0.8</w:t>
+              <w:t xml:space="preserve">+0.7</w:t>
             </w:r>
           </w:p>
         </w:tc>
@@ -4165,7 +5329,7 @@
                 <w:sz w:val="18"/>
                 <w:szCs w:val="18"/>
               </w:rPr>
-              <w:t xml:space="preserve">−2.7</w:t>
+              <w:t xml:space="preserve">−2.6</w:t>
             </w:r>
           </w:p>
         </w:tc>
@@ -4425,6 +5589,30 @@
     </w:p>
     <w:p>
       <w:pPr>
+        <w:pStyle w:val="ListParagraph"/>
+        <w:numPr>
+          <w:ilvl w:val="0"/>
+          <w:numId w:val="2"/>
+        </w:numPr>
+      </w:pPr>
+      <w:r>
+        <w:t xml:space="preserve">같은 내용을 리포트(</w:t>
+      </w:r>
+      <w:r>
+        <w:rPr>
+          <w:color w:val="444444"/>
+          <w:sz w:val="18"/>
+          <w:szCs w:val="18"/>
+          <w:rFonts w:ascii="Consolas" w:cs="Consolas" w:eastAsia="Consolas" w:hAnsi="Consolas"/>
+        </w:rPr>
+        <w:t xml:space="preserve">viz_build/report_all.html</w:t>
+      </w:r>
+      <w:r>
+        <w:t xml:space="preserve">)의 그림 5-2로도 추가하였습니다. 리포트는 정차 구간을 제외한 데이터로 계산하므로 핸드오버 수가 1,428건으로 약간 다릅니다.</w:t>
+      </w:r>
+    </w:p>
+    <w:p>
+      <w:pPr>
         <w:pStyle w:val="Heading2"/>
       </w:pPr>
       <w:r>
@@ -4446,6 +5634,11 @@
       </w:r>
       <w:r>
         <w:t xml:space="preserve"> 결과에서도 같은 경향이 나타났습니다. 핸드오버 직전 이웃 목록에서 옮겨 간 셀의 RSRP는 당시 서빙셀보다 중앙값 기준 5 dB 낮았습니다. 옮겨 간 셀이 서빙셀보다 강했던 경우는 16%였고, 표준 A3 조건에 가까운 +3 dB 이상은 3.7%에 그쳤습니다. 5초 간격 측정의 한계를 고려하더라도, 상당수 핸드오버가 단말이 본 RSRP 기준으로는 이득이 없는 이동이었습니다.</w:t>
+      </w:r>
+    </w:p>
+    <w:p>
+      <w:r>
+        <w:t xml:space="preserve">또한 핸드오버의 32%(585건)는 직전 이웃 목록에 아예 없던 셀로 옮겨 간 것으로 기록되었습니다. 이 비율은 직전 목록이 오래될수록 커졌습니다(차량: 3초 이내 3% → 9초 초과 29%, 지하철: 17% → 71%). 앱이 셀 정보를 직전 수집 때 요청한 결과로 읽어 늘 약 5초 묵어 있던 것이 원인이어서, 앱을 v1.4로 수정하였습니다(셀 정보 1초 갱신, 저장량은 그대로).</w:t>
       </w:r>
     </w:p>
     <w:p>
@@ -4526,7 +5719,19 @@
         <w:t xml:space="preserve">서빙 신호가 충분히 좋을 때의 불필요한 핸드오버와 짧은 시간 안의 복귀(핑퐁)를 선택적으로 줄이는 것</w:t>
       </w:r>
       <w:r>
-        <w:t xml:space="preserve">입니다. 이 방향에 맞는 핸드오버 규칙과, 실측 데이터를 재생해 그 효과를 검증한 결과는 별도로 정리하여 보고드리겠습니다.</w:t>
+        <w:t xml:space="preserve">입니다. 이 방향에 맞는 알고리즘과 AI 모델 후보, 실측 데이터를 재생한 사전 검증 결과는 </w:t>
+      </w:r>
+      <w:r>
+        <w:rPr>
+          <w:color w:val="444444"/>
+          <w:sz w:val="18"/>
+          <w:szCs w:val="18"/>
+          <w:rFonts w:ascii="Consolas" w:cs="Consolas" w:eastAsia="Consolas" w:hAnsi="Consolas"/>
+        </w:rPr>
+        <w:t xml:space="preserve">핸드오버_AI_연구방향.md</w:t>
+      </w:r>
+      <w:r>
+        <w:t xml:space="preserve">에 정리하였습니다.</w:t>
       </w:r>
     </w:p>
     <w:p>
@@ -4558,7 +5763,7 @@
         </w:numPr>
       </w:pPr>
       <w:r>
-        <w:t xml:space="preserve">핸드오버 한 건당 처리량 손실은 현재 데이터로 정량화하지 못했습니다. 다운로드 측정이 30초 간격이라 핸드오버 순간과 겹치는 경우가 적었습니다.</w:t>
+        <w:t xml:space="preserve">핸드오버 한 건당 처리량 손실은 현재 데이터로 정량화하지 못했습니다. 이를 위해 앱에 속도 측정(v1.3)을 넣었으나, 10/15 측정까지도 단말에는 v1.2 앱이 설치되어 있어 속도 측정 데이터는 아직 없습니다. 다음 측정부터 v1.4 앱으로 수집하겠습니다.</w:t>
       </w:r>
     </w:p>
     <w:p>
@@ -4601,14 +5806,14 @@
         </w:tblBorders>
       </w:tblPr>
       <w:tblGrid>
-        <w:gridCol w:w="2190"/>
-        <w:gridCol w:w="766"/>
-        <w:gridCol w:w="1095"/>
-        <w:gridCol w:w="766"/>
-        <w:gridCol w:w="1204"/>
-        <w:gridCol w:w="1204"/>
-        <w:gridCol w:w="1204"/>
-        <w:gridCol w:w="1209"/>
+        <w:gridCol w:w="2095"/>
+        <w:gridCol w:w="942"/>
+        <w:gridCol w:w="1047"/>
+        <w:gridCol w:w="942"/>
+        <w:gridCol w:w="1152"/>
+        <w:gridCol w:w="1152"/>
+        <w:gridCol w:w="1152"/>
+        <w:gridCol w:w="1156"/>
       </w:tblGrid>
       <w:tr>
         <w:trPr>
@@ -4616,7 +5821,7 @@
         </w:trPr>
         <w:tc>
           <w:tcPr>
-            <w:tcW w:type="dxa" w:w="2190"/>
+            <w:tcW w:type="dxa" w:w="2095"/>
             <w:tcBorders>
               <w:top w:val="single" w:color="B0B0B0" w:sz="4"/>
               <w:left w:val="single" w:color="B0B0B0" w:sz="4"/>
@@ -4645,7 +5850,7 @@
         </w:tc>
         <w:tc>
           <w:tcPr>
-            <w:tcW w:type="dxa" w:w="766"/>
+            <w:tcW w:type="dxa" w:w="942"/>
             <w:tcBorders>
               <w:top w:val="single" w:color="B0B0B0" w:sz="4"/>
               <w:left w:val="single" w:color="B0B0B0" w:sz="4"/>
@@ -4674,7 +5879,7 @@
         </w:tc>
         <w:tc>
           <w:tcPr>
-            <w:tcW w:type="dxa" w:w="1095"/>
+            <w:tcW w:type="dxa" w:w="1047"/>
             <w:tcBorders>
               <w:top w:val="single" w:color="B0B0B0" w:sz="4"/>
               <w:left w:val="single" w:color="B0B0B0" w:sz="4"/>
@@ -4703,7 +5908,7 @@
         </w:tc>
         <w:tc>
           <w:tcPr>
-            <w:tcW w:type="dxa" w:w="766"/>
+            <w:tcW w:type="dxa" w:w="942"/>
             <w:tcBorders>
               <w:top w:val="single" w:color="B0B0B0" w:sz="4"/>
               <w:left w:val="single" w:color="B0B0B0" w:sz="4"/>
@@ -4732,7 +5937,7 @@
         </w:tc>
         <w:tc>
           <w:tcPr>
-            <w:tcW w:type="dxa" w:w="1204"/>
+            <w:tcW w:type="dxa" w:w="1152"/>
             <w:tcBorders>
               <w:top w:val="single" w:color="B0B0B0" w:sz="4"/>
               <w:left w:val="single" w:color="B0B0B0" w:sz="4"/>
@@ -4761,7 +5966,7 @@
         </w:tc>
         <w:tc>
           <w:tcPr>
-            <w:tcW w:type="dxa" w:w="1204"/>
+            <w:tcW w:type="dxa" w:w="1152"/>
             <w:tcBorders>
               <w:top w:val="single" w:color="B0B0B0" w:sz="4"/>
               <w:left w:val="single" w:color="B0B0B0" w:sz="4"/>
@@ -4790,7 +5995,7 @@
         </w:tc>
         <w:tc>
           <w:tcPr>
-            <w:tcW w:type="dxa" w:w="1204"/>
+            <w:tcW w:type="dxa" w:w="1152"/>
             <w:tcBorders>
               <w:top w:val="single" w:color="B0B0B0" w:sz="4"/>
               <w:left w:val="single" w:color="B0B0B0" w:sz="4"/>
@@ -4819,7 +6024,7 @@
         </w:tc>
         <w:tc>
           <w:tcPr>
-            <w:tcW w:type="dxa" w:w="1209"/>
+            <w:tcW w:type="dxa" w:w="1156"/>
             <w:tcBorders>
               <w:top w:val="single" w:color="B0B0B0" w:sz="4"/>
               <w:left w:val="single" w:color="B0B0B0" w:sz="4"/>
@@ -4853,7 +6058,7 @@
         </w:trPr>
         <w:tc>
           <w:tcPr>
-            <w:tcW w:type="dxa" w:w="2190"/>
+            <w:tcW w:type="dxa" w:w="2095"/>
             <w:tcBorders>
               <w:top w:val="single" w:color="B0B0B0" w:sz="4"/>
               <w:left w:val="single" w:color="B0B0B0" w:sz="4"/>
@@ -4879,7 +6084,7 @@
         </w:tc>
         <w:tc>
           <w:tcPr>
-            <w:tcW w:type="dxa" w:w="766"/>
+            <w:tcW w:type="dxa" w:w="942"/>
             <w:tcBorders>
               <w:top w:val="single" w:color="B0B0B0" w:sz="4"/>
               <w:left w:val="single" w:color="B0B0B0" w:sz="4"/>
@@ -4905,7 +6110,7 @@
         </w:tc>
         <w:tc>
           <w:tcPr>
-            <w:tcW w:type="dxa" w:w="1095"/>
+            <w:tcW w:type="dxa" w:w="1047"/>
             <w:tcBorders>
               <w:top w:val="single" w:color="B0B0B0" w:sz="4"/>
               <w:left w:val="single" w:color="B0B0B0" w:sz="4"/>
@@ -4931,7 +6136,7 @@
         </w:tc>
         <w:tc>
           <w:tcPr>
-            <w:tcW w:type="dxa" w:w="766"/>
+            <w:tcW w:type="dxa" w:w="942"/>
             <w:tcBorders>
               <w:top w:val="single" w:color="B0B0B0" w:sz="4"/>
               <w:left w:val="single" w:color="B0B0B0" w:sz="4"/>
@@ -4957,7 +6162,7 @@
         </w:tc>
         <w:tc>
           <w:tcPr>
-            <w:tcW w:type="dxa" w:w="1204"/>
+            <w:tcW w:type="dxa" w:w="1152"/>
             <w:tcBorders>
               <w:top w:val="single" w:color="B0B0B0" w:sz="4"/>
               <w:left w:val="single" w:color="B0B0B0" w:sz="4"/>
@@ -4983,7 +6188,7 @@
         </w:tc>
         <w:tc>
           <w:tcPr>
-            <w:tcW w:type="dxa" w:w="1204"/>
+            <w:tcW w:type="dxa" w:w="1152"/>
             <w:tcBorders>
               <w:top w:val="single" w:color="B0B0B0" w:sz="4"/>
               <w:left w:val="single" w:color="B0B0B0" w:sz="4"/>
@@ -5009,7 +6214,7 @@
         </w:tc>
         <w:tc>
           <w:tcPr>
-            <w:tcW w:type="dxa" w:w="1204"/>
+            <w:tcW w:type="dxa" w:w="1152"/>
             <w:tcBorders>
               <w:top w:val="single" w:color="B0B0B0" w:sz="4"/>
               <w:left w:val="single" w:color="B0B0B0" w:sz="4"/>
@@ -5035,7 +6240,7 @@
         </w:tc>
         <w:tc>
           <w:tcPr>
-            <w:tcW w:type="dxa" w:w="1209"/>
+            <w:tcW w:type="dxa" w:w="1156"/>
             <w:tcBorders>
               <w:top w:val="single" w:color="B0B0B0" w:sz="4"/>
               <w:left w:val="single" w:color="B0B0B0" w:sz="4"/>
@@ -5066,7 +6271,7 @@
         </w:trPr>
         <w:tc>
           <w:tcPr>
-            <w:tcW w:type="dxa" w:w="2190"/>
+            <w:tcW w:type="dxa" w:w="2095"/>
             <w:tcBorders>
               <w:top w:val="single" w:color="B0B0B0" w:sz="4"/>
               <w:left w:val="single" w:color="B0B0B0" w:sz="4"/>
@@ -5092,7 +6297,7 @@
         </w:tc>
         <w:tc>
           <w:tcPr>
-            <w:tcW w:type="dxa" w:w="766"/>
+            <w:tcW w:type="dxa" w:w="942"/>
             <w:tcBorders>
               <w:top w:val="single" w:color="B0B0B0" w:sz="4"/>
               <w:left w:val="single" w:color="B0B0B0" w:sz="4"/>
@@ -5118,7 +6323,7 @@
         </w:tc>
         <w:tc>
           <w:tcPr>
-            <w:tcW w:type="dxa" w:w="1095"/>
+            <w:tcW w:type="dxa" w:w="1047"/>
             <w:tcBorders>
               <w:top w:val="single" w:color="B0B0B0" w:sz="4"/>
               <w:left w:val="single" w:color="B0B0B0" w:sz="4"/>
@@ -5144,7 +6349,7 @@
         </w:tc>
         <w:tc>
           <w:tcPr>
-            <w:tcW w:type="dxa" w:w="766"/>
+            <w:tcW w:type="dxa" w:w="942"/>
             <w:tcBorders>
               <w:top w:val="single" w:color="B0B0B0" w:sz="4"/>
               <w:left w:val="single" w:color="B0B0B0" w:sz="4"/>
@@ -5170,7 +6375,7 @@
         </w:tc>
         <w:tc>
           <w:tcPr>
-            <w:tcW w:type="dxa" w:w="1204"/>
+            <w:tcW w:type="dxa" w:w="1152"/>
             <w:tcBorders>
               <w:top w:val="single" w:color="B0B0B0" w:sz="4"/>
               <w:left w:val="single" w:color="B0B0B0" w:sz="4"/>
@@ -5196,7 +6401,7 @@
         </w:tc>
         <w:tc>
           <w:tcPr>
-            <w:tcW w:type="dxa" w:w="1204"/>
+            <w:tcW w:type="dxa" w:w="1152"/>
             <w:tcBorders>
               <w:top w:val="single" w:color="B0B0B0" w:sz="4"/>
               <w:left w:val="single" w:color="B0B0B0" w:sz="4"/>
@@ -5222,7 +6427,7 @@
         </w:tc>
         <w:tc>
           <w:tcPr>
-            <w:tcW w:type="dxa" w:w="1204"/>
+            <w:tcW w:type="dxa" w:w="1152"/>
             <w:tcBorders>
               <w:top w:val="single" w:color="B0B0B0" w:sz="4"/>
               <w:left w:val="single" w:color="B0B0B0" w:sz="4"/>
@@ -5248,7 +6453,7 @@
         </w:tc>
         <w:tc>
           <w:tcPr>
-            <w:tcW w:type="dxa" w:w="1209"/>
+            <w:tcW w:type="dxa" w:w="1156"/>
             <w:tcBorders>
               <w:top w:val="single" w:color="B0B0B0" w:sz="4"/>
               <w:left w:val="single" w:color="B0B0B0" w:sz="4"/>
@@ -5279,7 +6484,7 @@
         </w:trPr>
         <w:tc>
           <w:tcPr>
-            <w:tcW w:type="dxa" w:w="2190"/>
+            <w:tcW w:type="dxa" w:w="2095"/>
             <w:tcBorders>
               <w:top w:val="single" w:color="B0B0B0" w:sz="4"/>
               <w:left w:val="single" w:color="B0B0B0" w:sz="4"/>
@@ -5305,7 +6510,7 @@
         </w:tc>
         <w:tc>
           <w:tcPr>
-            <w:tcW w:type="dxa" w:w="766"/>
+            <w:tcW w:type="dxa" w:w="942"/>
             <w:tcBorders>
               <w:top w:val="single" w:color="B0B0B0" w:sz="4"/>
               <w:left w:val="single" w:color="B0B0B0" w:sz="4"/>
@@ -5331,7 +6536,7 @@
         </w:tc>
         <w:tc>
           <w:tcPr>
-            <w:tcW w:type="dxa" w:w="1095"/>
+            <w:tcW w:type="dxa" w:w="1047"/>
             <w:tcBorders>
               <w:top w:val="single" w:color="B0B0B0" w:sz="4"/>
               <w:left w:val="single" w:color="B0B0B0" w:sz="4"/>
@@ -5357,7 +6562,7 @@
         </w:tc>
         <w:tc>
           <w:tcPr>
-            <w:tcW w:type="dxa" w:w="766"/>
+            <w:tcW w:type="dxa" w:w="942"/>
             <w:tcBorders>
               <w:top w:val="single" w:color="B0B0B0" w:sz="4"/>
               <w:left w:val="single" w:color="B0B0B0" w:sz="4"/>
@@ -5383,7 +6588,7 @@
         </w:tc>
         <w:tc>
           <w:tcPr>
-            <w:tcW w:type="dxa" w:w="1204"/>
+            <w:tcW w:type="dxa" w:w="1152"/>
             <w:tcBorders>
               <w:top w:val="single" w:color="B0B0B0" w:sz="4"/>
               <w:left w:val="single" w:color="B0B0B0" w:sz="4"/>
@@ -5409,7 +6614,7 @@
         </w:tc>
         <w:tc>
           <w:tcPr>
-            <w:tcW w:type="dxa" w:w="1204"/>
+            <w:tcW w:type="dxa" w:w="1152"/>
             <w:tcBorders>
               <w:top w:val="single" w:color="B0B0B0" w:sz="4"/>
               <w:left w:val="single" w:color="B0B0B0" w:sz="4"/>
@@ -5435,7 +6640,7 @@
         </w:tc>
         <w:tc>
           <w:tcPr>
-            <w:tcW w:type="dxa" w:w="1204"/>
+            <w:tcW w:type="dxa" w:w="1152"/>
             <w:tcBorders>
               <w:top w:val="single" w:color="B0B0B0" w:sz="4"/>
               <w:left w:val="single" w:color="B0B0B0" w:sz="4"/>
@@ -5461,7 +6666,7 @@
         </w:tc>
         <w:tc>
           <w:tcPr>
-            <w:tcW w:type="dxa" w:w="1209"/>
+            <w:tcW w:type="dxa" w:w="1156"/>
             <w:tcBorders>
               <w:top w:val="single" w:color="B0B0B0" w:sz="4"/>
               <w:left w:val="single" w:color="B0B0B0" w:sz="4"/>
@@ -5492,7 +6697,7 @@
         </w:trPr>
         <w:tc>
           <w:tcPr>
-            <w:tcW w:type="dxa" w:w="2190"/>
+            <w:tcW w:type="dxa" w:w="2095"/>
             <w:tcBorders>
               <w:top w:val="single" w:color="B0B0B0" w:sz="4"/>
               <w:left w:val="single" w:color="B0B0B0" w:sz="4"/>
@@ -5518,7 +6723,7 @@
         </w:tc>
         <w:tc>
           <w:tcPr>
-            <w:tcW w:type="dxa" w:w="766"/>
+            <w:tcW w:type="dxa" w:w="942"/>
             <w:tcBorders>
               <w:top w:val="single" w:color="B0B0B0" w:sz="4"/>
               <w:left w:val="single" w:color="B0B0B0" w:sz="4"/>
@@ -5544,7 +6749,7 @@
         </w:tc>
         <w:tc>
           <w:tcPr>
-            <w:tcW w:type="dxa" w:w="1095"/>
+            <w:tcW w:type="dxa" w:w="1047"/>
             <w:tcBorders>
               <w:top w:val="single" w:color="B0B0B0" w:sz="4"/>
               <w:left w:val="single" w:color="B0B0B0" w:sz="4"/>
@@ -5570,7 +6775,7 @@
         </w:tc>
         <w:tc>
           <w:tcPr>
-            <w:tcW w:type="dxa" w:w="766"/>
+            <w:tcW w:type="dxa" w:w="942"/>
             <w:tcBorders>
               <w:top w:val="single" w:color="B0B0B0" w:sz="4"/>
               <w:left w:val="single" w:color="B0B0B0" w:sz="4"/>
@@ -5596,7 +6801,7 @@
         </w:tc>
         <w:tc>
           <w:tcPr>
-            <w:tcW w:type="dxa" w:w="1204"/>
+            <w:tcW w:type="dxa" w:w="1152"/>
             <w:tcBorders>
               <w:top w:val="single" w:color="B0B0B0" w:sz="4"/>
               <w:left w:val="single" w:color="B0B0B0" w:sz="4"/>
@@ -5622,7 +6827,7 @@
         </w:tc>
         <w:tc>
           <w:tcPr>
-            <w:tcW w:type="dxa" w:w="1204"/>
+            <w:tcW w:type="dxa" w:w="1152"/>
             <w:tcBorders>
               <w:top w:val="single" w:color="B0B0B0" w:sz="4"/>
               <w:left w:val="single" w:color="B0B0B0" w:sz="4"/>
@@ -5648,7 +6853,7 @@
         </w:tc>
         <w:tc>
           <w:tcPr>
-            <w:tcW w:type="dxa" w:w="1204"/>
+            <w:tcW w:type="dxa" w:w="1152"/>
             <w:tcBorders>
               <w:top w:val="single" w:color="B0B0B0" w:sz="4"/>
               <w:left w:val="single" w:color="B0B0B0" w:sz="4"/>
@@ -5674,7 +6879,7 @@
         </w:tc>
         <w:tc>
           <w:tcPr>
-            <w:tcW w:type="dxa" w:w="1209"/>
+            <w:tcW w:type="dxa" w:w="1156"/>
             <w:tcBorders>
               <w:top w:val="single" w:color="B0B0B0" w:sz="4"/>
               <w:left w:val="single" w:color="B0B0B0" w:sz="4"/>
@@ -5705,7 +6910,7 @@
         </w:trPr>
         <w:tc>
           <w:tcPr>
-            <w:tcW w:type="dxa" w:w="2190"/>
+            <w:tcW w:type="dxa" w:w="2095"/>
             <w:tcBorders>
               <w:top w:val="single" w:color="B0B0B0" w:sz="4"/>
               <w:left w:val="single" w:color="B0B0B0" w:sz="4"/>
@@ -5731,7 +6936,7 @@
         </w:tc>
         <w:tc>
           <w:tcPr>
-            <w:tcW w:type="dxa" w:w="766"/>
+            <w:tcW w:type="dxa" w:w="942"/>
             <w:tcBorders>
               <w:top w:val="single" w:color="B0B0B0" w:sz="4"/>
               <w:left w:val="single" w:color="B0B0B0" w:sz="4"/>
@@ -5757,7 +6962,7 @@
         </w:tc>
         <w:tc>
           <w:tcPr>
-            <w:tcW w:type="dxa" w:w="1095"/>
+            <w:tcW w:type="dxa" w:w="1047"/>
             <w:tcBorders>
               <w:top w:val="single" w:color="B0B0B0" w:sz="4"/>
               <w:left w:val="single" w:color="B0B0B0" w:sz="4"/>
@@ -5783,7 +6988,7 @@
         </w:tc>
         <w:tc>
           <w:tcPr>
-            <w:tcW w:type="dxa" w:w="766"/>
+            <w:tcW w:type="dxa" w:w="942"/>
             <w:tcBorders>
               <w:top w:val="single" w:color="B0B0B0" w:sz="4"/>
               <w:left w:val="single" w:color="B0B0B0" w:sz="4"/>
@@ -5809,7 +7014,7 @@
         </w:tc>
         <w:tc>
           <w:tcPr>
-            <w:tcW w:type="dxa" w:w="1204"/>
+            <w:tcW w:type="dxa" w:w="1152"/>
             <w:tcBorders>
               <w:top w:val="single" w:color="B0B0B0" w:sz="4"/>
               <w:left w:val="single" w:color="B0B0B0" w:sz="4"/>
@@ -5835,7 +7040,7 @@
         </w:tc>
         <w:tc>
           <w:tcPr>
-            <w:tcW w:type="dxa" w:w="1204"/>
+            <w:tcW w:type="dxa" w:w="1152"/>
             <w:tcBorders>
               <w:top w:val="single" w:color="B0B0B0" w:sz="4"/>
               <w:left w:val="single" w:color="B0B0B0" w:sz="4"/>
@@ -5861,7 +7066,7 @@
         </w:tc>
         <w:tc>
           <w:tcPr>
-            <w:tcW w:type="dxa" w:w="1204"/>
+            <w:tcW w:type="dxa" w:w="1152"/>
             <w:tcBorders>
               <w:top w:val="single" w:color="B0B0B0" w:sz="4"/>
               <w:left w:val="single" w:color="B0B0B0" w:sz="4"/>
@@ -5887,7 +7092,7 @@
         </w:tc>
         <w:tc>
           <w:tcPr>
-            <w:tcW w:type="dxa" w:w="1209"/>
+            <w:tcW w:type="dxa" w:w="1156"/>
             <w:tcBorders>
               <w:top w:val="single" w:color="B0B0B0" w:sz="4"/>
               <w:left w:val="single" w:color="B0B0B0" w:sz="4"/>
@@ -5918,7 +7123,7 @@
         </w:trPr>
         <w:tc>
           <w:tcPr>
-            <w:tcW w:type="dxa" w:w="2190"/>
+            <w:tcW w:type="dxa" w:w="2095"/>
             <w:tcBorders>
               <w:top w:val="single" w:color="B0B0B0" w:sz="4"/>
               <w:left w:val="single" w:color="B0B0B0" w:sz="4"/>
@@ -5944,7 +7149,7 @@
         </w:tc>
         <w:tc>
           <w:tcPr>
-            <w:tcW w:type="dxa" w:w="766"/>
+            <w:tcW w:type="dxa" w:w="942"/>
             <w:tcBorders>
               <w:top w:val="single" w:color="B0B0B0" w:sz="4"/>
               <w:left w:val="single" w:color="B0B0B0" w:sz="4"/>
@@ -5970,7 +7175,7 @@
         </w:tc>
         <w:tc>
           <w:tcPr>
-            <w:tcW w:type="dxa" w:w="1095"/>
+            <w:tcW w:type="dxa" w:w="1047"/>
             <w:tcBorders>
               <w:top w:val="single" w:color="B0B0B0" w:sz="4"/>
               <w:left w:val="single" w:color="B0B0B0" w:sz="4"/>
@@ -5996,7 +7201,7 @@
         </w:tc>
         <w:tc>
           <w:tcPr>
-            <w:tcW w:type="dxa" w:w="766"/>
+            <w:tcW w:type="dxa" w:w="942"/>
             <w:tcBorders>
               <w:top w:val="single" w:color="B0B0B0" w:sz="4"/>
               <w:left w:val="single" w:color="B0B0B0" w:sz="4"/>
@@ -6022,7 +7227,7 @@
         </w:tc>
         <w:tc>
           <w:tcPr>
-            <w:tcW w:type="dxa" w:w="1204"/>
+            <w:tcW w:type="dxa" w:w="1152"/>
             <w:tcBorders>
               <w:top w:val="single" w:color="B0B0B0" w:sz="4"/>
               <w:left w:val="single" w:color="B0B0B0" w:sz="4"/>
@@ -6048,7 +7253,7 @@
         </w:tc>
         <w:tc>
           <w:tcPr>
-            <w:tcW w:type="dxa" w:w="1204"/>
+            <w:tcW w:type="dxa" w:w="1152"/>
             <w:tcBorders>
               <w:top w:val="single" w:color="B0B0B0" w:sz="4"/>
               <w:left w:val="single" w:color="B0B0B0" w:sz="4"/>
@@ -6074,7 +7279,7 @@
         </w:tc>
         <w:tc>
           <w:tcPr>
-            <w:tcW w:type="dxa" w:w="1204"/>
+            <w:tcW w:type="dxa" w:w="1152"/>
             <w:tcBorders>
               <w:top w:val="single" w:color="B0B0B0" w:sz="4"/>
               <w:left w:val="single" w:color="B0B0B0" w:sz="4"/>
@@ -6100,7 +7305,7 @@
         </w:tc>
         <w:tc>
           <w:tcPr>
-            <w:tcW w:type="dxa" w:w="1209"/>
+            <w:tcW w:type="dxa" w:w="1156"/>
             <w:tcBorders>
               <w:top w:val="single" w:color="B0B0B0" w:sz="4"/>
               <w:left w:val="single" w:color="B0B0B0" w:sz="4"/>
@@ -6131,7 +7336,7 @@
         </w:trPr>
         <w:tc>
           <w:tcPr>
-            <w:tcW w:type="dxa" w:w="2190"/>
+            <w:tcW w:type="dxa" w:w="2095"/>
             <w:tcBorders>
               <w:top w:val="single" w:color="B0B0B0" w:sz="4"/>
               <w:left w:val="single" w:color="B0B0B0" w:sz="4"/>
@@ -6157,7 +7362,7 @@
         </w:tc>
         <w:tc>
           <w:tcPr>
-            <w:tcW w:type="dxa" w:w="766"/>
+            <w:tcW w:type="dxa" w:w="942"/>
             <w:tcBorders>
               <w:top w:val="single" w:color="B0B0B0" w:sz="4"/>
               <w:left w:val="single" w:color="B0B0B0" w:sz="4"/>
@@ -6183,7 +7388,7 @@
         </w:tc>
         <w:tc>
           <w:tcPr>
-            <w:tcW w:type="dxa" w:w="1095"/>
+            <w:tcW w:type="dxa" w:w="1047"/>
             <w:tcBorders>
               <w:top w:val="single" w:color="B0B0B0" w:sz="4"/>
               <w:left w:val="single" w:color="B0B0B0" w:sz="4"/>
@@ -6209,7 +7414,7 @@
         </w:tc>
         <w:tc>
           <w:tcPr>
-            <w:tcW w:type="dxa" w:w="766"/>
+            <w:tcW w:type="dxa" w:w="942"/>
             <w:tcBorders>
               <w:top w:val="single" w:color="B0B0B0" w:sz="4"/>
               <w:left w:val="single" w:color="B0B0B0" w:sz="4"/>
@@ -6235,7 +7440,7 @@
         </w:tc>
         <w:tc>
           <w:tcPr>
-            <w:tcW w:type="dxa" w:w="1204"/>
+            <w:tcW w:type="dxa" w:w="1152"/>
             <w:tcBorders>
               <w:top w:val="single" w:color="B0B0B0" w:sz="4"/>
               <w:left w:val="single" w:color="B0B0B0" w:sz="4"/>
@@ -6261,7 +7466,7 @@
         </w:tc>
         <w:tc>
           <w:tcPr>
-            <w:tcW w:type="dxa" w:w="1204"/>
+            <w:tcW w:type="dxa" w:w="1152"/>
             <w:tcBorders>
               <w:top w:val="single" w:color="B0B0B0" w:sz="4"/>
               <w:left w:val="single" w:color="B0B0B0" w:sz="4"/>
@@ -6287,7 +7492,7 @@
         </w:tc>
         <w:tc>
           <w:tcPr>
-            <w:tcW w:type="dxa" w:w="1204"/>
+            <w:tcW w:type="dxa" w:w="1152"/>
             <w:tcBorders>
               <w:top w:val="single" w:color="B0B0B0" w:sz="4"/>
               <w:left w:val="single" w:color="B0B0B0" w:sz="4"/>
@@ -6313,7 +7518,7 @@
         </w:tc>
         <w:tc>
           <w:tcPr>
-            <w:tcW w:type="dxa" w:w="1209"/>
+            <w:tcW w:type="dxa" w:w="1156"/>
             <w:tcBorders>
               <w:top w:val="single" w:color="B0B0B0" w:sz="4"/>
               <w:left w:val="single" w:color="B0B0B0" w:sz="4"/>
@@ -6344,7 +7549,7 @@
         </w:trPr>
         <w:tc>
           <w:tcPr>
-            <w:tcW w:type="dxa" w:w="2190"/>
+            <w:tcW w:type="dxa" w:w="2095"/>
             <w:tcBorders>
               <w:top w:val="single" w:color="B0B0B0" w:sz="4"/>
               <w:left w:val="single" w:color="B0B0B0" w:sz="4"/>
@@ -6370,7 +7575,7 @@
         </w:tc>
         <w:tc>
           <w:tcPr>
-            <w:tcW w:type="dxa" w:w="766"/>
+            <w:tcW w:type="dxa" w:w="942"/>
             <w:tcBorders>
               <w:top w:val="single" w:color="B0B0B0" w:sz="4"/>
               <w:left w:val="single" w:color="B0B0B0" w:sz="4"/>
@@ -6396,7 +7601,7 @@
         </w:tc>
         <w:tc>
           <w:tcPr>
-            <w:tcW w:type="dxa" w:w="1095"/>
+            <w:tcW w:type="dxa" w:w="1047"/>
             <w:tcBorders>
               <w:top w:val="single" w:color="B0B0B0" w:sz="4"/>
               <w:left w:val="single" w:color="B0B0B0" w:sz="4"/>
@@ -6422,7 +7627,7 @@
         </w:tc>
         <w:tc>
           <w:tcPr>
-            <w:tcW w:type="dxa" w:w="766"/>
+            <w:tcW w:type="dxa" w:w="942"/>
             <w:tcBorders>
               <w:top w:val="single" w:color="B0B0B0" w:sz="4"/>
               <w:left w:val="single" w:color="B0B0B0" w:sz="4"/>
@@ -6448,7 +7653,7 @@
         </w:tc>
         <w:tc>
           <w:tcPr>
-            <w:tcW w:type="dxa" w:w="1204"/>
+            <w:tcW w:type="dxa" w:w="1152"/>
             <w:tcBorders>
               <w:top w:val="single" w:color="B0B0B0" w:sz="4"/>
               <w:left w:val="single" w:color="B0B0B0" w:sz="4"/>
@@ -6474,7 +7679,7 @@
         </w:tc>
         <w:tc>
           <w:tcPr>
-            <w:tcW w:type="dxa" w:w="1204"/>
+            <w:tcW w:type="dxa" w:w="1152"/>
             <w:tcBorders>
               <w:top w:val="single" w:color="B0B0B0" w:sz="4"/>
               <w:left w:val="single" w:color="B0B0B0" w:sz="4"/>
@@ -6500,7 +7705,7 @@
         </w:tc>
         <w:tc>
           <w:tcPr>
-            <w:tcW w:type="dxa" w:w="1204"/>
+            <w:tcW w:type="dxa" w:w="1152"/>
             <w:tcBorders>
               <w:top w:val="single" w:color="B0B0B0" w:sz="4"/>
               <w:left w:val="single" w:color="B0B0B0" w:sz="4"/>
@@ -6526,7 +7731,7 @@
         </w:tc>
         <w:tc>
           <w:tcPr>
-            <w:tcW w:type="dxa" w:w="1209"/>
+            <w:tcW w:type="dxa" w:w="1156"/>
             <w:tcBorders>
               <w:top w:val="single" w:color="B0B0B0" w:sz="4"/>
               <w:left w:val="single" w:color="B0B0B0" w:sz="4"/>
@@ -6557,7 +7762,7 @@
         </w:trPr>
         <w:tc>
           <w:tcPr>
-            <w:tcW w:type="dxa" w:w="2190"/>
+            <w:tcW w:type="dxa" w:w="2095"/>
             <w:tcBorders>
               <w:top w:val="single" w:color="B0B0B0" w:sz="4"/>
               <w:left w:val="single" w:color="B0B0B0" w:sz="4"/>
@@ -6583,7 +7788,7 @@
         </w:tc>
         <w:tc>
           <w:tcPr>
-            <w:tcW w:type="dxa" w:w="766"/>
+            <w:tcW w:type="dxa" w:w="942"/>
             <w:tcBorders>
               <w:top w:val="single" w:color="B0B0B0" w:sz="4"/>
               <w:left w:val="single" w:color="B0B0B0" w:sz="4"/>
@@ -6609,7 +7814,7 @@
         </w:tc>
         <w:tc>
           <w:tcPr>
-            <w:tcW w:type="dxa" w:w="1095"/>
+            <w:tcW w:type="dxa" w:w="1047"/>
             <w:tcBorders>
               <w:top w:val="single" w:color="B0B0B0" w:sz="4"/>
               <w:left w:val="single" w:color="B0B0B0" w:sz="4"/>
@@ -6635,7 +7840,7 @@
         </w:tc>
         <w:tc>
           <w:tcPr>
-            <w:tcW w:type="dxa" w:w="766"/>
+            <w:tcW w:type="dxa" w:w="942"/>
             <w:tcBorders>
               <w:top w:val="single" w:color="B0B0B0" w:sz="4"/>
               <w:left w:val="single" w:color="B0B0B0" w:sz="4"/>
@@ -6661,7 +7866,7 @@
         </w:tc>
         <w:tc>
           <w:tcPr>
-            <w:tcW w:type="dxa" w:w="1204"/>
+            <w:tcW w:type="dxa" w:w="1152"/>
             <w:tcBorders>
               <w:top w:val="single" w:color="B0B0B0" w:sz="4"/>
               <w:left w:val="single" w:color="B0B0B0" w:sz="4"/>
@@ -6687,7 +7892,7 @@
         </w:tc>
         <w:tc>
           <w:tcPr>
-            <w:tcW w:type="dxa" w:w="1204"/>
+            <w:tcW w:type="dxa" w:w="1152"/>
             <w:tcBorders>
               <w:top w:val="single" w:color="B0B0B0" w:sz="4"/>
               <w:left w:val="single" w:color="B0B0B0" w:sz="4"/>
@@ -6713,7 +7918,7 @@
         </w:tc>
         <w:tc>
           <w:tcPr>
-            <w:tcW w:type="dxa" w:w="1204"/>
+            <w:tcW w:type="dxa" w:w="1152"/>
             <w:tcBorders>
               <w:top w:val="single" w:color="B0B0B0" w:sz="4"/>
               <w:left w:val="single" w:color="B0B0B0" w:sz="4"/>
@@ -6739,7 +7944,7 @@
         </w:tc>
         <w:tc>
           <w:tcPr>
-            <w:tcW w:type="dxa" w:w="1209"/>
+            <w:tcW w:type="dxa" w:w="1156"/>
             <w:tcBorders>
               <w:top w:val="single" w:color="B0B0B0" w:sz="4"/>
               <w:left w:val="single" w:color="B0B0B0" w:sz="4"/>
@@ -6770,7 +7975,7 @@
         </w:trPr>
         <w:tc>
           <w:tcPr>
-            <w:tcW w:type="dxa" w:w="2190"/>
+            <w:tcW w:type="dxa" w:w="2095"/>
             <w:tcBorders>
               <w:top w:val="single" w:color="B0B0B0" w:sz="4"/>
               <w:left w:val="single" w:color="B0B0B0" w:sz="4"/>
@@ -6796,7 +8001,7 @@
         </w:tc>
         <w:tc>
           <w:tcPr>
-            <w:tcW w:type="dxa" w:w="766"/>
+            <w:tcW w:type="dxa" w:w="942"/>
             <w:tcBorders>
               <w:top w:val="single" w:color="B0B0B0" w:sz="4"/>
               <w:left w:val="single" w:color="B0B0B0" w:sz="4"/>
@@ -6822,7 +8027,7 @@
         </w:tc>
         <w:tc>
           <w:tcPr>
-            <w:tcW w:type="dxa" w:w="1095"/>
+            <w:tcW w:type="dxa" w:w="1047"/>
             <w:tcBorders>
               <w:top w:val="single" w:color="B0B0B0" w:sz="4"/>
               <w:left w:val="single" w:color="B0B0B0" w:sz="4"/>
@@ -6848,7 +8053,7 @@
         </w:tc>
         <w:tc>
           <w:tcPr>
-            <w:tcW w:type="dxa" w:w="766"/>
+            <w:tcW w:type="dxa" w:w="942"/>
             <w:tcBorders>
               <w:top w:val="single" w:color="B0B0B0" w:sz="4"/>
               <w:left w:val="single" w:color="B0B0B0" w:sz="4"/>
@@ -6874,7 +8079,7 @@
         </w:tc>
         <w:tc>
           <w:tcPr>
-            <w:tcW w:type="dxa" w:w="1204"/>
+            <w:tcW w:type="dxa" w:w="1152"/>
             <w:tcBorders>
               <w:top w:val="single" w:color="B0B0B0" w:sz="4"/>
               <w:left w:val="single" w:color="B0B0B0" w:sz="4"/>
@@ -6900,7 +8105,7 @@
         </w:tc>
         <w:tc>
           <w:tcPr>
-            <w:tcW w:type="dxa" w:w="1204"/>
+            <w:tcW w:type="dxa" w:w="1152"/>
             <w:tcBorders>
               <w:top w:val="single" w:color="B0B0B0" w:sz="4"/>
               <w:left w:val="single" w:color="B0B0B0" w:sz="4"/>
@@ -6926,7 +8131,7 @@
         </w:tc>
         <w:tc>
           <w:tcPr>
-            <w:tcW w:type="dxa" w:w="1204"/>
+            <w:tcW w:type="dxa" w:w="1152"/>
             <w:tcBorders>
               <w:top w:val="single" w:color="B0B0B0" w:sz="4"/>
               <w:left w:val="single" w:color="B0B0B0" w:sz="4"/>
@@ -6952,7 +8157,7 @@
         </w:tc>
         <w:tc>
           <w:tcPr>
-            <w:tcW w:type="dxa" w:w="1209"/>
+            <w:tcW w:type="dxa" w:w="1156"/>
             <w:tcBorders>
               <w:top w:val="single" w:color="B0B0B0" w:sz="4"/>
               <w:left w:val="single" w:color="B0B0B0" w:sz="4"/>
@@ -6983,7 +8188,7 @@
         </w:trPr>
         <w:tc>
           <w:tcPr>
-            <w:tcW w:type="dxa" w:w="2190"/>
+            <w:tcW w:type="dxa" w:w="2095"/>
             <w:tcBorders>
               <w:top w:val="single" w:color="B0B0B0" w:sz="4"/>
               <w:left w:val="single" w:color="B0B0B0" w:sz="4"/>
@@ -7009,7 +8214,7 @@
         </w:tc>
         <w:tc>
           <w:tcPr>
-            <w:tcW w:type="dxa" w:w="766"/>
+            <w:tcW w:type="dxa" w:w="942"/>
             <w:tcBorders>
               <w:top w:val="single" w:color="B0B0B0" w:sz="4"/>
               <w:left w:val="single" w:color="B0B0B0" w:sz="4"/>
@@ -7035,7 +8240,7 @@
         </w:tc>
         <w:tc>
           <w:tcPr>
-            <w:tcW w:type="dxa" w:w="1095"/>
+            <w:tcW w:type="dxa" w:w="1047"/>
             <w:tcBorders>
               <w:top w:val="single" w:color="B0B0B0" w:sz="4"/>
               <w:left w:val="single" w:color="B0B0B0" w:sz="4"/>
@@ -7061,7 +8266,7 @@
         </w:tc>
         <w:tc>
           <w:tcPr>
-            <w:tcW w:type="dxa" w:w="766"/>
+            <w:tcW w:type="dxa" w:w="942"/>
             <w:tcBorders>
               <w:top w:val="single" w:color="B0B0B0" w:sz="4"/>
               <w:left w:val="single" w:color="B0B0B0" w:sz="4"/>
@@ -7087,7 +8292,7 @@
         </w:tc>
         <w:tc>
           <w:tcPr>
-            <w:tcW w:type="dxa" w:w="1204"/>
+            <w:tcW w:type="dxa" w:w="1152"/>
             <w:tcBorders>
               <w:top w:val="single" w:color="B0B0B0" w:sz="4"/>
               <w:left w:val="single" w:color="B0B0B0" w:sz="4"/>
@@ -7113,7 +8318,7 @@
         </w:tc>
         <w:tc>
           <w:tcPr>
-            <w:tcW w:type="dxa" w:w="1204"/>
+            <w:tcW w:type="dxa" w:w="1152"/>
             <w:tcBorders>
               <w:top w:val="single" w:color="B0B0B0" w:sz="4"/>
               <w:left w:val="single" w:color="B0B0B0" w:sz="4"/>
@@ -7139,7 +8344,7 @@
         </w:tc>
         <w:tc>
           <w:tcPr>
-            <w:tcW w:type="dxa" w:w="1204"/>
+            <w:tcW w:type="dxa" w:w="1152"/>
             <w:tcBorders>
               <w:top w:val="single" w:color="B0B0B0" w:sz="4"/>
               <w:left w:val="single" w:color="B0B0B0" w:sz="4"/>
@@ -7165,7 +8370,7 @@
         </w:tc>
         <w:tc>
           <w:tcPr>
-            <w:tcW w:type="dxa" w:w="1209"/>
+            <w:tcW w:type="dxa" w:w="1156"/>
             <w:tcBorders>
               <w:top w:val="single" w:color="B0B0B0" w:sz="4"/>
               <w:left w:val="single" w:color="B0B0B0" w:sz="4"/>
@@ -7196,7 +8401,7 @@
         </w:trPr>
         <w:tc>
           <w:tcPr>
-            <w:tcW w:type="dxa" w:w="2190"/>
+            <w:tcW w:type="dxa" w:w="2095"/>
             <w:tcBorders>
               <w:top w:val="single" w:color="B0B0B0" w:sz="4"/>
               <w:left w:val="single" w:color="B0B0B0" w:sz="4"/>
@@ -7222,7 +8427,7 @@
         </w:tc>
         <w:tc>
           <w:tcPr>
-            <w:tcW w:type="dxa" w:w="766"/>
+            <w:tcW w:type="dxa" w:w="942"/>
             <w:tcBorders>
               <w:top w:val="single" w:color="B0B0B0" w:sz="4"/>
               <w:left w:val="single" w:color="B0B0B0" w:sz="4"/>
@@ -7248,7 +8453,7 @@
         </w:tc>
         <w:tc>
           <w:tcPr>
-            <w:tcW w:type="dxa" w:w="1095"/>
+            <w:tcW w:type="dxa" w:w="1047"/>
             <w:tcBorders>
               <w:top w:val="single" w:color="B0B0B0" w:sz="4"/>
               <w:left w:val="single" w:color="B0B0B0" w:sz="4"/>
@@ -7274,7 +8479,7 @@
         </w:tc>
         <w:tc>
           <w:tcPr>
-            <w:tcW w:type="dxa" w:w="766"/>
+            <w:tcW w:type="dxa" w:w="942"/>
             <w:tcBorders>
               <w:top w:val="single" w:color="B0B0B0" w:sz="4"/>
               <w:left w:val="single" w:color="B0B0B0" w:sz="4"/>
@@ -7300,7 +8505,7 @@
         </w:tc>
         <w:tc>
           <w:tcPr>
-            <w:tcW w:type="dxa" w:w="1204"/>
+            <w:tcW w:type="dxa" w:w="1152"/>
             <w:tcBorders>
               <w:top w:val="single" w:color="B0B0B0" w:sz="4"/>
               <w:left w:val="single" w:color="B0B0B0" w:sz="4"/>
@@ -7326,7 +8531,7 @@
         </w:tc>
         <w:tc>
           <w:tcPr>
-            <w:tcW w:type="dxa" w:w="1204"/>
+            <w:tcW w:type="dxa" w:w="1152"/>
             <w:tcBorders>
               <w:top w:val="single" w:color="B0B0B0" w:sz="4"/>
               <w:left w:val="single" w:color="B0B0B0" w:sz="4"/>
@@ -7352,7 +8557,7 @@
         </w:tc>
         <w:tc>
           <w:tcPr>
-            <w:tcW w:type="dxa" w:w="1204"/>
+            <w:tcW w:type="dxa" w:w="1152"/>
             <w:tcBorders>
               <w:top w:val="single" w:color="B0B0B0" w:sz="4"/>
               <w:left w:val="single" w:color="B0B0B0" w:sz="4"/>
@@ -7378,7 +8583,7 @@
         </w:tc>
         <w:tc>
           <w:tcPr>
-            <w:tcW w:type="dxa" w:w="1209"/>
+            <w:tcW w:type="dxa" w:w="1156"/>
             <w:tcBorders>
               <w:top w:val="single" w:color="B0B0B0" w:sz="4"/>
               <w:left w:val="single" w:color="B0B0B0" w:sz="4"/>
@@ -7409,7 +8614,7 @@
         </w:trPr>
         <w:tc>
           <w:tcPr>
-            <w:tcW w:type="dxa" w:w="2190"/>
+            <w:tcW w:type="dxa" w:w="2095"/>
             <w:tcBorders>
               <w:top w:val="single" w:color="B0B0B0" w:sz="4"/>
               <w:left w:val="single" w:color="B0B0B0" w:sz="4"/>
@@ -7435,7 +8640,7 @@
         </w:tc>
         <w:tc>
           <w:tcPr>
-            <w:tcW w:type="dxa" w:w="766"/>
+            <w:tcW w:type="dxa" w:w="942"/>
             <w:tcBorders>
               <w:top w:val="single" w:color="B0B0B0" w:sz="4"/>
               <w:left w:val="single" w:color="B0B0B0" w:sz="4"/>
@@ -7461,7 +8666,7 @@
         </w:tc>
         <w:tc>
           <w:tcPr>
-            <w:tcW w:type="dxa" w:w="1095"/>
+            <w:tcW w:type="dxa" w:w="1047"/>
             <w:tcBorders>
               <w:top w:val="single" w:color="B0B0B0" w:sz="4"/>
               <w:left w:val="single" w:color="B0B0B0" w:sz="4"/>
@@ -7487,7 +8692,7 @@
         </w:tc>
         <w:tc>
           <w:tcPr>
-            <w:tcW w:type="dxa" w:w="766"/>
+            <w:tcW w:type="dxa" w:w="942"/>
             <w:tcBorders>
               <w:top w:val="single" w:color="B0B0B0" w:sz="4"/>
               <w:left w:val="single" w:color="B0B0B0" w:sz="4"/>
@@ -7513,7 +8718,7 @@
         </w:tc>
         <w:tc>
           <w:tcPr>
-            <w:tcW w:type="dxa" w:w="1204"/>
+            <w:tcW w:type="dxa" w:w="1152"/>
             <w:tcBorders>
               <w:top w:val="single" w:color="B0B0B0" w:sz="4"/>
               <w:left w:val="single" w:color="B0B0B0" w:sz="4"/>
@@ -7539,7 +8744,7 @@
         </w:tc>
         <w:tc>
           <w:tcPr>
-            <w:tcW w:type="dxa" w:w="1204"/>
+            <w:tcW w:type="dxa" w:w="1152"/>
             <w:tcBorders>
               <w:top w:val="single" w:color="B0B0B0" w:sz="4"/>
               <w:left w:val="single" w:color="B0B0B0" w:sz="4"/>
@@ -7565,7 +8770,7 @@
         </w:tc>
         <w:tc>
           <w:tcPr>
-            <w:tcW w:type="dxa" w:w="1204"/>
+            <w:tcW w:type="dxa" w:w="1152"/>
             <w:tcBorders>
               <w:top w:val="single" w:color="B0B0B0" w:sz="4"/>
               <w:left w:val="single" w:color="B0B0B0" w:sz="4"/>
@@ -7591,7 +8796,7 @@
         </w:tc>
         <w:tc>
           <w:tcPr>
-            <w:tcW w:type="dxa" w:w="1209"/>
+            <w:tcW w:type="dxa" w:w="1156"/>
             <w:tcBorders>
               <w:top w:val="single" w:color="B0B0B0" w:sz="4"/>
               <w:left w:val="single" w:color="B0B0B0" w:sz="4"/>
@@ -7622,7 +8827,7 @@
         </w:trPr>
         <w:tc>
           <w:tcPr>
-            <w:tcW w:type="dxa" w:w="2190"/>
+            <w:tcW w:type="dxa" w:w="2095"/>
             <w:tcBorders>
               <w:top w:val="single" w:color="B0B0B0" w:sz="4"/>
               <w:left w:val="single" w:color="B0B0B0" w:sz="4"/>
@@ -7648,7 +8853,7 @@
         </w:tc>
         <w:tc>
           <w:tcPr>
-            <w:tcW w:type="dxa" w:w="766"/>
+            <w:tcW w:type="dxa" w:w="942"/>
             <w:tcBorders>
               <w:top w:val="single" w:color="B0B0B0" w:sz="4"/>
               <w:left w:val="single" w:color="B0B0B0" w:sz="4"/>
@@ -7674,7 +8879,7 @@
         </w:tc>
         <w:tc>
           <w:tcPr>
-            <w:tcW w:type="dxa" w:w="1095"/>
+            <w:tcW w:type="dxa" w:w="1047"/>
             <w:tcBorders>
               <w:top w:val="single" w:color="B0B0B0" w:sz="4"/>
               <w:left w:val="single" w:color="B0B0B0" w:sz="4"/>
@@ -7700,7 +8905,7 @@
         </w:tc>
         <w:tc>
           <w:tcPr>
-            <w:tcW w:type="dxa" w:w="766"/>
+            <w:tcW w:type="dxa" w:w="942"/>
             <w:tcBorders>
               <w:top w:val="single" w:color="B0B0B0" w:sz="4"/>
               <w:left w:val="single" w:color="B0B0B0" w:sz="4"/>
@@ -7726,7 +8931,7 @@
         </w:tc>
         <w:tc>
           <w:tcPr>
-            <w:tcW w:type="dxa" w:w="1204"/>
+            <w:tcW w:type="dxa" w:w="1152"/>
             <w:tcBorders>
               <w:top w:val="single" w:color="B0B0B0" w:sz="4"/>
               <w:left w:val="single" w:color="B0B0B0" w:sz="4"/>
@@ -7752,7 +8957,7 @@
         </w:tc>
         <w:tc>
           <w:tcPr>
-            <w:tcW w:type="dxa" w:w="1204"/>
+            <w:tcW w:type="dxa" w:w="1152"/>
             <w:tcBorders>
               <w:top w:val="single" w:color="B0B0B0" w:sz="4"/>
               <w:left w:val="single" w:color="B0B0B0" w:sz="4"/>
@@ -7778,7 +8983,7 @@
         </w:tc>
         <w:tc>
           <w:tcPr>
-            <w:tcW w:type="dxa" w:w="1204"/>
+            <w:tcW w:type="dxa" w:w="1152"/>
             <w:tcBorders>
               <w:top w:val="single" w:color="B0B0B0" w:sz="4"/>
               <w:left w:val="single" w:color="B0B0B0" w:sz="4"/>
@@ -7804,7 +9009,7 @@
         </w:tc>
         <w:tc>
           <w:tcPr>
-            <w:tcW w:type="dxa" w:w="1209"/>
+            <w:tcW w:type="dxa" w:w="1156"/>
             <w:tcBorders>
               <w:top w:val="single" w:color="B0B0B0" w:sz="4"/>
               <w:left w:val="single" w:color="B0B0B0" w:sz="4"/>
@@ -7835,7 +9040,7 @@
         </w:trPr>
         <w:tc>
           <w:tcPr>
-            <w:tcW w:type="dxa" w:w="2190"/>
+            <w:tcW w:type="dxa" w:w="2095"/>
             <w:tcBorders>
               <w:top w:val="single" w:color="B0B0B0" w:sz="4"/>
               <w:left w:val="single" w:color="B0B0B0" w:sz="4"/>
@@ -7861,7 +9066,7 @@
         </w:tc>
         <w:tc>
           <w:tcPr>
-            <w:tcW w:type="dxa" w:w="766"/>
+            <w:tcW w:type="dxa" w:w="942"/>
             <w:tcBorders>
               <w:top w:val="single" w:color="B0B0B0" w:sz="4"/>
               <w:left w:val="single" w:color="B0B0B0" w:sz="4"/>
@@ -7887,7 +9092,7 @@
         </w:tc>
         <w:tc>
           <w:tcPr>
-            <w:tcW w:type="dxa" w:w="1095"/>
+            <w:tcW w:type="dxa" w:w="1047"/>
             <w:tcBorders>
               <w:top w:val="single" w:color="B0B0B0" w:sz="4"/>
               <w:left w:val="single" w:color="B0B0B0" w:sz="4"/>
@@ -7913,7 +9118,7 @@
         </w:tc>
         <w:tc>
           <w:tcPr>
-            <w:tcW w:type="dxa" w:w="766"/>
+            <w:tcW w:type="dxa" w:w="942"/>
             <w:tcBorders>
               <w:top w:val="single" w:color="B0B0B0" w:sz="4"/>
               <w:left w:val="single" w:color="B0B0B0" w:sz="4"/>
@@ -7939,7 +9144,7 @@
         </w:tc>
         <w:tc>
           <w:tcPr>
-            <w:tcW w:type="dxa" w:w="1204"/>
+            <w:tcW w:type="dxa" w:w="1152"/>
             <w:tcBorders>
               <w:top w:val="single" w:color="B0B0B0" w:sz="4"/>
               <w:left w:val="single" w:color="B0B0B0" w:sz="4"/>
@@ -7965,7 +9170,7 @@
         </w:tc>
         <w:tc>
           <w:tcPr>
-            <w:tcW w:type="dxa" w:w="1204"/>
+            <w:tcW w:type="dxa" w:w="1152"/>
             <w:tcBorders>
               <w:top w:val="single" w:color="B0B0B0" w:sz="4"/>
               <w:left w:val="single" w:color="B0B0B0" w:sz="4"/>
@@ -7991,7 +9196,7 @@
         </w:tc>
         <w:tc>
           <w:tcPr>
-            <w:tcW w:type="dxa" w:w="1204"/>
+            <w:tcW w:type="dxa" w:w="1152"/>
             <w:tcBorders>
               <w:top w:val="single" w:color="B0B0B0" w:sz="4"/>
               <w:left w:val="single" w:color="B0B0B0" w:sz="4"/>
@@ -8017,7 +9222,7 @@
         </w:tc>
         <w:tc>
           <w:tcPr>
-            <w:tcW w:type="dxa" w:w="1209"/>
+            <w:tcW w:type="dxa" w:w="1156"/>
             <w:tcBorders>
               <w:top w:val="single" w:color="B0B0B0" w:sz="4"/>
               <w:left w:val="single" w:color="B0B0B0" w:sz="4"/>
@@ -8048,7 +9253,7 @@
         </w:trPr>
         <w:tc>
           <w:tcPr>
-            <w:tcW w:type="dxa" w:w="2190"/>
+            <w:tcW w:type="dxa" w:w="2095"/>
             <w:tcBorders>
               <w:top w:val="single" w:color="B0B0B0" w:sz="4"/>
               <w:left w:val="single" w:color="B0B0B0" w:sz="4"/>
@@ -8074,7 +9279,7 @@
         </w:tc>
         <w:tc>
           <w:tcPr>
-            <w:tcW w:type="dxa" w:w="766"/>
+            <w:tcW w:type="dxa" w:w="942"/>
             <w:tcBorders>
               <w:top w:val="single" w:color="B0B0B0" w:sz="4"/>
               <w:left w:val="single" w:color="B0B0B0" w:sz="4"/>
@@ -8100,7 +9305,7 @@
         </w:tc>
         <w:tc>
           <w:tcPr>
-            <w:tcW w:type="dxa" w:w="1095"/>
+            <w:tcW w:type="dxa" w:w="1047"/>
             <w:tcBorders>
               <w:top w:val="single" w:color="B0B0B0" w:sz="4"/>
               <w:left w:val="single" w:color="B0B0B0" w:sz="4"/>
@@ -8126,7 +9331,7 @@
         </w:tc>
         <w:tc>
           <w:tcPr>
-            <w:tcW w:type="dxa" w:w="766"/>
+            <w:tcW w:type="dxa" w:w="942"/>
             <w:tcBorders>
               <w:top w:val="single" w:color="B0B0B0" w:sz="4"/>
               <w:left w:val="single" w:color="B0B0B0" w:sz="4"/>
@@ -8152,7 +9357,7 @@
         </w:tc>
         <w:tc>
           <w:tcPr>
-            <w:tcW w:type="dxa" w:w="1204"/>
+            <w:tcW w:type="dxa" w:w="1152"/>
             <w:tcBorders>
               <w:top w:val="single" w:color="B0B0B0" w:sz="4"/>
               <w:left w:val="single" w:color="B0B0B0" w:sz="4"/>
@@ -8178,7 +9383,7 @@
         </w:tc>
         <w:tc>
           <w:tcPr>
-            <w:tcW w:type="dxa" w:w="1204"/>
+            <w:tcW w:type="dxa" w:w="1152"/>
             <w:tcBorders>
               <w:top w:val="single" w:color="B0B0B0" w:sz="4"/>
               <w:left w:val="single" w:color="B0B0B0" w:sz="4"/>
@@ -8204,7 +9409,7 @@
         </w:tc>
         <w:tc>
           <w:tcPr>
-            <w:tcW w:type="dxa" w:w="1204"/>
+            <w:tcW w:type="dxa" w:w="1152"/>
             <w:tcBorders>
               <w:top w:val="single" w:color="B0B0B0" w:sz="4"/>
               <w:left w:val="single" w:color="B0B0B0" w:sz="4"/>
@@ -8230,7 +9435,7 @@
         </w:tc>
         <w:tc>
           <w:tcPr>
-            <w:tcW w:type="dxa" w:w="1209"/>
+            <w:tcW w:type="dxa" w:w="1156"/>
             <w:tcBorders>
               <w:top w:val="single" w:color="B0B0B0" w:sz="4"/>
               <w:left w:val="single" w:color="B0B0B0" w:sz="4"/>
@@ -8261,7 +9466,7 @@
         </w:trPr>
         <w:tc>
           <w:tcPr>
-            <w:tcW w:type="dxa" w:w="2190"/>
+            <w:tcW w:type="dxa" w:w="2095"/>
             <w:tcBorders>
               <w:top w:val="single" w:color="B0B0B0" w:sz="4"/>
               <w:left w:val="single" w:color="B0B0B0" w:sz="4"/>
@@ -8287,7 +9492,7 @@
         </w:tc>
         <w:tc>
           <w:tcPr>
-            <w:tcW w:type="dxa" w:w="766"/>
+            <w:tcW w:type="dxa" w:w="942"/>
             <w:tcBorders>
               <w:top w:val="single" w:color="B0B0B0" w:sz="4"/>
               <w:left w:val="single" w:color="B0B0B0" w:sz="4"/>
@@ -8313,7 +9518,7 @@
         </w:tc>
         <w:tc>
           <w:tcPr>
-            <w:tcW w:type="dxa" w:w="1095"/>
+            <w:tcW w:type="dxa" w:w="1047"/>
             <w:tcBorders>
               <w:top w:val="single" w:color="B0B0B0" w:sz="4"/>
               <w:left w:val="single" w:color="B0B0B0" w:sz="4"/>
@@ -8339,7 +9544,7 @@
         </w:tc>
         <w:tc>
           <w:tcPr>
-            <w:tcW w:type="dxa" w:w="766"/>
+            <w:tcW w:type="dxa" w:w="942"/>
             <w:tcBorders>
               <w:top w:val="single" w:color="B0B0B0" w:sz="4"/>
               <w:left w:val="single" w:color="B0B0B0" w:sz="4"/>
@@ -8365,7 +9570,7 @@
         </w:tc>
         <w:tc>
           <w:tcPr>
-            <w:tcW w:type="dxa" w:w="1204"/>
+            <w:tcW w:type="dxa" w:w="1152"/>
             <w:tcBorders>
               <w:top w:val="single" w:color="B0B0B0" w:sz="4"/>
               <w:left w:val="single" w:color="B0B0B0" w:sz="4"/>
@@ -8391,7 +9596,7 @@
         </w:tc>
         <w:tc>
           <w:tcPr>
-            <w:tcW w:type="dxa" w:w="1204"/>
+            <w:tcW w:type="dxa" w:w="1152"/>
             <w:tcBorders>
               <w:top w:val="single" w:color="B0B0B0" w:sz="4"/>
               <w:left w:val="single" w:color="B0B0B0" w:sz="4"/>
@@ -8417,7 +9622,7 @@
         </w:tc>
         <w:tc>
           <w:tcPr>
-            <w:tcW w:type="dxa" w:w="1204"/>
+            <w:tcW w:type="dxa" w:w="1152"/>
             <w:tcBorders>
               <w:top w:val="single" w:color="B0B0B0" w:sz="4"/>
               <w:left w:val="single" w:color="B0B0B0" w:sz="4"/>
@@ -8443,7 +9648,7 @@
         </w:tc>
         <w:tc>
           <w:tcPr>
-            <w:tcW w:type="dxa" w:w="1209"/>
+            <w:tcW w:type="dxa" w:w="1156"/>
             <w:tcBorders>
               <w:top w:val="single" w:color="B0B0B0" w:sz="4"/>
               <w:left w:val="single" w:color="B0B0B0" w:sz="4"/>
@@ -8474,7 +9679,7 @@
         </w:trPr>
         <w:tc>
           <w:tcPr>
-            <w:tcW w:type="dxa" w:w="2190"/>
+            <w:tcW w:type="dxa" w:w="2095"/>
             <w:tcBorders>
               <w:top w:val="single" w:color="B0B0B0" w:sz="4"/>
               <w:left w:val="single" w:color="B0B0B0" w:sz="4"/>
@@ -8500,7 +9705,7 @@
         </w:tc>
         <w:tc>
           <w:tcPr>
-            <w:tcW w:type="dxa" w:w="766"/>
+            <w:tcW w:type="dxa" w:w="942"/>
             <w:tcBorders>
               <w:top w:val="single" w:color="B0B0B0" w:sz="4"/>
               <w:left w:val="single" w:color="B0B0B0" w:sz="4"/>
@@ -8526,7 +9731,7 @@
         </w:tc>
         <w:tc>
           <w:tcPr>
-            <w:tcW w:type="dxa" w:w="1095"/>
+            <w:tcW w:type="dxa" w:w="1047"/>
             <w:tcBorders>
               <w:top w:val="single" w:color="B0B0B0" w:sz="4"/>
               <w:left w:val="single" w:color="B0B0B0" w:sz="4"/>
@@ -8552,7 +9757,7 @@
         </w:tc>
         <w:tc>
           <w:tcPr>
-            <w:tcW w:type="dxa" w:w="766"/>
+            <w:tcW w:type="dxa" w:w="942"/>
             <w:tcBorders>
               <w:top w:val="single" w:color="B0B0B0" w:sz="4"/>
               <w:left w:val="single" w:color="B0B0B0" w:sz="4"/>
@@ -8578,7 +9783,7 @@
         </w:tc>
         <w:tc>
           <w:tcPr>
-            <w:tcW w:type="dxa" w:w="1204"/>
+            <w:tcW w:type="dxa" w:w="1152"/>
             <w:tcBorders>
               <w:top w:val="single" w:color="B0B0B0" w:sz="4"/>
               <w:left w:val="single" w:color="B0B0B0" w:sz="4"/>
@@ -8604,7 +9809,7 @@
         </w:tc>
         <w:tc>
           <w:tcPr>
-            <w:tcW w:type="dxa" w:w="1204"/>
+            <w:tcW w:type="dxa" w:w="1152"/>
             <w:tcBorders>
               <w:top w:val="single" w:color="B0B0B0" w:sz="4"/>
               <w:left w:val="single" w:color="B0B0B0" w:sz="4"/>
@@ -8630,7 +9835,7 @@
         </w:tc>
         <w:tc>
           <w:tcPr>
-            <w:tcW w:type="dxa" w:w="1204"/>
+            <w:tcW w:type="dxa" w:w="1152"/>
             <w:tcBorders>
               <w:top w:val="single" w:color="B0B0B0" w:sz="4"/>
               <w:left w:val="single" w:color="B0B0B0" w:sz="4"/>
@@ -8656,7 +9861,7 @@
         </w:tc>
         <w:tc>
           <w:tcPr>
-            <w:tcW w:type="dxa" w:w="1209"/>
+            <w:tcW w:type="dxa" w:w="1156"/>
             <w:tcBorders>
               <w:top w:val="single" w:color="B0B0B0" w:sz="4"/>
               <w:left w:val="single" w:color="B0B0B0" w:sz="4"/>
@@ -8687,7 +9892,7 @@
         </w:trPr>
         <w:tc>
           <w:tcPr>
-            <w:tcW w:type="dxa" w:w="2190"/>
+            <w:tcW w:type="dxa" w:w="2095"/>
             <w:tcBorders>
               <w:top w:val="single" w:color="B0B0B0" w:sz="4"/>
               <w:left w:val="single" w:color="B0B0B0" w:sz="4"/>
@@ -8713,7 +9918,7 @@
         </w:tc>
         <w:tc>
           <w:tcPr>
-            <w:tcW w:type="dxa" w:w="766"/>
+            <w:tcW w:type="dxa" w:w="942"/>
             <w:tcBorders>
               <w:top w:val="single" w:color="B0B0B0" w:sz="4"/>
               <w:left w:val="single" w:color="B0B0B0" w:sz="4"/>
@@ -8739,7 +9944,7 @@
         </w:tc>
         <w:tc>
           <w:tcPr>
-            <w:tcW w:type="dxa" w:w="1095"/>
+            <w:tcW w:type="dxa" w:w="1047"/>
             <w:tcBorders>
               <w:top w:val="single" w:color="B0B0B0" w:sz="4"/>
               <w:left w:val="single" w:color="B0B0B0" w:sz="4"/>
@@ -8765,7 +9970,7 @@
         </w:tc>
         <w:tc>
           <w:tcPr>
-            <w:tcW w:type="dxa" w:w="766"/>
+            <w:tcW w:type="dxa" w:w="942"/>
             <w:tcBorders>
               <w:top w:val="single" w:color="B0B0B0" w:sz="4"/>
               <w:left w:val="single" w:color="B0B0B0" w:sz="4"/>
@@ -8791,7 +9996,7 @@
         </w:tc>
         <w:tc>
           <w:tcPr>
-            <w:tcW w:type="dxa" w:w="1204"/>
+            <w:tcW w:type="dxa" w:w="1152"/>
             <w:tcBorders>
               <w:top w:val="single" w:color="B0B0B0" w:sz="4"/>
               <w:left w:val="single" w:color="B0B0B0" w:sz="4"/>
@@ -8817,7 +10022,7 @@
         </w:tc>
         <w:tc>
           <w:tcPr>
-            <w:tcW w:type="dxa" w:w="1204"/>
+            <w:tcW w:type="dxa" w:w="1152"/>
             <w:tcBorders>
               <w:top w:val="single" w:color="B0B0B0" w:sz="4"/>
               <w:left w:val="single" w:color="B0B0B0" w:sz="4"/>
@@ -8843,7 +10048,7 @@
         </w:tc>
         <w:tc>
           <w:tcPr>
-            <w:tcW w:type="dxa" w:w="1204"/>
+            <w:tcW w:type="dxa" w:w="1152"/>
             <w:tcBorders>
               <w:top w:val="single" w:color="B0B0B0" w:sz="4"/>
               <w:left w:val="single" w:color="B0B0B0" w:sz="4"/>
@@ -8869,7 +10074,7 @@
         </w:tc>
         <w:tc>
           <w:tcPr>
-            <w:tcW w:type="dxa" w:w="1209"/>
+            <w:tcW w:type="dxa" w:w="1156"/>
             <w:tcBorders>
               <w:top w:val="single" w:color="B0B0B0" w:sz="4"/>
               <w:left w:val="single" w:color="B0B0B0" w:sz="4"/>
@@ -8900,7 +10105,7 @@
         </w:trPr>
         <w:tc>
           <w:tcPr>
-            <w:tcW w:type="dxa" w:w="2190"/>
+            <w:tcW w:type="dxa" w:w="2095"/>
             <w:tcBorders>
               <w:top w:val="single" w:color="B0B0B0" w:sz="4"/>
               <w:left w:val="single" w:color="B0B0B0" w:sz="4"/>
@@ -8926,7 +10131,7 @@
         </w:tc>
         <w:tc>
           <w:tcPr>
-            <w:tcW w:type="dxa" w:w="766"/>
+            <w:tcW w:type="dxa" w:w="942"/>
             <w:tcBorders>
               <w:top w:val="single" w:color="B0B0B0" w:sz="4"/>
               <w:left w:val="single" w:color="B0B0B0" w:sz="4"/>
@@ -8952,7 +10157,7 @@
         </w:tc>
         <w:tc>
           <w:tcPr>
-            <w:tcW w:type="dxa" w:w="1095"/>
+            <w:tcW w:type="dxa" w:w="1047"/>
             <w:tcBorders>
               <w:top w:val="single" w:color="B0B0B0" w:sz="4"/>
               <w:left w:val="single" w:color="B0B0B0" w:sz="4"/>
@@ -8978,7 +10183,7 @@
         </w:tc>
         <w:tc>
           <w:tcPr>
-            <w:tcW w:type="dxa" w:w="766"/>
+            <w:tcW w:type="dxa" w:w="942"/>
             <w:tcBorders>
               <w:top w:val="single" w:color="B0B0B0" w:sz="4"/>
               <w:left w:val="single" w:color="B0B0B0" w:sz="4"/>
@@ -9004,7 +10209,7 @@
         </w:tc>
         <w:tc>
           <w:tcPr>
-            <w:tcW w:type="dxa" w:w="1204"/>
+            <w:tcW w:type="dxa" w:w="1152"/>
             <w:tcBorders>
               <w:top w:val="single" w:color="B0B0B0" w:sz="4"/>
               <w:left w:val="single" w:color="B0B0B0" w:sz="4"/>
@@ -9030,7 +10235,7 @@
         </w:tc>
         <w:tc>
           <w:tcPr>
-            <w:tcW w:type="dxa" w:w="1204"/>
+            <w:tcW w:type="dxa" w:w="1152"/>
             <w:tcBorders>
               <w:top w:val="single" w:color="B0B0B0" w:sz="4"/>
               <w:left w:val="single" w:color="B0B0B0" w:sz="4"/>
@@ -9056,7 +10261,7 @@
         </w:tc>
         <w:tc>
           <w:tcPr>
-            <w:tcW w:type="dxa" w:w="1204"/>
+            <w:tcW w:type="dxa" w:w="1152"/>
             <w:tcBorders>
               <w:top w:val="single" w:color="B0B0B0" w:sz="4"/>
               <w:left w:val="single" w:color="B0B0B0" w:sz="4"/>
@@ -9082,7 +10287,7 @@
         </w:tc>
         <w:tc>
           <w:tcPr>
-            <w:tcW w:type="dxa" w:w="1209"/>
+            <w:tcW w:type="dxa" w:w="1156"/>
             <w:tcBorders>
               <w:top w:val="single" w:color="B0B0B0" w:sz="4"/>
               <w:left w:val="single" w:color="B0B0B0" w:sz="4"/>
@@ -9113,7 +10318,7 @@
         </w:trPr>
         <w:tc>
           <w:tcPr>
-            <w:tcW w:type="dxa" w:w="2190"/>
+            <w:tcW w:type="dxa" w:w="2095"/>
             <w:tcBorders>
               <w:top w:val="single" w:color="B0B0B0" w:sz="4"/>
               <w:left w:val="single" w:color="B0B0B0" w:sz="4"/>
@@ -9139,7 +10344,7 @@
         </w:tc>
         <w:tc>
           <w:tcPr>
-            <w:tcW w:type="dxa" w:w="766"/>
+            <w:tcW w:type="dxa" w:w="942"/>
             <w:tcBorders>
               <w:top w:val="single" w:color="B0B0B0" w:sz="4"/>
               <w:left w:val="single" w:color="B0B0B0" w:sz="4"/>
@@ -9165,7 +10370,7 @@
         </w:tc>
         <w:tc>
           <w:tcPr>
-            <w:tcW w:type="dxa" w:w="1095"/>
+            <w:tcW w:type="dxa" w:w="1047"/>
             <w:tcBorders>
               <w:top w:val="single" w:color="B0B0B0" w:sz="4"/>
               <w:left w:val="single" w:color="B0B0B0" w:sz="4"/>
@@ -9191,7 +10396,7 @@
         </w:tc>
         <w:tc>
           <w:tcPr>
-            <w:tcW w:type="dxa" w:w="766"/>
+            <w:tcW w:type="dxa" w:w="942"/>
             <w:tcBorders>
               <w:top w:val="single" w:color="B0B0B0" w:sz="4"/>
               <w:left w:val="single" w:color="B0B0B0" w:sz="4"/>
@@ -9217,7 +10422,7 @@
         </w:tc>
         <w:tc>
           <w:tcPr>
-            <w:tcW w:type="dxa" w:w="1204"/>
+            <w:tcW w:type="dxa" w:w="1152"/>
             <w:tcBorders>
               <w:top w:val="single" w:color="B0B0B0" w:sz="4"/>
               <w:left w:val="single" w:color="B0B0B0" w:sz="4"/>
@@ -9243,7 +10448,7 @@
         </w:tc>
         <w:tc>
           <w:tcPr>
-            <w:tcW w:type="dxa" w:w="1204"/>
+            <w:tcW w:type="dxa" w:w="1152"/>
             <w:tcBorders>
               <w:top w:val="single" w:color="B0B0B0" w:sz="4"/>
               <w:left w:val="single" w:color="B0B0B0" w:sz="4"/>
@@ -9269,7 +10474,7 @@
         </w:tc>
         <w:tc>
           <w:tcPr>
-            <w:tcW w:type="dxa" w:w="1204"/>
+            <w:tcW w:type="dxa" w:w="1152"/>
             <w:tcBorders>
               <w:top w:val="single" w:color="B0B0B0" w:sz="4"/>
               <w:left w:val="single" w:color="B0B0B0" w:sz="4"/>
@@ -9295,7 +10500,7 @@
         </w:tc>
         <w:tc>
           <w:tcPr>
-            <w:tcW w:type="dxa" w:w="1209"/>
+            <w:tcW w:type="dxa" w:w="1156"/>
             <w:tcBorders>
               <w:top w:val="single" w:color="B0B0B0" w:sz="4"/>
               <w:left w:val="single" w:color="B0B0B0" w:sz="4"/>
@@ -9326,7 +10531,7 @@
         </w:trPr>
         <w:tc>
           <w:tcPr>
-            <w:tcW w:type="dxa" w:w="2190"/>
+            <w:tcW w:type="dxa" w:w="2095"/>
             <w:tcBorders>
               <w:top w:val="single" w:color="B0B0B0" w:sz="4"/>
               <w:left w:val="single" w:color="B0B0B0" w:sz="4"/>
@@ -9352,7 +10557,7 @@
         </w:tc>
         <w:tc>
           <w:tcPr>
-            <w:tcW w:type="dxa" w:w="766"/>
+            <w:tcW w:type="dxa" w:w="942"/>
             <w:tcBorders>
               <w:top w:val="single" w:color="B0B0B0" w:sz="4"/>
               <w:left w:val="single" w:color="B0B0B0" w:sz="4"/>
@@ -9378,7 +10583,7 @@
         </w:tc>
         <w:tc>
           <w:tcPr>
-            <w:tcW w:type="dxa" w:w="1095"/>
+            <w:tcW w:type="dxa" w:w="1047"/>
             <w:tcBorders>
               <w:top w:val="single" w:color="B0B0B0" w:sz="4"/>
               <w:left w:val="single" w:color="B0B0B0" w:sz="4"/>
@@ -9404,7 +10609,7 @@
         </w:tc>
         <w:tc>
           <w:tcPr>
-            <w:tcW w:type="dxa" w:w="766"/>
+            <w:tcW w:type="dxa" w:w="942"/>
             <w:tcBorders>
               <w:top w:val="single" w:color="B0B0B0" w:sz="4"/>
               <w:left w:val="single" w:color="B0B0B0" w:sz="4"/>
@@ -9430,7 +10635,7 @@
         </w:tc>
         <w:tc>
           <w:tcPr>
-            <w:tcW w:type="dxa" w:w="1204"/>
+            <w:tcW w:type="dxa" w:w="1152"/>
             <w:tcBorders>
               <w:top w:val="single" w:color="B0B0B0" w:sz="4"/>
               <w:left w:val="single" w:color="B0B0B0" w:sz="4"/>
@@ -9456,7 +10661,7 @@
         </w:tc>
         <w:tc>
           <w:tcPr>
-            <w:tcW w:type="dxa" w:w="1204"/>
+            <w:tcW w:type="dxa" w:w="1152"/>
             <w:tcBorders>
               <w:top w:val="single" w:color="B0B0B0" w:sz="4"/>
               <w:left w:val="single" w:color="B0B0B0" w:sz="4"/>
@@ -9482,7 +10687,7 @@
         </w:tc>
         <w:tc>
           <w:tcPr>
-            <w:tcW w:type="dxa" w:w="1204"/>
+            <w:tcW w:type="dxa" w:w="1152"/>
             <w:tcBorders>
               <w:top w:val="single" w:color="B0B0B0" w:sz="4"/>
               <w:left w:val="single" w:color="B0B0B0" w:sz="4"/>
@@ -9508,7 +10713,7 @@
         </w:tc>
         <w:tc>
           <w:tcPr>
-            <w:tcW w:type="dxa" w:w="1209"/>
+            <w:tcW w:type="dxa" w:w="1156"/>
             <w:tcBorders>
               <w:top w:val="single" w:color="B0B0B0" w:sz="4"/>
               <w:left w:val="single" w:color="B0B0B0" w:sz="4"/>
@@ -9539,7 +10744,7 @@
         </w:trPr>
         <w:tc>
           <w:tcPr>
-            <w:tcW w:type="dxa" w:w="2190"/>
+            <w:tcW w:type="dxa" w:w="2095"/>
             <w:tcBorders>
               <w:top w:val="single" w:color="B0B0B0" w:sz="4"/>
               <w:left w:val="single" w:color="B0B0B0" w:sz="4"/>
@@ -9565,7 +10770,7 @@
         </w:tc>
         <w:tc>
           <w:tcPr>
-            <w:tcW w:type="dxa" w:w="766"/>
+            <w:tcW w:type="dxa" w:w="942"/>
             <w:tcBorders>
               <w:top w:val="single" w:color="B0B0B0" w:sz="4"/>
               <w:left w:val="single" w:color="B0B0B0" w:sz="4"/>
@@ -9591,7 +10796,7 @@
         </w:tc>
         <w:tc>
           <w:tcPr>
-            <w:tcW w:type="dxa" w:w="1095"/>
+            <w:tcW w:type="dxa" w:w="1047"/>
             <w:tcBorders>
               <w:top w:val="single" w:color="B0B0B0" w:sz="4"/>
               <w:left w:val="single" w:color="B0B0B0" w:sz="4"/>
@@ -9617,7 +10822,7 @@
         </w:tc>
         <w:tc>
           <w:tcPr>
-            <w:tcW w:type="dxa" w:w="766"/>
+            <w:tcW w:type="dxa" w:w="942"/>
             <w:tcBorders>
               <w:top w:val="single" w:color="B0B0B0" w:sz="4"/>
               <w:left w:val="single" w:color="B0B0B0" w:sz="4"/>
@@ -9643,7 +10848,7 @@
         </w:tc>
         <w:tc>
           <w:tcPr>
-            <w:tcW w:type="dxa" w:w="1204"/>
+            <w:tcW w:type="dxa" w:w="1152"/>
             <w:tcBorders>
               <w:top w:val="single" w:color="B0B0B0" w:sz="4"/>
               <w:left w:val="single" w:color="B0B0B0" w:sz="4"/>
@@ -9669,7 +10874,7 @@
         </w:tc>
         <w:tc>
           <w:tcPr>
-            <w:tcW w:type="dxa" w:w="1204"/>
+            <w:tcW w:type="dxa" w:w="1152"/>
             <w:tcBorders>
               <w:top w:val="single" w:color="B0B0B0" w:sz="4"/>
               <w:left w:val="single" w:color="B0B0B0" w:sz="4"/>
@@ -9695,7 +10900,7 @@
         </w:tc>
         <w:tc>
           <w:tcPr>
-            <w:tcW w:type="dxa" w:w="1204"/>
+            <w:tcW w:type="dxa" w:w="1152"/>
             <w:tcBorders>
               <w:top w:val="single" w:color="B0B0B0" w:sz="4"/>
               <w:left w:val="single" w:color="B0B0B0" w:sz="4"/>
@@ -9721,7 +10926,7 @@
         </w:tc>
         <w:tc>
           <w:tcPr>
-            <w:tcW w:type="dxa" w:w="1209"/>
+            <w:tcW w:type="dxa" w:w="1156"/>
             <w:tcBorders>
               <w:top w:val="single" w:color="B0B0B0" w:sz="4"/>
               <w:left w:val="single" w:color="B0B0B0" w:sz="4"/>
@@ -9752,7 +10957,7 @@
         </w:trPr>
         <w:tc>
           <w:tcPr>
-            <w:tcW w:type="dxa" w:w="2190"/>
+            <w:tcW w:type="dxa" w:w="2095"/>
             <w:tcBorders>
               <w:top w:val="single" w:color="B0B0B0" w:sz="4"/>
               <w:left w:val="single" w:color="B0B0B0" w:sz="4"/>
@@ -9778,7 +10983,7 @@
         </w:tc>
         <w:tc>
           <w:tcPr>
-            <w:tcW w:type="dxa" w:w="766"/>
+            <w:tcW w:type="dxa" w:w="942"/>
             <w:tcBorders>
               <w:top w:val="single" w:color="B0B0B0" w:sz="4"/>
               <w:left w:val="single" w:color="B0B0B0" w:sz="4"/>
@@ -9804,7 +11009,7 @@
         </w:tc>
         <w:tc>
           <w:tcPr>
-            <w:tcW w:type="dxa" w:w="1095"/>
+            <w:tcW w:type="dxa" w:w="1047"/>
             <w:tcBorders>
               <w:top w:val="single" w:color="B0B0B0" w:sz="4"/>
               <w:left w:val="single" w:color="B0B0B0" w:sz="4"/>
@@ -9830,7 +11035,7 @@
         </w:tc>
         <w:tc>
           <w:tcPr>
-            <w:tcW w:type="dxa" w:w="766"/>
+            <w:tcW w:type="dxa" w:w="942"/>
             <w:tcBorders>
               <w:top w:val="single" w:color="B0B0B0" w:sz="4"/>
               <w:left w:val="single" w:color="B0B0B0" w:sz="4"/>
@@ -9856,7 +11061,7 @@
         </w:tc>
         <w:tc>
           <w:tcPr>
-            <w:tcW w:type="dxa" w:w="1204"/>
+            <w:tcW w:type="dxa" w:w="1152"/>
             <w:tcBorders>
               <w:top w:val="single" w:color="B0B0B0" w:sz="4"/>
               <w:left w:val="single" w:color="B0B0B0" w:sz="4"/>
@@ -9882,7 +11087,7 @@
         </w:tc>
         <w:tc>
           <w:tcPr>
-            <w:tcW w:type="dxa" w:w="1204"/>
+            <w:tcW w:type="dxa" w:w="1152"/>
             <w:tcBorders>
               <w:top w:val="single" w:color="B0B0B0" w:sz="4"/>
               <w:left w:val="single" w:color="B0B0B0" w:sz="4"/>
@@ -9908,7 +11113,7 @@
         </w:tc>
         <w:tc>
           <w:tcPr>
-            <w:tcW w:type="dxa" w:w="1204"/>
+            <w:tcW w:type="dxa" w:w="1152"/>
             <w:tcBorders>
               <w:top w:val="single" w:color="B0B0B0" w:sz="4"/>
               <w:left w:val="single" w:color="B0B0B0" w:sz="4"/>
@@ -9934,7 +11139,7 @@
         </w:tc>
         <w:tc>
           <w:tcPr>
-            <w:tcW w:type="dxa" w:w="1209"/>
+            <w:tcW w:type="dxa" w:w="1156"/>
             <w:tcBorders>
               <w:top w:val="single" w:color="B0B0B0" w:sz="4"/>
               <w:left w:val="single" w:color="B0B0B0" w:sz="4"/>
@@ -9965,7 +11170,7 @@
         </w:trPr>
         <w:tc>
           <w:tcPr>
-            <w:tcW w:type="dxa" w:w="2190"/>
+            <w:tcW w:type="dxa" w:w="2095"/>
             <w:tcBorders>
               <w:top w:val="single" w:color="B0B0B0" w:sz="4"/>
               <w:left w:val="single" w:color="B0B0B0" w:sz="4"/>
@@ -9991,7 +11196,7 @@
         </w:tc>
         <w:tc>
           <w:tcPr>
-            <w:tcW w:type="dxa" w:w="766"/>
+            <w:tcW w:type="dxa" w:w="942"/>
             <w:tcBorders>
               <w:top w:val="single" w:color="B0B0B0" w:sz="4"/>
               <w:left w:val="single" w:color="B0B0B0" w:sz="4"/>
@@ -10017,7 +11222,7 @@
         </w:tc>
         <w:tc>
           <w:tcPr>
-            <w:tcW w:type="dxa" w:w="1095"/>
+            <w:tcW w:type="dxa" w:w="1047"/>
             <w:tcBorders>
               <w:top w:val="single" w:color="B0B0B0" w:sz="4"/>
               <w:left w:val="single" w:color="B0B0B0" w:sz="4"/>
@@ -10043,7 +11248,7 @@
         </w:tc>
         <w:tc>
           <w:tcPr>
-            <w:tcW w:type="dxa" w:w="766"/>
+            <w:tcW w:type="dxa" w:w="942"/>
             <w:tcBorders>
               <w:top w:val="single" w:color="B0B0B0" w:sz="4"/>
               <w:left w:val="single" w:color="B0B0B0" w:sz="4"/>
@@ -10069,7 +11274,7 @@
         </w:tc>
         <w:tc>
           <w:tcPr>
-            <w:tcW w:type="dxa" w:w="1204"/>
+            <w:tcW w:type="dxa" w:w="1152"/>
             <w:tcBorders>
               <w:top w:val="single" w:color="B0B0B0" w:sz="4"/>
               <w:left w:val="single" w:color="B0B0B0" w:sz="4"/>
@@ -10095,7 +11300,7 @@
         </w:tc>
         <w:tc>
           <w:tcPr>
-            <w:tcW w:type="dxa" w:w="1204"/>
+            <w:tcW w:type="dxa" w:w="1152"/>
             <w:tcBorders>
               <w:top w:val="single" w:color="B0B0B0" w:sz="4"/>
               <w:left w:val="single" w:color="B0B0B0" w:sz="4"/>
@@ -10121,7 +11326,7 @@
         </w:tc>
         <w:tc>
           <w:tcPr>
-            <w:tcW w:type="dxa" w:w="1204"/>
+            <w:tcW w:type="dxa" w:w="1152"/>
             <w:tcBorders>
               <w:top w:val="single" w:color="B0B0B0" w:sz="4"/>
               <w:left w:val="single" w:color="B0B0B0" w:sz="4"/>
@@ -10147,7 +11352,7 @@
         </w:tc>
         <w:tc>
           <w:tcPr>
-            <w:tcW w:type="dxa" w:w="1209"/>
+            <w:tcW w:type="dxa" w:w="1156"/>
             <w:tcBorders>
               <w:top w:val="single" w:color="B0B0B0" w:sz="4"/>
               <w:left w:val="single" w:color="B0B0B0" w:sz="4"/>
@@ -10178,7 +11383,7 @@
         </w:trPr>
         <w:tc>
           <w:tcPr>
-            <w:tcW w:type="dxa" w:w="2190"/>
+            <w:tcW w:type="dxa" w:w="2095"/>
             <w:tcBorders>
               <w:top w:val="single" w:color="B0B0B0" w:sz="4"/>
               <w:left w:val="single" w:color="B0B0B0" w:sz="4"/>
@@ -10204,7 +11409,7 @@
         </w:tc>
         <w:tc>
           <w:tcPr>
-            <w:tcW w:type="dxa" w:w="766"/>
+            <w:tcW w:type="dxa" w:w="942"/>
             <w:tcBorders>
               <w:top w:val="single" w:color="B0B0B0" w:sz="4"/>
               <w:left w:val="single" w:color="B0B0B0" w:sz="4"/>
@@ -10230,7 +11435,7 @@
         </w:tc>
         <w:tc>
           <w:tcPr>
-            <w:tcW w:type="dxa" w:w="1095"/>
+            <w:tcW w:type="dxa" w:w="1047"/>
             <w:tcBorders>
               <w:top w:val="single" w:color="B0B0B0" w:sz="4"/>
               <w:left w:val="single" w:color="B0B0B0" w:sz="4"/>
@@ -10256,7 +11461,7 @@
         </w:tc>
         <w:tc>
           <w:tcPr>
-            <w:tcW w:type="dxa" w:w="766"/>
+            <w:tcW w:type="dxa" w:w="942"/>
             <w:tcBorders>
               <w:top w:val="single" w:color="B0B0B0" w:sz="4"/>
               <w:left w:val="single" w:color="B0B0B0" w:sz="4"/>
@@ -10282,7 +11487,7 @@
         </w:tc>
         <w:tc>
           <w:tcPr>
-            <w:tcW w:type="dxa" w:w="1204"/>
+            <w:tcW w:type="dxa" w:w="1152"/>
             <w:tcBorders>
               <w:top w:val="single" w:color="B0B0B0" w:sz="4"/>
               <w:left w:val="single" w:color="B0B0B0" w:sz="4"/>
@@ -10308,7 +11513,7 @@
         </w:tc>
         <w:tc>
           <w:tcPr>
-            <w:tcW w:type="dxa" w:w="1204"/>
+            <w:tcW w:type="dxa" w:w="1152"/>
             <w:tcBorders>
               <w:top w:val="single" w:color="B0B0B0" w:sz="4"/>
               <w:left w:val="single" w:color="B0B0B0" w:sz="4"/>
@@ -10334,7 +11539,7 @@
         </w:tc>
         <w:tc>
           <w:tcPr>
-            <w:tcW w:type="dxa" w:w="1204"/>
+            <w:tcW w:type="dxa" w:w="1152"/>
             <w:tcBorders>
               <w:top w:val="single" w:color="B0B0B0" w:sz="4"/>
               <w:left w:val="single" w:color="B0B0B0" w:sz="4"/>
@@ -10360,7 +11565,433 @@
         </w:tc>
         <w:tc>
           <w:tcPr>
-            <w:tcW w:type="dxa" w:w="1209"/>
+            <w:tcW w:type="dxa" w:w="1156"/>
+            <w:tcBorders>
+              <w:top w:val="single" w:color="B0B0B0" w:sz="4"/>
+              <w:left w:val="single" w:color="B0B0B0" w:sz="4"/>
+              <w:bottom w:val="single" w:color="B0B0B0" w:sz="4"/>
+              <w:right w:val="single" w:color="B0B0B0" w:sz="4"/>
+            </w:tcBorders>
+            <w:tcMar>
+              <w:top w:type="dxa" w:w="60"/>
+              <w:left w:type="dxa" w:w="100"/>
+              <w:bottom w:type="dxa" w:w="60"/>
+              <w:right w:type="dxa" w:w="100"/>
+            </w:tcMar>
+          </w:tcPr>
+          <w:p>
+            <w:r>
+              <w:rPr>
+                <w:sz w:val="18"/>
+                <w:szCs w:val="18"/>
+              </w:rPr>
+              <w:t xml:space="preserve">정상</w:t>
+            </w:r>
+          </w:p>
+        </w:tc>
+      </w:tr>
+      <w:tr>
+        <w:trPr>
+          <w:tblHeader w:val="false"/>
+        </w:trPr>
+        <w:tc>
+          <w:tcPr>
+            <w:tcW w:type="dxa" w:w="2095"/>
+            <w:tcBorders>
+              <w:top w:val="single" w:color="B0B0B0" w:sz="4"/>
+              <w:left w:val="single" w:color="B0B0B0" w:sz="4"/>
+              <w:bottom w:val="single" w:color="B0B0B0" w:sz="4"/>
+              <w:right w:val="single" w:color="B0B0B0" w:sz="4"/>
+            </w:tcBorders>
+            <w:tcMar>
+              <w:top w:type="dxa" w:w="60"/>
+              <w:left w:type="dxa" w:w="100"/>
+              <w:bottom w:type="dxa" w:w="60"/>
+              <w:right w:type="dxa" w:w="100"/>
+            </w:tcMar>
+          </w:tcPr>
+          <w:p>
+            <w:r>
+              <w:rPr>
+                <w:sz w:val="18"/>
+                <w:szCs w:val="18"/>
+              </w:rPr>
+              <w:t xml:space="preserve">10/15 09:37 실내</w:t>
+            </w:r>
+          </w:p>
+        </w:tc>
+        <w:tc>
+          <w:tcPr>
+            <w:tcW w:type="dxa" w:w="942"/>
+            <w:tcBorders>
+              <w:top w:val="single" w:color="B0B0B0" w:sz="4"/>
+              <w:left w:val="single" w:color="B0B0B0" w:sz="4"/>
+              <w:bottom w:val="single" w:color="B0B0B0" w:sz="4"/>
+              <w:right w:val="single" w:color="B0B0B0" w:sz="4"/>
+            </w:tcBorders>
+            <w:tcMar>
+              <w:top w:type="dxa" w:w="60"/>
+              <w:left w:type="dxa" w:w="100"/>
+              <w:bottom w:type="dxa" w:w="60"/>
+              <w:right w:type="dxa" w:w="100"/>
+            </w:tcMar>
+          </w:tcPr>
+          <w:p>
+            <w:r>
+              <w:rPr>
+                <w:sz w:val="18"/>
+                <w:szCs w:val="18"/>
+              </w:rPr>
+              <w:t xml:space="preserve">463</w:t>
+            </w:r>
+          </w:p>
+        </w:tc>
+        <w:tc>
+          <w:tcPr>
+            <w:tcW w:type="dxa" w:w="1047"/>
+            <w:tcBorders>
+              <w:top w:val="single" w:color="B0B0B0" w:sz="4"/>
+              <w:left w:val="single" w:color="B0B0B0" w:sz="4"/>
+              <w:bottom w:val="single" w:color="B0B0B0" w:sz="4"/>
+              <w:right w:val="single" w:color="B0B0B0" w:sz="4"/>
+            </w:tcBorders>
+            <w:tcMar>
+              <w:top w:type="dxa" w:w="60"/>
+              <w:left w:type="dxa" w:w="100"/>
+              <w:bottom w:type="dxa" w:w="60"/>
+              <w:right w:type="dxa" w:w="100"/>
+            </w:tcMar>
+          </w:tcPr>
+          <w:p>
+            <w:r>
+              <w:rPr>
+                <w:sz w:val="18"/>
+                <w:szCs w:val="18"/>
+              </w:rPr>
+              <w:t xml:space="preserve">0</w:t>
+            </w:r>
+          </w:p>
+        </w:tc>
+        <w:tc>
+          <w:tcPr>
+            <w:tcW w:type="dxa" w:w="942"/>
+            <w:tcBorders>
+              <w:top w:val="single" w:color="B0B0B0" w:sz="4"/>
+              <w:left w:val="single" w:color="B0B0B0" w:sz="4"/>
+              <w:bottom w:val="single" w:color="B0B0B0" w:sz="4"/>
+              <w:right w:val="single" w:color="B0B0B0" w:sz="4"/>
+            </w:tcBorders>
+            <w:tcMar>
+              <w:top w:type="dxa" w:w="60"/>
+              <w:left w:type="dxa" w:w="100"/>
+              <w:bottom w:type="dxa" w:w="60"/>
+              <w:right w:type="dxa" w:w="100"/>
+            </w:tcMar>
+          </w:tcPr>
+          <w:p>
+            <w:r>
+              <w:rPr>
+                <w:sz w:val="18"/>
+                <w:szCs w:val="18"/>
+              </w:rPr>
+              <w:t xml:space="preserve">0</w:t>
+            </w:r>
+          </w:p>
+        </w:tc>
+        <w:tc>
+          <w:tcPr>
+            <w:tcW w:type="dxa" w:w="1152"/>
+            <w:tcBorders>
+              <w:top w:val="single" w:color="B0B0B0" w:sz="4"/>
+              <w:left w:val="single" w:color="B0B0B0" w:sz="4"/>
+              <w:bottom w:val="single" w:color="B0B0B0" w:sz="4"/>
+              <w:right w:val="single" w:color="B0B0B0" w:sz="4"/>
+            </w:tcBorders>
+            <w:tcMar>
+              <w:top w:type="dxa" w:w="60"/>
+              <w:left w:type="dxa" w:w="100"/>
+              <w:bottom w:type="dxa" w:w="60"/>
+              <w:right w:type="dxa" w:w="100"/>
+            </w:tcMar>
+          </w:tcPr>
+          <w:p>
+            <w:r>
+              <w:rPr>
+                <w:sz w:val="18"/>
+                <w:szCs w:val="18"/>
+              </w:rPr>
+              <w:t xml:space="preserve">0</w:t>
+            </w:r>
+          </w:p>
+        </w:tc>
+        <w:tc>
+          <w:tcPr>
+            <w:tcW w:type="dxa" w:w="1152"/>
+            <w:tcBorders>
+              <w:top w:val="single" w:color="B0B0B0" w:sz="4"/>
+              <w:left w:val="single" w:color="B0B0B0" w:sz="4"/>
+              <w:bottom w:val="single" w:color="B0B0B0" w:sz="4"/>
+              <w:right w:val="single" w:color="B0B0B0" w:sz="4"/>
+            </w:tcBorders>
+            <w:tcMar>
+              <w:top w:type="dxa" w:w="60"/>
+              <w:left w:type="dxa" w:w="100"/>
+              <w:bottom w:type="dxa" w:w="60"/>
+              <w:right w:type="dxa" w:w="100"/>
+            </w:tcMar>
+          </w:tcPr>
+          <w:p>
+            <w:r>
+              <w:rPr>
+                <w:sz w:val="18"/>
+                <w:szCs w:val="18"/>
+              </w:rPr>
+              <w:t xml:space="preserve">0</w:t>
+            </w:r>
+          </w:p>
+        </w:tc>
+        <w:tc>
+          <w:tcPr>
+            <w:tcW w:type="dxa" w:w="1152"/>
+            <w:tcBorders>
+              <w:top w:val="single" w:color="B0B0B0" w:sz="4"/>
+              <w:left w:val="single" w:color="B0B0B0" w:sz="4"/>
+              <w:bottom w:val="single" w:color="B0B0B0" w:sz="4"/>
+              <w:right w:val="single" w:color="B0B0B0" w:sz="4"/>
+            </w:tcBorders>
+            <w:tcMar>
+              <w:top w:type="dxa" w:w="60"/>
+              <w:left w:type="dxa" w:w="100"/>
+              <w:bottom w:type="dxa" w:w="60"/>
+              <w:right w:type="dxa" w:w="100"/>
+            </w:tcMar>
+          </w:tcPr>
+          <w:p>
+            <w:r>
+              <w:rPr>
+                <w:sz w:val="18"/>
+                <w:szCs w:val="18"/>
+              </w:rPr>
+              <w:t xml:space="preserve">153</w:t>
+            </w:r>
+          </w:p>
+        </w:tc>
+        <w:tc>
+          <w:tcPr>
+            <w:tcW w:type="dxa" w:w="1156"/>
+            <w:tcBorders>
+              <w:top w:val="single" w:color="B0B0B0" w:sz="4"/>
+              <w:left w:val="single" w:color="B0B0B0" w:sz="4"/>
+              <w:bottom w:val="single" w:color="B0B0B0" w:sz="4"/>
+              <w:right w:val="single" w:color="B0B0B0" w:sz="4"/>
+            </w:tcBorders>
+            <w:tcMar>
+              <w:top w:type="dxa" w:w="60"/>
+              <w:left w:type="dxa" w:w="100"/>
+              <w:bottom w:type="dxa" w:w="60"/>
+              <w:right w:type="dxa" w:w="100"/>
+            </w:tcMar>
+          </w:tcPr>
+          <w:p>
+            <w:r>
+              <w:rPr>
+                <w:sz w:val="18"/>
+                <w:szCs w:val="18"/>
+              </w:rPr>
+              <w:t xml:space="preserve">정상</w:t>
+            </w:r>
+          </w:p>
+        </w:tc>
+      </w:tr>
+      <w:tr>
+        <w:trPr>
+          <w:tblHeader w:val="false"/>
+        </w:trPr>
+        <w:tc>
+          <w:tcPr>
+            <w:tcW w:type="dxa" w:w="2095"/>
+            <w:tcBorders>
+              <w:top w:val="single" w:color="B0B0B0" w:sz="4"/>
+              <w:left w:val="single" w:color="B0B0B0" w:sz="4"/>
+              <w:bottom w:val="single" w:color="B0B0B0" w:sz="4"/>
+              <w:right w:val="single" w:color="B0B0B0" w:sz="4"/>
+            </w:tcBorders>
+            <w:tcMar>
+              <w:top w:type="dxa" w:w="60"/>
+              <w:left w:type="dxa" w:w="100"/>
+              <w:bottom w:type="dxa" w:w="60"/>
+              <w:right w:type="dxa" w:w="100"/>
+            </w:tcMar>
+          </w:tcPr>
+          <w:p>
+            <w:r>
+              <w:rPr>
+                <w:sz w:val="18"/>
+                <w:szCs w:val="18"/>
+              </w:rPr>
+              <w:t xml:space="preserve">10/15 10:15 실내</w:t>
+            </w:r>
+          </w:p>
+        </w:tc>
+        <w:tc>
+          <w:tcPr>
+            <w:tcW w:type="dxa" w:w="942"/>
+            <w:tcBorders>
+              <w:top w:val="single" w:color="B0B0B0" w:sz="4"/>
+              <w:left w:val="single" w:color="B0B0B0" w:sz="4"/>
+              <w:bottom w:val="single" w:color="B0B0B0" w:sz="4"/>
+              <w:right w:val="single" w:color="B0B0B0" w:sz="4"/>
+            </w:tcBorders>
+            <w:tcMar>
+              <w:top w:type="dxa" w:w="60"/>
+              <w:left w:type="dxa" w:w="100"/>
+              <w:bottom w:type="dxa" w:w="60"/>
+              <w:right w:type="dxa" w:w="100"/>
+            </w:tcMar>
+          </w:tcPr>
+          <w:p>
+            <w:r>
+              <w:rPr>
+                <w:sz w:val="18"/>
+                <w:szCs w:val="18"/>
+              </w:rPr>
+              <w:t xml:space="preserve">254</w:t>
+            </w:r>
+          </w:p>
+        </w:tc>
+        <w:tc>
+          <w:tcPr>
+            <w:tcW w:type="dxa" w:w="1047"/>
+            <w:tcBorders>
+              <w:top w:val="single" w:color="B0B0B0" w:sz="4"/>
+              <w:left w:val="single" w:color="B0B0B0" w:sz="4"/>
+              <w:bottom w:val="single" w:color="B0B0B0" w:sz="4"/>
+              <w:right w:val="single" w:color="B0B0B0" w:sz="4"/>
+            </w:tcBorders>
+            <w:tcMar>
+              <w:top w:type="dxa" w:w="60"/>
+              <w:left w:type="dxa" w:w="100"/>
+              <w:bottom w:type="dxa" w:w="60"/>
+              <w:right w:type="dxa" w:w="100"/>
+            </w:tcMar>
+          </w:tcPr>
+          <w:p>
+            <w:r>
+              <w:rPr>
+                <w:sz w:val="18"/>
+                <w:szCs w:val="18"/>
+              </w:rPr>
+              <w:t xml:space="preserve">0</w:t>
+            </w:r>
+          </w:p>
+        </w:tc>
+        <w:tc>
+          <w:tcPr>
+            <w:tcW w:type="dxa" w:w="942"/>
+            <w:tcBorders>
+              <w:top w:val="single" w:color="B0B0B0" w:sz="4"/>
+              <w:left w:val="single" w:color="B0B0B0" w:sz="4"/>
+              <w:bottom w:val="single" w:color="B0B0B0" w:sz="4"/>
+              <w:right w:val="single" w:color="B0B0B0" w:sz="4"/>
+            </w:tcBorders>
+            <w:tcMar>
+              <w:top w:type="dxa" w:w="60"/>
+              <w:left w:type="dxa" w:w="100"/>
+              <w:bottom w:type="dxa" w:w="60"/>
+              <w:right w:type="dxa" w:w="100"/>
+            </w:tcMar>
+          </w:tcPr>
+          <w:p>
+            <w:r>
+              <w:rPr>
+                <w:sz w:val="18"/>
+                <w:szCs w:val="18"/>
+              </w:rPr>
+              <w:t xml:space="preserve">0</w:t>
+            </w:r>
+          </w:p>
+        </w:tc>
+        <w:tc>
+          <w:tcPr>
+            <w:tcW w:type="dxa" w:w="1152"/>
+            <w:tcBorders>
+              <w:top w:val="single" w:color="B0B0B0" w:sz="4"/>
+              <w:left w:val="single" w:color="B0B0B0" w:sz="4"/>
+              <w:bottom w:val="single" w:color="B0B0B0" w:sz="4"/>
+              <w:right w:val="single" w:color="B0B0B0" w:sz="4"/>
+            </w:tcBorders>
+            <w:tcMar>
+              <w:top w:type="dxa" w:w="60"/>
+              <w:left w:type="dxa" w:w="100"/>
+              <w:bottom w:type="dxa" w:w="60"/>
+              <w:right w:type="dxa" w:w="100"/>
+            </w:tcMar>
+          </w:tcPr>
+          <w:p>
+            <w:r>
+              <w:rPr>
+                <w:sz w:val="18"/>
+                <w:szCs w:val="18"/>
+              </w:rPr>
+              <w:t xml:space="preserve">0</w:t>
+            </w:r>
+          </w:p>
+        </w:tc>
+        <w:tc>
+          <w:tcPr>
+            <w:tcW w:type="dxa" w:w="1152"/>
+            <w:tcBorders>
+              <w:top w:val="single" w:color="B0B0B0" w:sz="4"/>
+              <w:left w:val="single" w:color="B0B0B0" w:sz="4"/>
+              <w:bottom w:val="single" w:color="B0B0B0" w:sz="4"/>
+              <w:right w:val="single" w:color="B0B0B0" w:sz="4"/>
+            </w:tcBorders>
+            <w:tcMar>
+              <w:top w:type="dxa" w:w="60"/>
+              <w:left w:type="dxa" w:w="100"/>
+              <w:bottom w:type="dxa" w:w="60"/>
+              <w:right w:type="dxa" w:w="100"/>
+            </w:tcMar>
+          </w:tcPr>
+          <w:p>
+            <w:r>
+              <w:rPr>
+                <w:sz w:val="18"/>
+                <w:szCs w:val="18"/>
+              </w:rPr>
+              <w:t xml:space="preserve">0</w:t>
+            </w:r>
+          </w:p>
+        </w:tc>
+        <w:tc>
+          <w:tcPr>
+            <w:tcW w:type="dxa" w:w="1152"/>
+            <w:tcBorders>
+              <w:top w:val="single" w:color="B0B0B0" w:sz="4"/>
+              <w:left w:val="single" w:color="B0B0B0" w:sz="4"/>
+              <w:bottom w:val="single" w:color="B0B0B0" w:sz="4"/>
+              <w:right w:val="single" w:color="B0B0B0" w:sz="4"/>
+            </w:tcBorders>
+            <w:tcMar>
+              <w:top w:type="dxa" w:w="60"/>
+              <w:left w:type="dxa" w:w="100"/>
+              <w:bottom w:type="dxa" w:w="60"/>
+              <w:right w:type="dxa" w:w="100"/>
+            </w:tcMar>
+          </w:tcPr>
+          <w:p>
+            <w:r>
+              <w:rPr>
+                <w:sz w:val="18"/>
+                <w:szCs w:val="18"/>
+              </w:rPr>
+              <w:t xml:space="preserve">0</w:t>
+            </w:r>
+          </w:p>
+        </w:tc>
+        <w:tc>
+          <w:tcPr>
+            <w:tcW w:type="dxa" w:w="1156"/>
             <w:tcBorders>
               <w:top w:val="single" w:color="B0B0B0" w:sz="4"/>
               <w:left w:val="single" w:color="B0B0B0" w:sz="4"/>
